--- a/docs/BÁO CÁO ĐỒ ÁN CHUYÊN NGÀNH - CHƯƠNG 4 - NHÓM 5.docx
+++ b/docs/BÁO CÁO ĐỒ ÁN CHUYÊN NGÀNH - CHƯƠNG 4 - NHÓM 5.docx
@@ -4,7 +4,7 @@
   <w:body>
     <w:p>
       <w:pPr>
-        <w:spacing w:before="0" w:after="40" w:line="312" w:lineRule="auto"/>
+        <w:spacing w:before="240" w:after="40" w:line="288" w:lineRule="auto"/>
         <w:jc w:val="center"/>
       </w:pPr>
       <w:r>
@@ -12,15 +12,14 @@
           <w:rFonts w:ascii="Times New Roman" w:hAnsi="Times New Roman"/>
           <w:b/>
           <w:i w:val="0"/>
-          <w:color w:val="000000"/>
-          <w:sz w:val="26"/>
+          <w:sz w:val="28"/>
         </w:rPr>
         <w:t>TRƯỜNG ĐẠI HỌC CÔNG NGHỆ ĐÔNG Á</w:t>
       </w:r>
     </w:p>
     <w:p>
       <w:pPr>
-        <w:spacing w:before="0" w:after="80" w:line="312" w:lineRule="auto"/>
+        <w:spacing w:before="0" w:after="360" w:line="288" w:lineRule="auto"/>
         <w:jc w:val="center"/>
       </w:pPr>
       <w:r>
@@ -28,31 +27,27 @@
           <w:rFonts w:ascii="Times New Roman" w:hAnsi="Times New Roman"/>
           <w:b/>
           <w:i w:val="0"/>
-          <w:color w:val="000000"/>
-          <w:sz w:val="26"/>
+          <w:sz w:val="28"/>
         </w:rPr>
         <w:t>KHOA CÔNG NGHỆ THÔNG TIN</w:t>
       </w:r>
     </w:p>
     <w:p>
       <w:pPr>
-        <w:spacing w:before="0" w:after="280" w:line="312" w:lineRule="auto"/>
+        <w:spacing w:after="720"/>
         <w:jc w:val="center"/>
       </w:pPr>
       <w:r>
         <w:rPr>
           <w:rFonts w:ascii="Times New Roman" w:hAnsi="Times New Roman"/>
-          <w:b w:val="0"/>
-          <w:i w:val="0"/>
-          <w:color w:val="000000"/>
-          <w:sz w:val="24"/>
+          <w:b/>
         </w:rPr>
         <w:t>--------------------***--------------------</w:t>
       </w:r>
     </w:p>
     <w:p>
       <w:pPr>
-        <w:spacing w:before="0" w:after="120" w:line="312" w:lineRule="auto"/>
+        <w:spacing w:before="200" w:after="80" w:line="288" w:lineRule="auto"/>
         <w:jc w:val="center"/>
       </w:pPr>
       <w:r>
@@ -60,15 +55,14 @@
           <w:rFonts w:ascii="Times New Roman" w:hAnsi="Times New Roman"/>
           <w:b/>
           <w:i w:val="0"/>
-          <w:color w:val="000000"/>
-          <w:sz w:val="30"/>
+          <w:sz w:val="32"/>
         </w:rPr>
         <w:t>BÁO CÁO ĐỒ ÁN CHUYÊN NGÀNH CÔNG NGHỆ PHẦN MỀM</w:t>
       </w:r>
     </w:p>
     <w:p>
       <w:pPr>
-        <w:spacing w:before="0" w:after="160" w:line="312" w:lineRule="auto"/>
+        <w:spacing w:before="0" w:after="360" w:line="288" w:lineRule="auto"/>
         <w:jc w:val="center"/>
       </w:pPr>
       <w:r>
@@ -76,15 +70,14 @@
           <w:rFonts w:ascii="Times New Roman" w:hAnsi="Times New Roman"/>
           <w:b/>
           <w:i w:val="0"/>
-          <w:color w:val="000000"/>
-          <w:sz w:val="28"/>
+          <w:sz w:val="34"/>
         </w:rPr>
-        <w:t>ĐỀ TÀI: XÂY DỰNG ỨNG DỤNG NHẮN TIN VÀ TRUYỀN THÔNG TIN DESKTOP</w:t>
+        <w:t>ĐỀ TÀI: XÂY DỰNG ỨNG DỤNG NHẮN TIN VÀ TRUYỀN THÔNG TIN</w:t>
       </w:r>
     </w:p>
     <w:p>
       <w:pPr>
-        <w:spacing w:before="0" w:after="400" w:line="312" w:lineRule="auto"/>
+        <w:spacing w:before="0" w:after="480" w:line="288" w:lineRule="auto"/>
         <w:jc w:val="center"/>
       </w:pPr>
       <w:r>
@@ -92,63 +85,368 @@
           <w:rFonts w:ascii="Times New Roman" w:hAnsi="Times New Roman"/>
           <w:b/>
           <w:i w:val="0"/>
-          <w:color w:val="003366"/>
-          <w:sz w:val="28"/>
+          <w:sz w:val="30"/>
         </w:rPr>
         <w:t>CHƯƠNG IV: PHÂN TÍCH VÀ THIẾT KẾ HỆ THỐNG</w:t>
       </w:r>
     </w:p>
+    <w:tbl>
+      <w:tblPr>
+        <w:tblW w:type="auto" w:w="0"/>
+        <w:jc w:val="center"/>
+        <w:tblLook w:firstColumn="1" w:firstRow="1" w:lastColumn="0" w:lastRow="0" w:noHBand="0" w:noVBand="1" w:val="04A0"/>
+      </w:tblPr>
+      <w:tblGrid>
+        <w:gridCol w:w="4535"/>
+        <w:gridCol w:w="4535"/>
+      </w:tblGrid>
+      <w:tr>
+        <w:tc>
+          <w:tcPr>
+            <w:tcW w:type="dxa" w:w="4535"/>
+            <w:tcMar>
+              <w:top w:w="60" w:type="dxa"/>
+              <w:bottom w:w="60" w:type="dxa"/>
+              <w:left w:w="60" w:type="dxa"/>
+              <w:right w:w="60" w:type="dxa"/>
+            </w:tcMar>
+          </w:tcPr>
+          <w:p>
+            <w:r/>
+            <w:r>
+              <w:rPr>
+                <w:rFonts w:ascii="Times New Roman" w:hAnsi="Times New Roman"/>
+                <w:b/>
+                <w:sz w:val="26"/>
+              </w:rPr>
+              <w:t>Học phần:</w:t>
+            </w:r>
+          </w:p>
+        </w:tc>
+        <w:tc>
+          <w:tcPr>
+            <w:tcW w:type="dxa" w:w="4535"/>
+            <w:tcMar>
+              <w:top w:w="60" w:type="dxa"/>
+              <w:bottom w:w="60" w:type="dxa"/>
+              <w:left w:w="60" w:type="dxa"/>
+              <w:right w:w="60" w:type="dxa"/>
+            </w:tcMar>
+          </w:tcPr>
+          <w:p>
+            <w:r/>
+            <w:r>
+              <w:rPr>
+                <w:rFonts w:ascii="Times New Roman" w:hAnsi="Times New Roman"/>
+                <w:sz w:val="26"/>
+              </w:rPr>
+              <w:t>Đồ án chuyên ngành Công nghệ phần mềm</w:t>
+            </w:r>
+          </w:p>
+        </w:tc>
+      </w:tr>
+      <w:tr>
+        <w:tc>
+          <w:tcPr>
+            <w:tcW w:type="dxa" w:w="4535"/>
+            <w:tcMar>
+              <w:top w:w="60" w:type="dxa"/>
+              <w:bottom w:w="60" w:type="dxa"/>
+              <w:left w:w="60" w:type="dxa"/>
+              <w:right w:w="60" w:type="dxa"/>
+            </w:tcMar>
+          </w:tcPr>
+          <w:p>
+            <w:r/>
+            <w:r>
+              <w:rPr>
+                <w:rFonts w:ascii="Times New Roman" w:hAnsi="Times New Roman"/>
+                <w:b/>
+                <w:sz w:val="26"/>
+              </w:rPr>
+              <w:t>Giảng viên hướng dẫn:</w:t>
+            </w:r>
+          </w:p>
+        </w:tc>
+        <w:tc>
+          <w:tcPr>
+            <w:tcW w:type="dxa" w:w="4535"/>
+            <w:tcMar>
+              <w:top w:w="60" w:type="dxa"/>
+              <w:bottom w:w="60" w:type="dxa"/>
+              <w:left w:w="60" w:type="dxa"/>
+              <w:right w:w="60" w:type="dxa"/>
+            </w:tcMar>
+          </w:tcPr>
+          <w:p>
+            <w:r/>
+            <w:r>
+              <w:rPr>
+                <w:rFonts w:ascii="Times New Roman" w:hAnsi="Times New Roman"/>
+                <w:sz w:val="26"/>
+              </w:rPr>
+              <w:t>ThS. Giảng viên Bộ môn Công nghệ thông tin</w:t>
+            </w:r>
+          </w:p>
+        </w:tc>
+      </w:tr>
+      <w:tr>
+        <w:tc>
+          <w:tcPr>
+            <w:tcW w:type="dxa" w:w="4535"/>
+            <w:tcMar>
+              <w:top w:w="60" w:type="dxa"/>
+              <w:bottom w:w="60" w:type="dxa"/>
+              <w:left w:w="60" w:type="dxa"/>
+              <w:right w:w="60" w:type="dxa"/>
+            </w:tcMar>
+          </w:tcPr>
+          <w:p>
+            <w:r/>
+            <w:r>
+              <w:rPr>
+                <w:rFonts w:ascii="Times New Roman" w:hAnsi="Times New Roman"/>
+                <w:b/>
+                <w:sz w:val="26"/>
+              </w:rPr>
+              <w:t>Lớp tín chỉ:</w:t>
+            </w:r>
+          </w:p>
+        </w:tc>
+        <w:tc>
+          <w:tcPr>
+            <w:tcW w:type="dxa" w:w="4535"/>
+            <w:tcMar>
+              <w:top w:w="60" w:type="dxa"/>
+              <w:bottom w:w="60" w:type="dxa"/>
+              <w:left w:w="60" w:type="dxa"/>
+              <w:right w:w="60" w:type="dxa"/>
+            </w:tcMar>
+          </w:tcPr>
+          <w:p>
+            <w:r/>
+            <w:r>
+              <w:rPr>
+                <w:rFonts w:ascii="Times New Roman" w:hAnsi="Times New Roman"/>
+                <w:sz w:val="26"/>
+              </w:rPr>
+              <w:t>DCCNTT.14.5</w:t>
+            </w:r>
+          </w:p>
+        </w:tc>
+      </w:tr>
+      <w:tr>
+        <w:tc>
+          <w:tcPr>
+            <w:tcW w:type="dxa" w:w="4535"/>
+            <w:tcMar>
+              <w:top w:w="60" w:type="dxa"/>
+              <w:bottom w:w="60" w:type="dxa"/>
+              <w:left w:w="60" w:type="dxa"/>
+              <w:right w:w="60" w:type="dxa"/>
+            </w:tcMar>
+          </w:tcPr>
+          <w:p>
+            <w:r/>
+            <w:r>
+              <w:rPr>
+                <w:rFonts w:ascii="Times New Roman" w:hAnsi="Times New Roman"/>
+                <w:b/>
+                <w:sz w:val="26"/>
+              </w:rPr>
+              <w:t>Nhóm thực hiện:</w:t>
+            </w:r>
+          </w:p>
+        </w:tc>
+        <w:tc>
+          <w:tcPr>
+            <w:tcW w:type="dxa" w:w="4535"/>
+            <w:tcMar>
+              <w:top w:w="60" w:type="dxa"/>
+              <w:bottom w:w="60" w:type="dxa"/>
+              <w:left w:w="60" w:type="dxa"/>
+              <w:right w:w="60" w:type="dxa"/>
+            </w:tcMar>
+          </w:tcPr>
+          <w:p>
+            <w:r/>
+            <w:r>
+              <w:rPr>
+                <w:rFonts w:ascii="Times New Roman" w:hAnsi="Times New Roman"/>
+                <w:sz w:val="26"/>
+              </w:rPr>
+              <w:t>Nhóm 05</w:t>
+            </w:r>
+          </w:p>
+        </w:tc>
+      </w:tr>
+      <w:tr>
+        <w:tc>
+          <w:tcPr>
+            <w:tcW w:type="dxa" w:w="4535"/>
+            <w:tcMar>
+              <w:top w:w="60" w:type="dxa"/>
+              <w:bottom w:w="60" w:type="dxa"/>
+              <w:left w:w="60" w:type="dxa"/>
+              <w:right w:w="60" w:type="dxa"/>
+            </w:tcMar>
+          </w:tcPr>
+          <w:p>
+            <w:r/>
+            <w:r>
+              <w:rPr>
+                <w:rFonts w:ascii="Times New Roman" w:hAnsi="Times New Roman"/>
+                <w:b/>
+                <w:sz w:val="26"/>
+              </w:rPr>
+              <w:t>Sinh viên thực hiện:</w:t>
+            </w:r>
+          </w:p>
+        </w:tc>
+        <w:tc>
+          <w:tcPr>
+            <w:tcW w:type="dxa" w:w="4535"/>
+            <w:tcMar>
+              <w:top w:w="60" w:type="dxa"/>
+              <w:bottom w:w="60" w:type="dxa"/>
+              <w:left w:w="60" w:type="dxa"/>
+              <w:right w:w="60" w:type="dxa"/>
+            </w:tcMar>
+          </w:tcPr>
+          <w:p>
+            <w:r/>
+            <w:r>
+              <w:rPr>
+                <w:rFonts w:ascii="Times New Roman" w:hAnsi="Times New Roman"/>
+                <w:sz w:val="26"/>
+              </w:rPr>
+              <w:t>1. Vũ Duy Thái Sơn (Nhóm trưởng - MSV: 20231735)</w:t>
+              <w:br/>
+              <w:t>2. Vy Thế Mạnh (MSV: 20231865)</w:t>
+              <w:br/>
+              <w:t>3. Vũ Minh Dân (MSV: 20231833)</w:t>
+              <w:br/>
+              <w:t>4. Phạm Đức Tâm (MSV: 20231715)</w:t>
+              <w:br/>
+              <w:t>5. Hữu (Lớp DCCNTT.14.5)</w:t>
+            </w:r>
+          </w:p>
+        </w:tc>
+      </w:tr>
+      <w:tr>
+        <w:tc>
+          <w:tcPr>
+            <w:tcW w:type="dxa" w:w="4535"/>
+            <w:tcMar>
+              <w:top w:w="60" w:type="dxa"/>
+              <w:bottom w:w="60" w:type="dxa"/>
+              <w:left w:w="60" w:type="dxa"/>
+              <w:right w:w="60" w:type="dxa"/>
+            </w:tcMar>
+          </w:tcPr>
+          <w:p>
+            <w:r/>
+            <w:r>
+              <w:rPr>
+                <w:rFonts w:ascii="Times New Roman" w:hAnsi="Times New Roman"/>
+                <w:b/>
+                <w:sz w:val="26"/>
+              </w:rPr>
+              <w:t>Thời gian thực hiện:</w:t>
+            </w:r>
+          </w:p>
+        </w:tc>
+        <w:tc>
+          <w:tcPr>
+            <w:tcW w:type="dxa" w:w="4535"/>
+            <w:tcMar>
+              <w:top w:w="60" w:type="dxa"/>
+              <w:bottom w:w="60" w:type="dxa"/>
+              <w:left w:w="60" w:type="dxa"/>
+              <w:right w:w="60" w:type="dxa"/>
+            </w:tcMar>
+          </w:tcPr>
+          <w:p>
+            <w:r/>
+            <w:r>
+              <w:rPr>
+                <w:rFonts w:ascii="Times New Roman" w:hAnsi="Times New Roman"/>
+                <w:sz w:val="26"/>
+              </w:rPr>
+              <w:t>Năm học 2026</w:t>
+            </w:r>
+          </w:p>
+        </w:tc>
+      </w:tr>
+    </w:tbl>
     <w:p>
       <w:pPr>
-        <w:spacing w:before="0" w:after="160" w:line="312" w:lineRule="auto"/>
-        <w:jc w:val="both"/>
+        <w:spacing w:before="960"/>
+        <w:jc w:val="center"/>
+      </w:pPr>
+      <w:r>
+        <w:rPr>
+          <w:rFonts w:ascii="Times New Roman" w:hAnsi="Times New Roman"/>
+          <w:b/>
+          <w:sz w:val="26"/>
+        </w:rPr>
+        <w:t>Hà Nội, Năm 2026</w:t>
+      </w:r>
+    </w:p>
+    <w:p>
+      <w:r>
+        <w:br w:type="page"/>
+      </w:r>
+    </w:p>
+    <w:p>
+      <w:pPr>
+        <w:spacing w:before="200" w:after="280" w:line="288" w:lineRule="auto"/>
+        <w:jc w:val="center"/>
       </w:pPr>
       <w:r>
         <w:rPr>
           <w:rFonts w:ascii="Times New Roman" w:hAnsi="Times New Roman"/>
           <w:b/>
           <w:i w:val="0"/>
-          <w:color w:val="003366"/>
-          <w:sz w:val="28"/>
+          <w:sz w:val="32"/>
         </w:rPr>
         <w:t>CHƯƠNG IV. PHÂN TÍCH VÀ THIẾT KẾ HỆ THỐNG</w:t>
       </w:r>
     </w:p>
     <w:p>
       <w:pPr>
-        <w:spacing w:before="0" w:after="120" w:line="312" w:lineRule="auto"/>
-        <w:jc w:val="both"/>
+        <w:spacing w:before="280" w:after="120" w:line="288" w:lineRule="auto"/>
+        <w:jc w:val="left"/>
       </w:pPr>
       <w:r>
         <w:rPr>
           <w:rFonts w:ascii="Times New Roman" w:hAnsi="Times New Roman"/>
           <w:b/>
           <w:i w:val="0"/>
-          <w:color w:val="000000"/>
-          <w:sz w:val="27"/>
+          <w:sz w:val="30"/>
         </w:rPr>
         <w:t>4.1. Phân tích hệ thống (System Analysis)</w:t>
       </w:r>
     </w:p>
     <w:p>
       <w:pPr>
-        <w:spacing w:before="0" w:after="80" w:line="312" w:lineRule="auto"/>
-        <w:jc w:val="both"/>
+        <w:spacing w:before="200" w:after="80" w:line="288" w:lineRule="auto"/>
+        <w:jc w:val="left"/>
       </w:pPr>
       <w:r>
         <w:rPr>
           <w:rFonts w:ascii="Times New Roman" w:hAnsi="Times New Roman"/>
           <w:b/>
-          <w:i/>
-          <w:color w:val="000000"/>
-          <w:sz w:val="26"/>
+          <w:i w:val="0"/>
+          <w:sz w:val="27"/>
         </w:rPr>
-        <w:t>4.1.1. Xác định tác nhân và Danh mục Use Case hệ thống</w:t>
+        <w:t>4.1.1. Xác định tác nhân và Use Case hệ thống</w:t>
       </w:r>
     </w:p>
     <w:p>
       <w:pPr>
-        <w:spacing w:before="0" w:after="120" w:line="312" w:lineRule="auto"/>
+        <w:spacing w:line="312" w:lineRule="auto" w:before="0" w:after="80"/>
+        <w:ind w:firstLine="567"/>
         <w:jc w:val="both"/>
       </w:pPr>
       <w:r>
@@ -156,15 +454,96 @@
           <w:rFonts w:ascii="Times New Roman" w:hAnsi="Times New Roman"/>
           <w:b w:val="0"/>
           <w:i w:val="0"/>
-          <w:color w:val="000000"/>
           <w:sz w:val="26"/>
         </w:rPr>
-        <w:t>Hệ thống 'Vibe Người Tốt' phân định 3 tác nhân chính với 22 Use Case nghiệp vụ hoàn thiện:</w:t>
+        <w:t>Dựa trên kết quả khảo sát yêu cầu nghiệp vụ ở Chương II, hệ thống phân định rõ ràng quyền hạn và hành vi của các tác nhân:</w:t>
       </w:r>
     </w:p>
     <w:p>
       <w:pPr>
-        <w:spacing w:before="0" w:after="120" w:line="312" w:lineRule="auto"/>
+        <w:spacing w:line="312" w:lineRule="auto" w:before="0" w:after="60"/>
+        <w:ind w:left="567" w:hanging="283"/>
+        <w:jc w:val="both"/>
+      </w:pPr>
+      <w:r>
+        <w:rPr>
+          <w:rFonts w:ascii="Times New Roman" w:hAnsi="Times New Roman"/>
+          <w:b/>
+          <w:sz w:val="26"/>
+        </w:rPr>
+        <w:t xml:space="preserve">1. Tác nhân Khách (Guest): </w:t>
+      </w:r>
+      <w:r>
+        <w:rPr>
+          <w:rFonts w:ascii="Times New Roman" w:hAnsi="Times New Roman"/>
+          <w:sz w:val="26"/>
+        </w:rPr>
+        <w:t>Bao gồm các Use Case: Đăng ký tài khoản mới (`UC01 - Register`), Đăng nhập vào hệ thống (`UC02 - Login`), Đăng nhập nhanh cho thành viên đồ án (`UC03 - Quick Login`), Cấu hình địa chỉ máy chủ mạng LAN / WAN (`UC14 - Server Connection Settings`).</w:t>
+      </w:r>
+    </w:p>
+    <w:p>
+      <w:pPr>
+        <w:spacing w:line="312" w:lineRule="auto" w:before="0" w:after="60"/>
+        <w:ind w:left="567" w:hanging="283"/>
+        <w:jc w:val="both"/>
+      </w:pPr>
+      <w:r>
+        <w:rPr>
+          <w:rFonts w:ascii="Times New Roman" w:hAnsi="Times New Roman"/>
+          <w:b/>
+          <w:sz w:val="26"/>
+        </w:rPr>
+        <w:t xml:space="preserve">2. Tác nhân Người dùng (Member): </w:t>
+      </w:r>
+      <w:r>
+        <w:rPr>
+          <w:rFonts w:ascii="Times New Roman" w:hAnsi="Times New Roman"/>
+          <w:sz w:val="26"/>
+        </w:rPr>
+        <w:t>Bao gồm các Use Case: Quản lý trang cá nhân (`UC04 - Profile`), Tìm kiếm bạn bè (`UC05 - Search Friends`), Nhắn tin cá nhân 1-1 (`UC06 - Direct Chat`), Nhắn tin nhóm (`UC07 - Group Chat`), Gửi biểu tượng Emoji (`UC08 - Send Emoji`), Tải lên hình ảnh/tệp tin (`UC09 - Upload Media/File`), Tải xuống tệp tin (`UC10 - Download File`), Bật/Tắt giao diện tối sáng (`UC11 - Toggle Theme`), Đăng xuất (`UC12 - Logout`).</w:t>
+      </w:r>
+    </w:p>
+    <w:p>
+      <w:pPr>
+        <w:spacing w:line="312" w:lineRule="auto" w:before="0" w:after="60"/>
+        <w:ind w:left="567" w:hanging="283"/>
+        <w:jc w:val="both"/>
+      </w:pPr>
+      <w:r>
+        <w:rPr>
+          <w:rFonts w:ascii="Times New Roman" w:hAnsi="Times New Roman"/>
+          <w:b/>
+          <w:sz w:val="26"/>
+        </w:rPr>
+        <w:t xml:space="preserve">3. Tác nhân Quản trị nhóm (Group Admin): </w:t>
+      </w:r>
+      <w:r>
+        <w:rPr>
+          <w:rFonts w:ascii="Times New Roman" w:hAnsi="Times New Roman"/>
+          <w:sz w:val="26"/>
+        </w:rPr>
+        <w:t>Kế thừa toàn bộ quyền của Người dùng, bổ sung thêm Use Case: Tạo nhóm trò chuyện mới (`UC13 - Create Group`), Đặt tên nhóm và phân quyền thành viên.</w:t>
+      </w:r>
+    </w:p>
+    <w:p>
+      <w:pPr>
+        <w:spacing w:before="200" w:after="80" w:line="288" w:lineRule="auto"/>
+        <w:jc w:val="left"/>
+      </w:pPr>
+      <w:r>
+        <w:rPr>
+          <w:rFonts w:ascii="Times New Roman" w:hAnsi="Times New Roman"/>
+          <w:b/>
+          <w:i w:val="0"/>
+          <w:sz w:val="27"/>
+        </w:rPr>
+        <w:t>4.1.2. Biểu đồ phân rã chức năng (Business Function Diagram - BFD)</w:t>
+      </w:r>
+    </w:p>
+    <w:p>
+      <w:pPr>
+        <w:spacing w:line="312" w:lineRule="auto" w:before="0" w:after="80"/>
+        <w:ind w:firstLine="567"/>
         <w:jc w:val="both"/>
       </w:pPr>
       <w:r>
@@ -172,15 +551,1215 @@
           <w:rFonts w:ascii="Times New Roman" w:hAnsi="Times New Roman"/>
           <w:b w:val="0"/>
           <w:i w:val="0"/>
-          <w:color w:val="000000"/>
           <w:sz w:val="26"/>
         </w:rPr>
-        <w:t>1. Tác nhân Khách (Guest): Đăng ký tài khoản mới (UC01), Đăng nhập vào hệ thống (UC02), Đăng nhập nhanh cho thành viên nhóm (UC03), Cấu hình kết nối Máy chủ LAN / WAN (UC04).</w:t>
+        <w:t>Hệ thống 'Ứng dụng nhắn tin và truyền thông tin' được phân rã thành 4 phân hệ chức năng cấp 1 và các chức năng cấp 2 chi tiết:</w:t>
       </w:r>
     </w:p>
     <w:p>
       <w:pPr>
-        <w:spacing w:before="0" w:after="120" w:line="312" w:lineRule="auto"/>
+        <w:spacing w:line="312" w:lineRule="auto" w:before="0" w:after="60"/>
+        <w:ind w:left="567" w:hanging="283"/>
+        <w:jc w:val="both"/>
+      </w:pPr>
+      <w:r>
+        <w:rPr>
+          <w:rFonts w:ascii="Times New Roman" w:hAnsi="Times New Roman"/>
+          <w:b/>
+          <w:sz w:val="26"/>
+        </w:rPr>
+        <w:t>• Phân hệ 1.0 - Quản lý tài khoản và phiên đăng nhập:</w:t>
+      </w:r>
+      <w:r>
+        <w:rPr>
+          <w:rFonts w:ascii="Times New Roman" w:hAnsi="Times New Roman"/>
+          <w:sz w:val="26"/>
+        </w:rPr>
+      </w:r>
+    </w:p>
+    <w:p>
+      <w:pPr>
+        <w:spacing w:line="312" w:lineRule="auto" w:before="0" w:after="60"/>
+        <w:ind w:left="567" w:hanging="283"/>
+        <w:jc w:val="both"/>
+      </w:pPr>
+      <w:r>
+        <w:rPr>
+          <w:rFonts w:ascii="Times New Roman" w:hAnsi="Times New Roman"/>
+          <w:b/>
+          <w:sz w:val="26"/>
+        </w:rPr>
+        <w:t xml:space="preserve">  - 1.1: </w:t>
+      </w:r>
+      <w:r>
+        <w:rPr>
+          <w:rFonts w:ascii="Times New Roman" w:hAnsi="Times New Roman"/>
+          <w:sz w:val="26"/>
+        </w:rPr>
+        <w:t>Đăng ký tài khoản người dùng.</w:t>
+      </w:r>
+    </w:p>
+    <w:p>
+      <w:pPr>
+        <w:spacing w:line="312" w:lineRule="auto" w:before="0" w:after="60"/>
+        <w:ind w:left="567" w:hanging="283"/>
+        <w:jc w:val="both"/>
+      </w:pPr>
+      <w:r>
+        <w:rPr>
+          <w:rFonts w:ascii="Times New Roman" w:hAnsi="Times New Roman"/>
+          <w:b/>
+          <w:sz w:val="26"/>
+        </w:rPr>
+        <w:t xml:space="preserve">  - 1.2: </w:t>
+      </w:r>
+      <w:r>
+        <w:rPr>
+          <w:rFonts w:ascii="Times New Roman" w:hAnsi="Times New Roman"/>
+          <w:sz w:val="26"/>
+        </w:rPr>
+        <w:t>Xác thực danh tính và Đăng nhập hệ thống.</w:t>
+      </w:r>
+    </w:p>
+    <w:p>
+      <w:pPr>
+        <w:spacing w:line="312" w:lineRule="auto" w:before="0" w:after="60"/>
+        <w:ind w:left="567" w:hanging="283"/>
+        <w:jc w:val="both"/>
+      </w:pPr>
+      <w:r>
+        <w:rPr>
+          <w:rFonts w:ascii="Times New Roman" w:hAnsi="Times New Roman"/>
+          <w:b/>
+          <w:sz w:val="26"/>
+        </w:rPr>
+        <w:t xml:space="preserve">  - 1.3: </w:t>
+      </w:r>
+      <w:r>
+        <w:rPr>
+          <w:rFonts w:ascii="Times New Roman" w:hAnsi="Times New Roman"/>
+          <w:sz w:val="26"/>
+        </w:rPr>
+        <w:t>Cập nhật và theo dõi trạng thái hoạt động trực tuyến (Online/Offline).</w:t>
+      </w:r>
+    </w:p>
+    <w:p>
+      <w:pPr>
+        <w:spacing w:line="312" w:lineRule="auto" w:before="0" w:after="60"/>
+        <w:ind w:left="567" w:hanging="283"/>
+        <w:jc w:val="both"/>
+      </w:pPr>
+      <w:r>
+        <w:rPr>
+          <w:rFonts w:ascii="Times New Roman" w:hAnsi="Times New Roman"/>
+          <w:b/>
+          <w:sz w:val="26"/>
+        </w:rPr>
+        <w:t xml:space="preserve">  - 1.4: </w:t>
+      </w:r>
+      <w:r>
+        <w:rPr>
+          <w:rFonts w:ascii="Times New Roman" w:hAnsi="Times New Roman"/>
+          <w:sz w:val="26"/>
+        </w:rPr>
+        <w:t>Đăng xuất an toàn và giải phóng kết nối Socket.</w:t>
+      </w:r>
+    </w:p>
+    <w:p>
+      <w:pPr>
+        <w:spacing w:line="312" w:lineRule="auto" w:before="0" w:after="60"/>
+        <w:ind w:left="567" w:hanging="283"/>
+        <w:jc w:val="both"/>
+      </w:pPr>
+      <w:r>
+        <w:rPr>
+          <w:rFonts w:ascii="Times New Roman" w:hAnsi="Times New Roman"/>
+          <w:b/>
+          <w:sz w:val="26"/>
+        </w:rPr>
+        <w:t>• Phân hệ 2.0 - Quản lý danh bạ và nhóm trò chuyện:</w:t>
+      </w:r>
+      <w:r>
+        <w:rPr>
+          <w:rFonts w:ascii="Times New Roman" w:hAnsi="Times New Roman"/>
+          <w:sz w:val="26"/>
+        </w:rPr>
+      </w:r>
+    </w:p>
+    <w:p>
+      <w:pPr>
+        <w:spacing w:line="312" w:lineRule="auto" w:before="0" w:after="60"/>
+        <w:ind w:left="567" w:hanging="283"/>
+        <w:jc w:val="both"/>
+      </w:pPr>
+      <w:r>
+        <w:rPr>
+          <w:rFonts w:ascii="Times New Roman" w:hAnsi="Times New Roman"/>
+          <w:b/>
+          <w:sz w:val="26"/>
+        </w:rPr>
+        <w:t xml:space="preserve">  - 2.1: </w:t>
+      </w:r>
+      <w:r>
+        <w:rPr>
+          <w:rFonts w:ascii="Times New Roman" w:hAnsi="Times New Roman"/>
+          <w:sz w:val="26"/>
+        </w:rPr>
+        <w:t>Tìm kiếm người dùng theo tên và username.</w:t>
+      </w:r>
+    </w:p>
+    <w:p>
+      <w:pPr>
+        <w:spacing w:line="312" w:lineRule="auto" w:before="0" w:after="60"/>
+        <w:ind w:left="567" w:hanging="283"/>
+        <w:jc w:val="both"/>
+      </w:pPr>
+      <w:r>
+        <w:rPr>
+          <w:rFonts w:ascii="Times New Roman" w:hAnsi="Times New Roman"/>
+          <w:b/>
+          <w:sz w:val="26"/>
+        </w:rPr>
+        <w:t xml:space="preserve">  - 2.2: </w:t>
+      </w:r>
+      <w:r>
+        <w:rPr>
+          <w:rFonts w:ascii="Times New Roman" w:hAnsi="Times New Roman"/>
+          <w:sz w:val="26"/>
+        </w:rPr>
+        <w:t>Thiết lập cuộc trò chuyện 1-1 trực tiếp.</w:t>
+      </w:r>
+    </w:p>
+    <w:p>
+      <w:pPr>
+        <w:spacing w:line="312" w:lineRule="auto" w:before="0" w:after="60"/>
+        <w:ind w:left="567" w:hanging="283"/>
+        <w:jc w:val="both"/>
+      </w:pPr>
+      <w:r>
+        <w:rPr>
+          <w:rFonts w:ascii="Times New Roman" w:hAnsi="Times New Roman"/>
+          <w:b/>
+          <w:sz w:val="26"/>
+        </w:rPr>
+        <w:t xml:space="preserve">  - 2.3: </w:t>
+      </w:r>
+      <w:r>
+        <w:rPr>
+          <w:rFonts w:ascii="Times New Roman" w:hAnsi="Times New Roman"/>
+          <w:sz w:val="26"/>
+        </w:rPr>
+        <w:t>Khởi tạo nhóm trò chuyện mới và chọn thành viên.</w:t>
+      </w:r>
+    </w:p>
+    <w:p>
+      <w:pPr>
+        <w:spacing w:line="312" w:lineRule="auto" w:before="0" w:after="60"/>
+        <w:ind w:left="567" w:hanging="283"/>
+        <w:jc w:val="both"/>
+      </w:pPr>
+      <w:r>
+        <w:rPr>
+          <w:rFonts w:ascii="Times New Roman" w:hAnsi="Times New Roman"/>
+          <w:b/>
+          <w:sz w:val="26"/>
+        </w:rPr>
+        <w:t xml:space="preserve">  - 2.4: </w:t>
+      </w:r>
+      <w:r>
+        <w:rPr>
+          <w:rFonts w:ascii="Times New Roman" w:hAnsi="Times New Roman"/>
+          <w:sz w:val="26"/>
+        </w:rPr>
+        <w:t>Hiển thị danh sách hội thoại kèm trích đoạn tin nhắn mới nhất.</w:t>
+      </w:r>
+    </w:p>
+    <w:p>
+      <w:pPr>
+        <w:spacing w:line="312" w:lineRule="auto" w:before="0" w:after="60"/>
+        <w:ind w:left="567" w:hanging="283"/>
+        <w:jc w:val="both"/>
+      </w:pPr>
+      <w:r>
+        <w:rPr>
+          <w:rFonts w:ascii="Times New Roman" w:hAnsi="Times New Roman"/>
+          <w:b/>
+          <w:sz w:val="26"/>
+        </w:rPr>
+        <w:t>• Phân hệ 3.0 - Nhắn tin thời gian thực (Real-time Messaging):</w:t>
+      </w:r>
+      <w:r>
+        <w:rPr>
+          <w:rFonts w:ascii="Times New Roman" w:hAnsi="Times New Roman"/>
+          <w:sz w:val="26"/>
+        </w:rPr>
+      </w:r>
+    </w:p>
+    <w:p>
+      <w:pPr>
+        <w:spacing w:line="312" w:lineRule="auto" w:before="0" w:after="60"/>
+        <w:ind w:left="567" w:hanging="283"/>
+        <w:jc w:val="both"/>
+      </w:pPr>
+      <w:r>
+        <w:rPr>
+          <w:rFonts w:ascii="Times New Roman" w:hAnsi="Times New Roman"/>
+          <w:b/>
+          <w:sz w:val="26"/>
+        </w:rPr>
+        <w:t xml:space="preserve">  - 3.1: </w:t>
+      </w:r>
+      <w:r>
+        <w:rPr>
+          <w:rFonts w:ascii="Times New Roman" w:hAnsi="Times New Roman"/>
+          <w:sz w:val="26"/>
+        </w:rPr>
+        <w:t>Soạn thảo và gửi tin nhắn văn bản tức thời.</w:t>
+      </w:r>
+    </w:p>
+    <w:p>
+      <w:pPr>
+        <w:spacing w:line="312" w:lineRule="auto" w:before="0" w:after="60"/>
+        <w:ind w:left="567" w:hanging="283"/>
+        <w:jc w:val="both"/>
+      </w:pPr>
+      <w:r>
+        <w:rPr>
+          <w:rFonts w:ascii="Times New Roman" w:hAnsi="Times New Roman"/>
+          <w:b/>
+          <w:sz w:val="26"/>
+        </w:rPr>
+        <w:t xml:space="preserve">  - 3.2: </w:t>
+      </w:r>
+      <w:r>
+        <w:rPr>
+          <w:rFonts w:ascii="Times New Roman" w:hAnsi="Times New Roman"/>
+          <w:sz w:val="26"/>
+        </w:rPr>
+        <w:t>Chèn và gửi biểu tượng cảm xúc (Emoji bar).</w:t>
+      </w:r>
+    </w:p>
+    <w:p>
+      <w:pPr>
+        <w:spacing w:line="312" w:lineRule="auto" w:before="0" w:after="60"/>
+        <w:ind w:left="567" w:hanging="283"/>
+        <w:jc w:val="both"/>
+      </w:pPr>
+      <w:r>
+        <w:rPr>
+          <w:rFonts w:ascii="Times New Roman" w:hAnsi="Times New Roman"/>
+          <w:b/>
+          <w:sz w:val="26"/>
+        </w:rPr>
+        <w:t xml:space="preserve">  - 3.3: </w:t>
+      </w:r>
+      <w:r>
+        <w:rPr>
+          <w:rFonts w:ascii="Times New Roman" w:hAnsi="Times New Roman"/>
+          <w:sz w:val="26"/>
+        </w:rPr>
+        <w:t>Hiển thị bong bóng tin nhắn (Chat bubble) phân biệt người gửi và người nhận.</w:t>
+      </w:r>
+    </w:p>
+    <w:p>
+      <w:pPr>
+        <w:spacing w:line="312" w:lineRule="auto" w:before="0" w:after="60"/>
+        <w:ind w:left="567" w:hanging="283"/>
+        <w:jc w:val="both"/>
+      </w:pPr>
+      <w:r>
+        <w:rPr>
+          <w:rFonts w:ascii="Times New Roman" w:hAnsi="Times New Roman"/>
+          <w:b/>
+          <w:sz w:val="26"/>
+        </w:rPr>
+        <w:t xml:space="preserve">  - 3.4: </w:t>
+      </w:r>
+      <w:r>
+        <w:rPr>
+          <w:rFonts w:ascii="Times New Roman" w:hAnsi="Times New Roman"/>
+          <w:sz w:val="26"/>
+        </w:rPr>
+        <w:t>Phát hiện và hiển thị trạng thái đang soạn tin (Typing indicator).</w:t>
+      </w:r>
+    </w:p>
+    <w:p>
+      <w:pPr>
+        <w:spacing w:line="312" w:lineRule="auto" w:before="0" w:after="60"/>
+        <w:ind w:left="567" w:hanging="283"/>
+        <w:jc w:val="both"/>
+      </w:pPr>
+      <w:r>
+        <w:rPr>
+          <w:rFonts w:ascii="Times New Roman" w:hAnsi="Times New Roman"/>
+          <w:b/>
+          <w:sz w:val="26"/>
+        </w:rPr>
+        <w:t>• Phân hệ 4.0 - Truyền tải và chia sẻ tệp tin đa phương tiện:</w:t>
+      </w:r>
+      <w:r>
+        <w:rPr>
+          <w:rFonts w:ascii="Times New Roman" w:hAnsi="Times New Roman"/>
+          <w:sz w:val="26"/>
+        </w:rPr>
+      </w:r>
+    </w:p>
+    <w:p>
+      <w:pPr>
+        <w:spacing w:line="312" w:lineRule="auto" w:before="0" w:after="60"/>
+        <w:ind w:left="567" w:hanging="283"/>
+        <w:jc w:val="both"/>
+      </w:pPr>
+      <w:r>
+        <w:rPr>
+          <w:rFonts w:ascii="Times New Roman" w:hAnsi="Times New Roman"/>
+          <w:b/>
+          <w:sz w:val="26"/>
+        </w:rPr>
+        <w:t xml:space="preserve">  - 4.1: </w:t>
+      </w:r>
+      <w:r>
+        <w:rPr>
+          <w:rFonts w:ascii="Times New Roman" w:hAnsi="Times New Roman"/>
+          <w:sz w:val="26"/>
+        </w:rPr>
+        <w:t>Chọn và tải lên tệp tin tài liệu (PDF, Word, Excel, ZIP...).</w:t>
+      </w:r>
+    </w:p>
+    <w:p>
+      <w:pPr>
+        <w:spacing w:line="312" w:lineRule="auto" w:before="0" w:after="60"/>
+        <w:ind w:left="567" w:hanging="283"/>
+        <w:jc w:val="both"/>
+      </w:pPr>
+      <w:r>
+        <w:rPr>
+          <w:rFonts w:ascii="Times New Roman" w:hAnsi="Times New Roman"/>
+          <w:b/>
+          <w:sz w:val="26"/>
+        </w:rPr>
+        <w:t xml:space="preserve">  - 4.2: </w:t>
+      </w:r>
+      <w:r>
+        <w:rPr>
+          <w:rFonts w:ascii="Times New Roman" w:hAnsi="Times New Roman"/>
+          <w:sz w:val="26"/>
+        </w:rPr>
+        <w:t>Tải lên và xem trước hình ảnh (PNG, JPG, GIF...).</w:t>
+      </w:r>
+    </w:p>
+    <w:p>
+      <w:pPr>
+        <w:spacing w:line="312" w:lineRule="auto" w:before="0" w:after="60"/>
+        <w:ind w:left="567" w:hanging="283"/>
+        <w:jc w:val="both"/>
+      </w:pPr>
+      <w:r>
+        <w:rPr>
+          <w:rFonts w:ascii="Times New Roman" w:hAnsi="Times New Roman"/>
+          <w:b/>
+          <w:sz w:val="26"/>
+        </w:rPr>
+        <w:t xml:space="preserve">  - 4.3: </w:t>
+      </w:r>
+      <w:r>
+        <w:rPr>
+          <w:rFonts w:ascii="Times New Roman" w:hAnsi="Times New Roman"/>
+          <w:sz w:val="26"/>
+        </w:rPr>
+        <w:t>Lưu trữ tệp tin nhị phân và định danh UUID an toàn tại Server.</w:t>
+      </w:r>
+    </w:p>
+    <w:p>
+      <w:pPr>
+        <w:spacing w:line="312" w:lineRule="auto" w:before="0" w:after="60"/>
+        <w:ind w:left="567" w:hanging="283"/>
+        <w:jc w:val="both"/>
+      </w:pPr>
+      <w:r>
+        <w:rPr>
+          <w:rFonts w:ascii="Times New Roman" w:hAnsi="Times New Roman"/>
+          <w:b/>
+          <w:sz w:val="26"/>
+        </w:rPr>
+        <w:t xml:space="preserve">  - 4.4: </w:t>
+      </w:r>
+      <w:r>
+        <w:rPr>
+          <w:rFonts w:ascii="Times New Roman" w:hAnsi="Times New Roman"/>
+          <w:sz w:val="26"/>
+        </w:rPr>
+        <w:t>Tải về tệp tin trực tiếp về máy tính người dùng.</w:t>
+      </w:r>
+    </w:p>
+    <w:p>
+      <w:pPr>
+        <w:spacing w:before="200" w:after="80" w:line="288" w:lineRule="auto"/>
+        <w:jc w:val="left"/>
+      </w:pPr>
+      <w:r>
+        <w:rPr>
+          <w:rFonts w:ascii="Times New Roman" w:hAnsi="Times New Roman"/>
+          <w:b/>
+          <w:i w:val="0"/>
+          <w:sz w:val="27"/>
+        </w:rPr>
+        <w:t>4.1.3. Đặc tả chi tiết các Use Case chính</w:t>
+      </w:r>
+    </w:p>
+    <w:p>
+      <w:pPr>
+        <w:spacing w:before="120" w:after="120" w:line="288" w:lineRule="auto"/>
+        <w:jc w:val="center"/>
+      </w:pPr>
+      <w:r>
+        <w:rPr>
+          <w:rFonts w:ascii="Times New Roman" w:hAnsi="Times New Roman"/>
+          <w:b/>
+          <w:i/>
+          <w:sz w:val="24"/>
+        </w:rPr>
+        <w:t>Bảng 4.1: Bảng đặc tả Use Case Đăng nhập hệ thống (UC02)</w:t>
+      </w:r>
+    </w:p>
+    <w:tbl>
+      <w:tblPr>
+        <w:tblW w:type="auto" w:w="0"/>
+        <w:jc w:val="center"/>
+        <w:tblLook w:firstColumn="1" w:firstRow="1" w:lastColumn="0" w:lastRow="0" w:noHBand="0" w:noVBand="1" w:val="04A0"/>
+        <w:tblBorders>
+          <w:top w:val="single" w:sz="4" w:space="0" w:color="000000"/>
+          <w:bottom w:val="single" w:sz="4" w:space="0" w:color="000000"/>
+          <w:left w:val="single" w:sz="4" w:space="0" w:color="000000"/>
+          <w:right w:val="single" w:sz="4" w:space="0" w:color="000000"/>
+          <w:insideH w:val="single" w:sz="4" w:space="0" w:color="000000"/>
+          <w:insideV w:val="single" w:sz="4" w:space="0" w:color="000000"/>
+        </w:tblBorders>
+      </w:tblPr>
+      <w:tblGrid>
+        <w:gridCol w:w="4535"/>
+        <w:gridCol w:w="4535"/>
+      </w:tblGrid>
+      <w:tr>
+        <w:tc>
+          <w:tcPr>
+            <w:tcW w:type="dxa" w:w="2551"/>
+            <w:tcMar>
+              <w:top w:w="40" w:type="dxa"/>
+              <w:bottom w:w="40" w:type="dxa"/>
+              <w:left w:w="60" w:type="dxa"/>
+              <w:right w:w="60" w:type="dxa"/>
+            </w:tcMar>
+            <w:shd w:fill="F8FAFC"/>
+            <w:vAlign w:val="center"/>
+          </w:tcPr>
+          <w:p>
+            <w:r/>
+            <w:r>
+              <w:rPr>
+                <w:rFonts w:ascii="Times New Roman" w:hAnsi="Times New Roman"/>
+                <w:b/>
+                <w:sz w:val="22"/>
+              </w:rPr>
+              <w:t>Mã &amp; Tên Use Case</w:t>
+            </w:r>
+          </w:p>
+        </w:tc>
+        <w:tc>
+          <w:tcPr>
+            <w:tcW w:type="dxa" w:w="6520"/>
+            <w:tcMar>
+              <w:top w:w="40" w:type="dxa"/>
+              <w:bottom w:w="40" w:type="dxa"/>
+              <w:left w:w="60" w:type="dxa"/>
+              <w:right w:w="60" w:type="dxa"/>
+            </w:tcMar>
+            <w:shd w:fill="F8FAFC"/>
+            <w:vAlign w:val="center"/>
+          </w:tcPr>
+          <w:p>
+            <w:r/>
+            <w:r>
+              <w:rPr>
+                <w:rFonts w:ascii="Times New Roman" w:hAnsi="Times New Roman"/>
+                <w:sz w:val="22"/>
+              </w:rPr>
+              <w:t>UC02 - Đăng nhập hệ thống (Login)</w:t>
+            </w:r>
+          </w:p>
+        </w:tc>
+      </w:tr>
+      <w:tr>
+        <w:tc>
+          <w:tcPr>
+            <w:tcW w:type="dxa" w:w="2551"/>
+            <w:tcMar>
+              <w:top w:w="40" w:type="dxa"/>
+              <w:bottom w:w="40" w:type="dxa"/>
+              <w:left w:w="60" w:type="dxa"/>
+              <w:right w:w="60" w:type="dxa"/>
+            </w:tcMar>
+            <w:vAlign w:val="center"/>
+          </w:tcPr>
+          <w:p>
+            <w:r/>
+            <w:r>
+              <w:rPr>
+                <w:rFonts w:ascii="Times New Roman" w:hAnsi="Times New Roman"/>
+                <w:b/>
+                <w:sz w:val="22"/>
+              </w:rPr>
+              <w:t>Tác nhân chính</w:t>
+            </w:r>
+          </w:p>
+        </w:tc>
+        <w:tc>
+          <w:tcPr>
+            <w:tcW w:type="dxa" w:w="6520"/>
+            <w:tcMar>
+              <w:top w:w="40" w:type="dxa"/>
+              <w:bottom w:w="40" w:type="dxa"/>
+              <w:left w:w="60" w:type="dxa"/>
+              <w:right w:w="60" w:type="dxa"/>
+            </w:tcMar>
+            <w:vAlign w:val="center"/>
+          </w:tcPr>
+          <w:p>
+            <w:r/>
+            <w:r>
+              <w:rPr>
+                <w:rFonts w:ascii="Times New Roman" w:hAnsi="Times New Roman"/>
+                <w:sz w:val="22"/>
+              </w:rPr>
+              <w:t>Khách (Người dùng chưa xác thực)</w:t>
+            </w:r>
+          </w:p>
+        </w:tc>
+      </w:tr>
+      <w:tr>
+        <w:tc>
+          <w:tcPr>
+            <w:tcW w:type="dxa" w:w="2551"/>
+            <w:tcMar>
+              <w:top w:w="40" w:type="dxa"/>
+              <w:bottom w:w="40" w:type="dxa"/>
+              <w:left w:w="60" w:type="dxa"/>
+              <w:right w:w="60" w:type="dxa"/>
+            </w:tcMar>
+            <w:shd w:fill="F8FAFC"/>
+            <w:vAlign w:val="center"/>
+          </w:tcPr>
+          <w:p>
+            <w:r/>
+            <w:r>
+              <w:rPr>
+                <w:rFonts w:ascii="Times New Roman" w:hAnsi="Times New Roman"/>
+                <w:b/>
+                <w:sz w:val="22"/>
+              </w:rPr>
+              <w:t>Điều kiện tiên quyết</w:t>
+            </w:r>
+          </w:p>
+        </w:tc>
+        <w:tc>
+          <w:tcPr>
+            <w:tcW w:type="dxa" w:w="6520"/>
+            <w:tcMar>
+              <w:top w:w="40" w:type="dxa"/>
+              <w:bottom w:w="40" w:type="dxa"/>
+              <w:left w:w="60" w:type="dxa"/>
+              <w:right w:w="60" w:type="dxa"/>
+            </w:tcMar>
+            <w:shd w:fill="F8FAFC"/>
+            <w:vAlign w:val="center"/>
+          </w:tcPr>
+          <w:p>
+            <w:r/>
+            <w:r>
+              <w:rPr>
+                <w:rFonts w:ascii="Times New Roman" w:hAnsi="Times New Roman"/>
+                <w:sz w:val="22"/>
+              </w:rPr>
+              <w:t>Người dùng đã có tài khoản và Server đang hoạt động.</w:t>
+            </w:r>
+          </w:p>
+        </w:tc>
+      </w:tr>
+      <w:tr>
+        <w:tc>
+          <w:tcPr>
+            <w:tcW w:type="dxa" w:w="2551"/>
+            <w:tcMar>
+              <w:top w:w="40" w:type="dxa"/>
+              <w:bottom w:w="40" w:type="dxa"/>
+              <w:left w:w="60" w:type="dxa"/>
+              <w:right w:w="60" w:type="dxa"/>
+            </w:tcMar>
+            <w:vAlign w:val="center"/>
+          </w:tcPr>
+          <w:p>
+            <w:r/>
+            <w:r>
+              <w:rPr>
+                <w:rFonts w:ascii="Times New Roman" w:hAnsi="Times New Roman"/>
+                <w:b/>
+                <w:sz w:val="22"/>
+              </w:rPr>
+              <w:t>Luồng sự kiện chính</w:t>
+            </w:r>
+          </w:p>
+        </w:tc>
+        <w:tc>
+          <w:tcPr>
+            <w:tcW w:type="dxa" w:w="6520"/>
+            <w:tcMar>
+              <w:top w:w="40" w:type="dxa"/>
+              <w:bottom w:w="40" w:type="dxa"/>
+              <w:left w:w="60" w:type="dxa"/>
+              <w:right w:w="60" w:type="dxa"/>
+            </w:tcMar>
+            <w:vAlign w:val="center"/>
+          </w:tcPr>
+          <w:p>
+            <w:r/>
+            <w:r>
+              <w:rPr>
+                <w:rFonts w:ascii="Times New Roman" w:hAnsi="Times New Roman"/>
+                <w:sz w:val="22"/>
+              </w:rPr>
+              <w:t>1. Người dùng nhập Tên đăng nhập và Mật khẩu (hoặc bấm nút Đăng nhập nhanh).</w:t>
+              <w:br/>
+              <w:t>2. Người dùng nhấn nút 'Đăng Nhập Ngay'.</w:t>
+              <w:br/>
+              <w:t>3. Client đóng gói gói tin action 'login' gửi tới Server qua socket.</w:t>
+              <w:br/>
+              <w:t>4. Server băm mật khẩu với SHA-256 + Salt, truy vấn bảng `users`.</w:t>
+              <w:br/>
+              <w:t>5. Server xác nhận khớp, cập nhật `is_online = 1`, trả về thông tin user và danh sách hội thoại.</w:t>
+              <w:br/>
+              <w:t>6. Client chuyển sang giao diện chính (MainWindow) và hiển thị thông tin người dùng.</w:t>
+            </w:r>
+          </w:p>
+        </w:tc>
+      </w:tr>
+      <w:tr>
+        <w:tc>
+          <w:tcPr>
+            <w:tcW w:type="dxa" w:w="2551"/>
+            <w:tcMar>
+              <w:top w:w="40" w:type="dxa"/>
+              <w:bottom w:w="40" w:type="dxa"/>
+              <w:left w:w="60" w:type="dxa"/>
+              <w:right w:w="60" w:type="dxa"/>
+            </w:tcMar>
+            <w:shd w:fill="F8FAFC"/>
+            <w:vAlign w:val="center"/>
+          </w:tcPr>
+          <w:p>
+            <w:r/>
+            <w:r>
+              <w:rPr>
+                <w:rFonts w:ascii="Times New Roman" w:hAnsi="Times New Roman"/>
+                <w:b/>
+                <w:sz w:val="22"/>
+              </w:rPr>
+              <w:t>Luồng ngoại lệ</w:t>
+            </w:r>
+          </w:p>
+        </w:tc>
+        <w:tc>
+          <w:tcPr>
+            <w:tcW w:type="dxa" w:w="6520"/>
+            <w:tcMar>
+              <w:top w:w="40" w:type="dxa"/>
+              <w:bottom w:w="40" w:type="dxa"/>
+              <w:left w:w="60" w:type="dxa"/>
+              <w:right w:w="60" w:type="dxa"/>
+            </w:tcMar>
+            <w:shd w:fill="F8FAFC"/>
+            <w:vAlign w:val="center"/>
+          </w:tcPr>
+          <w:p>
+            <w:r/>
+            <w:r>
+              <w:rPr>
+                <w:rFonts w:ascii="Times New Roman" w:hAnsi="Times New Roman"/>
+                <w:sz w:val="22"/>
+              </w:rPr>
+              <w:t>3a. Mất kết nối tới Server: Hệ thống báo lỗi 'Không thể kết nối đến Máy chủ'.</w:t>
+              <w:br/>
+              <w:t>4a. Sai tài khoản hoặc mật khẩu: Hệ thống hiển thị thông báo lỗi màu đỏ.</w:t>
+            </w:r>
+          </w:p>
+        </w:tc>
+      </w:tr>
+      <w:tr>
+        <w:tc>
+          <w:tcPr>
+            <w:tcW w:type="dxa" w:w="2551"/>
+            <w:tcMar>
+              <w:top w:w="40" w:type="dxa"/>
+              <w:bottom w:w="40" w:type="dxa"/>
+              <w:left w:w="60" w:type="dxa"/>
+              <w:right w:w="60" w:type="dxa"/>
+            </w:tcMar>
+            <w:vAlign w:val="center"/>
+          </w:tcPr>
+          <w:p>
+            <w:r/>
+            <w:r>
+              <w:rPr>
+                <w:rFonts w:ascii="Times New Roman" w:hAnsi="Times New Roman"/>
+                <w:b/>
+                <w:sz w:val="22"/>
+              </w:rPr>
+              <w:t>Kết quả trả về</w:t>
+            </w:r>
+          </w:p>
+        </w:tc>
+        <w:tc>
+          <w:tcPr>
+            <w:tcW w:type="dxa" w:w="6520"/>
+            <w:tcMar>
+              <w:top w:w="40" w:type="dxa"/>
+              <w:bottom w:w="40" w:type="dxa"/>
+              <w:left w:w="60" w:type="dxa"/>
+              <w:right w:w="60" w:type="dxa"/>
+            </w:tcMar>
+            <w:vAlign w:val="center"/>
+          </w:tcPr>
+          <w:p>
+            <w:r/>
+            <w:r>
+              <w:rPr>
+                <w:rFonts w:ascii="Times New Roman" w:hAnsi="Times New Roman"/>
+                <w:sz w:val="22"/>
+              </w:rPr>
+              <w:t>Người dùng được xác thực và truy cập vào giao diện trò chuyện chính.</w:t>
+            </w:r>
+          </w:p>
+        </w:tc>
+      </w:tr>
+      <w:tr>
+        <w:tc>
+          <w:tcPr>
+            <w:tcW w:type="dxa" w:w="2551"/>
+            <w:tcMar>
+              <w:top w:w="40" w:type="dxa"/>
+              <w:bottom w:w="40" w:type="dxa"/>
+              <w:left w:w="60" w:type="dxa"/>
+              <w:right w:w="60" w:type="dxa"/>
+            </w:tcMar>
+            <w:shd w:fill="F8FAFC"/>
+            <w:vAlign w:val="center"/>
+          </w:tcPr>
+          <w:p>
+            <w:r/>
+            <w:r>
+              <w:rPr>
+                <w:rFonts w:ascii="Times New Roman" w:hAnsi="Times New Roman"/>
+                <w:b/>
+                <w:sz w:val="22"/>
+              </w:rPr>
+              <w:t>Tần suất sử dụng</w:t>
+            </w:r>
+          </w:p>
+        </w:tc>
+        <w:tc>
+          <w:tcPr>
+            <w:tcW w:type="dxa" w:w="6520"/>
+            <w:tcMar>
+              <w:top w:w="40" w:type="dxa"/>
+              <w:bottom w:w="40" w:type="dxa"/>
+              <w:left w:w="60" w:type="dxa"/>
+              <w:right w:w="60" w:type="dxa"/>
+            </w:tcMar>
+            <w:shd w:fill="F8FAFC"/>
+            <w:vAlign w:val="center"/>
+          </w:tcPr>
+          <w:p>
+            <w:r/>
+            <w:r>
+              <w:rPr>
+                <w:rFonts w:ascii="Times New Roman" w:hAnsi="Times New Roman"/>
+                <w:sz w:val="22"/>
+              </w:rPr>
+              <w:t>Mỗi khi người dùng khởi động ứng dụng.</w:t>
+            </w:r>
+          </w:p>
+        </w:tc>
+      </w:tr>
+    </w:tbl>
+    <w:p>
+      <w:pPr>
+        <w:spacing w:before="200" w:after="120" w:line="288" w:lineRule="auto"/>
+        <w:jc w:val="center"/>
+      </w:pPr>
+      <w:r>
+        <w:rPr>
+          <w:rFonts w:ascii="Times New Roman" w:hAnsi="Times New Roman"/>
+          <w:b/>
+          <w:i/>
+          <w:sz w:val="24"/>
+        </w:rPr>
+        <w:t>Bảng 4.2: Bảng đặc tả Use Case Nhắn tin thời gian thực (UC06 &amp; UC07)</w:t>
+      </w:r>
+    </w:p>
+    <w:tbl>
+      <w:tblPr>
+        <w:tblW w:type="auto" w:w="0"/>
+        <w:jc w:val="center"/>
+        <w:tblLook w:firstColumn="1" w:firstRow="1" w:lastColumn="0" w:lastRow="0" w:noHBand="0" w:noVBand="1" w:val="04A0"/>
+        <w:tblBorders>
+          <w:top w:val="single" w:sz="4" w:space="0" w:color="000000"/>
+          <w:bottom w:val="single" w:sz="4" w:space="0" w:color="000000"/>
+          <w:left w:val="single" w:sz="4" w:space="0" w:color="000000"/>
+          <w:right w:val="single" w:sz="4" w:space="0" w:color="000000"/>
+          <w:insideH w:val="single" w:sz="4" w:space="0" w:color="000000"/>
+          <w:insideV w:val="single" w:sz="4" w:space="0" w:color="000000"/>
+        </w:tblBorders>
+      </w:tblPr>
+      <w:tblGrid>
+        <w:gridCol w:w="4535"/>
+        <w:gridCol w:w="4535"/>
+      </w:tblGrid>
+      <w:tr>
+        <w:tc>
+          <w:tcPr>
+            <w:tcW w:type="dxa" w:w="2551"/>
+            <w:tcMar>
+              <w:top w:w="40" w:type="dxa"/>
+              <w:bottom w:w="40" w:type="dxa"/>
+              <w:left w:w="60" w:type="dxa"/>
+              <w:right w:w="60" w:type="dxa"/>
+            </w:tcMar>
+            <w:shd w:fill="F8FAFC"/>
+            <w:vAlign w:val="center"/>
+          </w:tcPr>
+          <w:p>
+            <w:r/>
+            <w:r>
+              <w:rPr>
+                <w:rFonts w:ascii="Times New Roman" w:hAnsi="Times New Roman"/>
+                <w:b/>
+                <w:sz w:val="22"/>
+              </w:rPr>
+              <w:t>Mã &amp; Tên Use Case</w:t>
+            </w:r>
+          </w:p>
+        </w:tc>
+        <w:tc>
+          <w:tcPr>
+            <w:tcW w:type="dxa" w:w="6520"/>
+            <w:tcMar>
+              <w:top w:w="40" w:type="dxa"/>
+              <w:bottom w:w="40" w:type="dxa"/>
+              <w:left w:w="60" w:type="dxa"/>
+              <w:right w:w="60" w:type="dxa"/>
+            </w:tcMar>
+            <w:shd w:fill="F8FAFC"/>
+            <w:vAlign w:val="center"/>
+          </w:tcPr>
+          <w:p>
+            <w:r/>
+            <w:r>
+              <w:rPr>
+                <w:rFonts w:ascii="Times New Roman" w:hAnsi="Times New Roman"/>
+                <w:sz w:val="22"/>
+              </w:rPr>
+              <w:t>UC06 &amp; UC07 - Gửi và nhận tin nhắn thời gian thực</w:t>
+            </w:r>
+          </w:p>
+        </w:tc>
+      </w:tr>
+      <w:tr>
+        <w:tc>
+          <w:tcPr>
+            <w:tcW w:type="dxa" w:w="2551"/>
+            <w:tcMar>
+              <w:top w:w="40" w:type="dxa"/>
+              <w:bottom w:w="40" w:type="dxa"/>
+              <w:left w:w="60" w:type="dxa"/>
+              <w:right w:w="60" w:type="dxa"/>
+            </w:tcMar>
+            <w:vAlign w:val="center"/>
+          </w:tcPr>
+          <w:p>
+            <w:r/>
+            <w:r>
+              <w:rPr>
+                <w:rFonts w:ascii="Times New Roman" w:hAnsi="Times New Roman"/>
+                <w:b/>
+                <w:sz w:val="22"/>
+              </w:rPr>
+              <w:t>Tác nhân chính</w:t>
+            </w:r>
+          </w:p>
+        </w:tc>
+        <w:tc>
+          <w:tcPr>
+            <w:tcW w:type="dxa" w:w="6520"/>
+            <w:tcMar>
+              <w:top w:w="40" w:type="dxa"/>
+              <w:bottom w:w="40" w:type="dxa"/>
+              <w:left w:w="60" w:type="dxa"/>
+              <w:right w:w="60" w:type="dxa"/>
+            </w:tcMar>
+            <w:vAlign w:val="center"/>
+          </w:tcPr>
+          <w:p>
+            <w:r/>
+            <w:r>
+              <w:rPr>
+                <w:rFonts w:ascii="Times New Roman" w:hAnsi="Times New Roman"/>
+                <w:sz w:val="22"/>
+              </w:rPr>
+              <w:t>Người dùng (Member)</w:t>
+            </w:r>
+          </w:p>
+        </w:tc>
+      </w:tr>
+      <w:tr>
+        <w:tc>
+          <w:tcPr>
+            <w:tcW w:type="dxa" w:w="2551"/>
+            <w:tcMar>
+              <w:top w:w="40" w:type="dxa"/>
+              <w:bottom w:w="40" w:type="dxa"/>
+              <w:left w:w="60" w:type="dxa"/>
+              <w:right w:w="60" w:type="dxa"/>
+            </w:tcMar>
+            <w:shd w:fill="F8FAFC"/>
+            <w:vAlign w:val="center"/>
+          </w:tcPr>
+          <w:p>
+            <w:r/>
+            <w:r>
+              <w:rPr>
+                <w:rFonts w:ascii="Times New Roman" w:hAnsi="Times New Roman"/>
+                <w:b/>
+                <w:sz w:val="22"/>
+              </w:rPr>
+              <w:t>Điều kiện tiên quyết</w:t>
+            </w:r>
+          </w:p>
+        </w:tc>
+        <w:tc>
+          <w:tcPr>
+            <w:tcW w:type="dxa" w:w="6520"/>
+            <w:tcMar>
+              <w:top w:w="40" w:type="dxa"/>
+              <w:bottom w:w="40" w:type="dxa"/>
+              <w:left w:w="60" w:type="dxa"/>
+              <w:right w:w="60" w:type="dxa"/>
+            </w:tcMar>
+            <w:shd w:fill="F8FAFC"/>
+            <w:vAlign w:val="center"/>
+          </w:tcPr>
+          <w:p>
+            <w:r/>
+            <w:r>
+              <w:rPr>
+                <w:rFonts w:ascii="Times New Roman" w:hAnsi="Times New Roman"/>
+                <w:sz w:val="22"/>
+              </w:rPr>
+              <w:t>Người dùng đã đăng nhập và đang mở một cuộc trò chuyện (1-1 hoặc nhóm).</w:t>
+            </w:r>
+          </w:p>
+        </w:tc>
+      </w:tr>
+      <w:tr>
+        <w:tc>
+          <w:tcPr>
+            <w:tcW w:type="dxa" w:w="2551"/>
+            <w:tcMar>
+              <w:top w:w="40" w:type="dxa"/>
+              <w:bottom w:w="40" w:type="dxa"/>
+              <w:left w:w="60" w:type="dxa"/>
+              <w:right w:w="60" w:type="dxa"/>
+            </w:tcMar>
+            <w:vAlign w:val="center"/>
+          </w:tcPr>
+          <w:p>
+            <w:r/>
+            <w:r>
+              <w:rPr>
+                <w:rFonts w:ascii="Times New Roman" w:hAnsi="Times New Roman"/>
+                <w:b/>
+                <w:sz w:val="22"/>
+              </w:rPr>
+              <w:t>Luồng sự kiện chính</w:t>
+            </w:r>
+          </w:p>
+        </w:tc>
+        <w:tc>
+          <w:tcPr>
+            <w:tcW w:type="dxa" w:w="6520"/>
+            <w:tcMar>
+              <w:top w:w="40" w:type="dxa"/>
+              <w:bottom w:w="40" w:type="dxa"/>
+              <w:left w:w="60" w:type="dxa"/>
+              <w:right w:w="60" w:type="dxa"/>
+            </w:tcMar>
+            <w:vAlign w:val="center"/>
+          </w:tcPr>
+          <w:p>
+            <w:r/>
+            <w:r>
+              <w:rPr>
+                <w:rFonts w:ascii="Times New Roman" w:hAnsi="Times New Roman"/>
+                <w:sz w:val="22"/>
+              </w:rPr>
+              <w:t>1. Người dùng nhập tin nhắn vào ô soạn thảo (có thể bấm chèn emoji).</w:t>
+              <w:br/>
+              <w:t>2. Người dùng bấm nút 'Gửi ➤' hoặc nhấn phím Enter trên bàn phím.</w:t>
+              <w:br/>
+              <w:t>3. Client xóa trắng ô nhập và gửi packet action 'send_message' lên Server.</w:t>
+              <w:br/>
+              <w:t>4. Server lưu tin nhắn vào bảng `messages` trong CSDL SQLite.</w:t>
+              <w:br/>
+              <w:t>5. Server tra cứu danh sách thành viên cuộc hội thoại đang online.</w:t>
+              <w:br/>
+              <w:t>6. Server broadcast gói tin 'new_message' đồng thời tới các thành viên.</w:t>
+              <w:br/>
+              <w:t>7. Client các bên nhận nhận packet qua luồng lắng nghe và vẽ bong bóng chat mới lên màn hình.</w:t>
+            </w:r>
+          </w:p>
+        </w:tc>
+      </w:tr>
+      <w:tr>
+        <w:tc>
+          <w:tcPr>
+            <w:tcW w:type="dxa" w:w="2551"/>
+            <w:tcMar>
+              <w:top w:w="40" w:type="dxa"/>
+              <w:bottom w:w="40" w:type="dxa"/>
+              <w:left w:w="60" w:type="dxa"/>
+              <w:right w:w="60" w:type="dxa"/>
+            </w:tcMar>
+            <w:shd w:fill="F8FAFC"/>
+            <w:vAlign w:val="center"/>
+          </w:tcPr>
+          <w:p>
+            <w:r/>
+            <w:r>
+              <w:rPr>
+                <w:rFonts w:ascii="Times New Roman" w:hAnsi="Times New Roman"/>
+                <w:b/>
+                <w:sz w:val="22"/>
+              </w:rPr>
+              <w:t>Luồng ngoại lệ</w:t>
+            </w:r>
+          </w:p>
+        </w:tc>
+        <w:tc>
+          <w:tcPr>
+            <w:tcW w:type="dxa" w:w="6520"/>
+            <w:tcMar>
+              <w:top w:w="40" w:type="dxa"/>
+              <w:bottom w:w="40" w:type="dxa"/>
+              <w:left w:w="60" w:type="dxa"/>
+              <w:right w:w="60" w:type="dxa"/>
+            </w:tcMar>
+            <w:shd w:fill="F8FAFC"/>
+            <w:vAlign w:val="center"/>
+          </w:tcPr>
+          <w:p>
+            <w:r/>
+            <w:r>
+              <w:rPr>
+                <w:rFonts w:ascii="Times New Roman" w:hAnsi="Times New Roman"/>
+                <w:sz w:val="22"/>
+              </w:rPr>
+              <w:t>1a. Nội dung tin nhắn trống: Hệ thống bỏ qua, không gửi packet rỗng.</w:t>
+              <w:br/>
+              <w:t>3a. Mất kết nối: Client hiển thị trạng thái ngắt kết nối.</w:t>
+            </w:r>
+          </w:p>
+        </w:tc>
+      </w:tr>
+      <w:tr>
+        <w:tc>
+          <w:tcPr>
+            <w:tcW w:type="dxa" w:w="2551"/>
+            <w:tcMar>
+              <w:top w:w="40" w:type="dxa"/>
+              <w:bottom w:w="40" w:type="dxa"/>
+              <w:left w:w="60" w:type="dxa"/>
+              <w:right w:w="60" w:type="dxa"/>
+            </w:tcMar>
+            <w:vAlign w:val="center"/>
+          </w:tcPr>
+          <w:p>
+            <w:r/>
+            <w:r>
+              <w:rPr>
+                <w:rFonts w:ascii="Times New Roman" w:hAnsi="Times New Roman"/>
+                <w:b/>
+                <w:sz w:val="22"/>
+              </w:rPr>
+              <w:t>Kết quả trả về</w:t>
+            </w:r>
+          </w:p>
+        </w:tc>
+        <w:tc>
+          <w:tcPr>
+            <w:tcW w:type="dxa" w:w="6520"/>
+            <w:tcMar>
+              <w:top w:w="40" w:type="dxa"/>
+              <w:bottom w:w="40" w:type="dxa"/>
+              <w:left w:w="60" w:type="dxa"/>
+              <w:right w:w="60" w:type="dxa"/>
+            </w:tcMar>
+            <w:vAlign w:val="center"/>
+          </w:tcPr>
+          <w:p>
+            <w:r/>
+            <w:r>
+              <w:rPr>
+                <w:rFonts w:ascii="Times New Roman" w:hAnsi="Times New Roman"/>
+                <w:sz w:val="22"/>
+              </w:rPr>
+              <w:t>Tin nhắn xuất hiện tức thời trên giao diện của cả người gửi và người nhận.</w:t>
+            </w:r>
+          </w:p>
+        </w:tc>
+      </w:tr>
+    </w:tbl>
+    <w:p>
+      <w:pPr>
+        <w:spacing w:before="280" w:after="120" w:line="288" w:lineRule="auto"/>
+        <w:jc w:val="left"/>
+      </w:pPr>
+      <w:r>
+        <w:rPr>
+          <w:rFonts w:ascii="Times New Roman" w:hAnsi="Times New Roman"/>
+          <w:b/>
+          <w:i w:val="0"/>
+          <w:sz w:val="30"/>
+        </w:rPr>
+        <w:t>4.2. Thiết kế hệ thống (System Design)</w:t>
+      </w:r>
+    </w:p>
+    <w:p>
+      <w:pPr>
+        <w:spacing w:before="200" w:after="80" w:line="288" w:lineRule="auto"/>
+        <w:jc w:val="left"/>
+      </w:pPr>
+      <w:r>
+        <w:rPr>
+          <w:rFonts w:ascii="Times New Roman" w:hAnsi="Times New Roman"/>
+          <w:b/>
+          <w:i w:val="0"/>
+          <w:sz w:val="27"/>
+        </w:rPr>
+        <w:t>4.2.1. Thiết kế biểu đồ lớp (Class Diagram)</w:t>
+      </w:r>
+    </w:p>
+    <w:p>
+      <w:pPr>
+        <w:spacing w:line="312" w:lineRule="auto" w:before="0" w:after="80"/>
+        <w:ind w:firstLine="567"/>
         <w:jc w:val="both"/>
       </w:pPr>
       <w:r>
@@ -188,15 +1767,4723 @@
           <w:rFonts w:ascii="Times New Roman" w:hAnsi="Times New Roman"/>
           <w:b w:val="0"/>
           <w:i w:val="0"/>
-          <w:color w:val="000000"/>
           <w:sz w:val="26"/>
         </w:rPr>
-        <w:t>2. Tác nhân Người dùng (Member): Nhắn tin 1-1 thời gian thực (UC05), Nhắn tin nhóm (UC06), Trả lời trích dẫn tin nhắn (UC07 - Reply), Thả biểu cảm cảm xúc (UC08 - Reaction), Ghim tin nhắn quan trọng (UC09 - Pin), Thu hồi tin nhắn 2 phía (UC10 - Recall), Gửi hình ảnh và preview trực tiếp (UC11), Gửi và tải tệp tin an toàn (UC12), Không gian lưu trữ Cloud cá nhân (UC13 - Saved Messages), Tìm kiếm toàn cục người dùng theo @username hoặc #ID (UC14), Quản lý danh bạ &amp; bạn bè (UC15), Cuộc gọi thoại &amp; Video Signaling (UC16), Hiển thị trạng thái đang gõ (UC17 - Typing Indicator), Khóa ứng dụng nhanh bảo vệ riêng tư Ctrl+L (UC18), Ghim cửa sổ luôn nổi Always on Top (UC19), Chuyển đổi giao diện Sáng/Tối (UC20).</w:t>
+        <w:t>Hệ thống được thiết kế theo hướng đối tượng chặt chẽ với các lớp thành phần tương ứng:</w:t>
       </w:r>
     </w:p>
     <w:p>
       <w:pPr>
-        <w:spacing w:before="0" w:after="120" w:line="312" w:lineRule="auto"/>
+        <w:spacing w:line="312" w:lineRule="auto" w:before="0" w:after="60"/>
+        <w:ind w:left="567" w:hanging="283"/>
+        <w:jc w:val="both"/>
+      </w:pPr>
+      <w:r>
+        <w:rPr>
+          <w:rFonts w:ascii="Times New Roman" w:hAnsi="Times New Roman"/>
+          <w:b/>
+          <w:sz w:val="26"/>
+        </w:rPr>
+        <w:t xml:space="preserve">• Lớp `ChatServer`: </w:t>
+      </w:r>
+      <w:r>
+        <w:rPr>
+          <w:rFonts w:ascii="Times New Roman" w:hAnsi="Times New Roman"/>
+          <w:sz w:val="26"/>
+        </w:rPr>
+        <w:t>Quản lý socket lắng nghe cổng 8888, từ điển lưu trữ `active_clients` (mapping user_id với socket), phương thức `broadcast_to_users()`, `send_packet()`, `receive_packet()` và luồng xử lý `handle_client()`.</w:t>
+      </w:r>
+    </w:p>
+    <w:p>
+      <w:pPr>
+        <w:spacing w:line="312" w:lineRule="auto" w:before="0" w:after="60"/>
+        <w:ind w:left="567" w:hanging="283"/>
+        <w:jc w:val="both"/>
+      </w:pPr>
+      <w:r>
+        <w:rPr>
+          <w:rFonts w:ascii="Times New Roman" w:hAnsi="Times New Roman"/>
+          <w:b/>
+          <w:sz w:val="26"/>
+        </w:rPr>
+        <w:t xml:space="preserve">• Lớp `Database`: </w:t>
+      </w:r>
+      <w:r>
+        <w:rPr>
+          <w:rFonts w:ascii="Times New Roman" w:hAnsi="Times New Roman"/>
+          <w:sz w:val="26"/>
+        </w:rPr>
+        <w:t>Đóng gói toàn bộ các thao tác truy vấn CSDL SQLite: `authenticate_user()`, `register_user()`, `get_user_conversations()`, `save_message()`, `save_file_record()`, `create_group_conversation()`.</w:t>
+      </w:r>
+    </w:p>
+    <w:p>
+      <w:pPr>
+        <w:spacing w:line="312" w:lineRule="auto" w:before="0" w:after="60"/>
+        <w:ind w:left="567" w:hanging="283"/>
+        <w:jc w:val="both"/>
+      </w:pPr>
+      <w:r>
+        <w:rPr>
+          <w:rFonts w:ascii="Times New Roman" w:hAnsi="Times New Roman"/>
+          <w:b/>
+          <w:sz w:val="26"/>
+        </w:rPr>
+        <w:t xml:space="preserve">• Lớp `NetworkClient`: </w:t>
+      </w:r>
+      <w:r>
+        <w:rPr>
+          <w:rFonts w:ascii="Times New Roman" w:hAnsi="Times New Roman"/>
+          <w:sz w:val="26"/>
+        </w:rPr>
+        <w:t>Chạy phía Client, quản lý luồng nhận nền `_listen_loop()`, cơ chế đồng bộ `send_request()` qua `threading.Event` và đăng ký callback sự kiện thời gian thực.</w:t>
+      </w:r>
+    </w:p>
+    <w:p>
+      <w:pPr>
+        <w:spacing w:line="312" w:lineRule="auto" w:before="0" w:after="60"/>
+        <w:ind w:left="567" w:hanging="283"/>
+        <w:jc w:val="both"/>
+      </w:pPr>
+      <w:r>
+        <w:rPr>
+          <w:rFonts w:ascii="Times New Roman" w:hAnsi="Times New Roman"/>
+          <w:b/>
+          <w:sz w:val="26"/>
+        </w:rPr>
+        <w:t xml:space="preserve">• Lớp `MainWindow` &amp; `ChatBubble`: </w:t>
+      </w:r>
+      <w:r>
+        <w:rPr>
+          <w:rFonts w:ascii="Times New Roman" w:hAnsi="Times New Roman"/>
+          <w:sz w:val="26"/>
+        </w:rPr>
+        <w:t>Phụ trách giao diện đồ họa CustomTkinter, quản lý danh sách cuộc trò chuyện, lắng nghe sự kiện gõ phím soạn tin và hiển thị tin nhắn dưới dạng bong bóng thông minh.</w:t>
+      </w:r>
+    </w:p>
+    <w:p>
+      <w:pPr>
+        <w:spacing w:before="200" w:after="80" w:line="288" w:lineRule="auto"/>
+        <w:jc w:val="left"/>
+      </w:pPr>
+      <w:r>
+        <w:rPr>
+          <w:rFonts w:ascii="Times New Roman" w:hAnsi="Times New Roman"/>
+          <w:b/>
+          <w:i w:val="0"/>
+          <w:sz w:val="27"/>
+        </w:rPr>
+        <w:t>4.2.2. Thiết kế Cơ sở dữ liệu chi tiết (Database Schema)</w:t>
+      </w:r>
+    </w:p>
+    <w:p>
+      <w:pPr>
+        <w:spacing w:line="312" w:lineRule="auto" w:before="0" w:after="80"/>
+        <w:ind w:firstLine="567"/>
+        <w:jc w:val="both"/>
+      </w:pPr>
+      <w:r>
+        <w:t>Hệ thống sử dụng cơ sở dữ liệu quan hệ SQLite gồm 7 bảng dữ liệu được chuẩn hóa ở dạng chuẩn 3NF (Third Normal Form) nhằm bảo đảm không dư thừa và tối ưu hóa tốc độ truy vấn:</w:t>
+      </w:r>
+    </w:p>
+    <w:p>
+      <w:pPr>
+        <w:spacing w:before="120" w:after="80" w:line="288" w:lineRule="auto"/>
+        <w:jc w:val="center"/>
+      </w:pPr>
+      <w:r>
+        <w:rPr>
+          <w:rFonts w:ascii="Times New Roman" w:hAnsi="Times New Roman"/>
+          <w:b/>
+          <w:i/>
+          <w:sz w:val="23"/>
+        </w:rPr>
+        <w:t>Bảng 4.3: Cấu trúc bảng lưu trữ Người dùng (users)</w:t>
+      </w:r>
+    </w:p>
+    <w:tbl>
+      <w:tblPr>
+        <w:tblW w:type="auto" w:w="0"/>
+        <w:jc w:val="center"/>
+        <w:tblLook w:firstColumn="1" w:firstRow="1" w:lastColumn="0" w:lastRow="0" w:noHBand="0" w:noVBand="1" w:val="04A0"/>
+        <w:tblBorders>
+          <w:top w:val="single" w:sz="4" w:space="0" w:color="000000"/>
+          <w:bottom w:val="single" w:sz="4" w:space="0" w:color="000000"/>
+          <w:left w:val="single" w:sz="4" w:space="0" w:color="000000"/>
+          <w:right w:val="single" w:sz="4" w:space="0" w:color="000000"/>
+          <w:insideH w:val="single" w:sz="4" w:space="0" w:color="000000"/>
+          <w:insideV w:val="single" w:sz="4" w:space="0" w:color="000000"/>
+        </w:tblBorders>
+      </w:tblPr>
+      <w:tblGrid>
+        <w:gridCol w:w="1814"/>
+        <w:gridCol w:w="1814"/>
+        <w:gridCol w:w="1814"/>
+        <w:gridCol w:w="1814"/>
+        <w:gridCol w:w="1814"/>
+      </w:tblGrid>
+      <w:tr>
+        <w:tc>
+          <w:tcPr>
+            <w:tcW w:type="dxa" w:w="1474"/>
+            <w:shd w:fill="E8EEF5"/>
+            <w:vAlign w:val="center"/>
+            <w:tcMar>
+              <w:top w:w="40" w:type="dxa"/>
+              <w:bottom w:w="40" w:type="dxa"/>
+              <w:left w:w="50" w:type="dxa"/>
+              <w:right w:w="50" w:type="dxa"/>
+            </w:tcMar>
+          </w:tcPr>
+          <w:p>
+            <w:r/>
+            <w:r>
+              <w:rPr>
+                <w:rFonts w:ascii="Times New Roman" w:hAnsi="Times New Roman"/>
+                <w:b/>
+                <w:sz w:val="21"/>
+              </w:rPr>
+              <w:t>Tên trường (Column)</w:t>
+            </w:r>
+          </w:p>
+        </w:tc>
+        <w:tc>
+          <w:tcPr>
+            <w:tcW w:type="dxa" w:w="1361"/>
+            <w:shd w:fill="E8EEF5"/>
+            <w:vAlign w:val="center"/>
+            <w:tcMar>
+              <w:top w:w="40" w:type="dxa"/>
+              <w:bottom w:w="40" w:type="dxa"/>
+              <w:left w:w="50" w:type="dxa"/>
+              <w:right w:w="50" w:type="dxa"/>
+            </w:tcMar>
+          </w:tcPr>
+          <w:p>
+            <w:r/>
+            <w:r>
+              <w:rPr>
+                <w:rFonts w:ascii="Times New Roman" w:hAnsi="Times New Roman"/>
+                <w:b/>
+                <w:sz w:val="21"/>
+              </w:rPr>
+              <w:t>Kiểu dữ liệu</w:t>
+            </w:r>
+          </w:p>
+        </w:tc>
+        <w:tc>
+          <w:tcPr>
+            <w:tcW w:type="dxa" w:w="907"/>
+            <w:shd w:fill="E8EEF5"/>
+            <w:vAlign w:val="center"/>
+            <w:tcMar>
+              <w:top w:w="40" w:type="dxa"/>
+              <w:bottom w:w="40" w:type="dxa"/>
+              <w:left w:w="50" w:type="dxa"/>
+              <w:right w:w="50" w:type="dxa"/>
+            </w:tcMar>
+          </w:tcPr>
+          <w:p>
+            <w:r/>
+            <w:r>
+              <w:rPr>
+                <w:rFonts w:ascii="Times New Roman" w:hAnsi="Times New Roman"/>
+                <w:b/>
+                <w:sz w:val="21"/>
+              </w:rPr>
+              <w:t>Khóa (Key)</w:t>
+            </w:r>
+          </w:p>
+        </w:tc>
+        <w:tc>
+          <w:tcPr>
+            <w:tcW w:type="dxa" w:w="2041"/>
+            <w:shd w:fill="E8EEF5"/>
+            <w:vAlign w:val="center"/>
+            <w:tcMar>
+              <w:top w:w="40" w:type="dxa"/>
+              <w:bottom w:w="40" w:type="dxa"/>
+              <w:left w:w="50" w:type="dxa"/>
+              <w:right w:w="50" w:type="dxa"/>
+            </w:tcMar>
+          </w:tcPr>
+          <w:p>
+            <w:r/>
+            <w:r>
+              <w:rPr>
+                <w:rFonts w:ascii="Times New Roman" w:hAnsi="Times New Roman"/>
+                <w:b/>
+                <w:sz w:val="21"/>
+              </w:rPr>
+              <w:t>Ràng buộc (Constraint)</w:t>
+            </w:r>
+          </w:p>
+        </w:tc>
+        <w:tc>
+          <w:tcPr>
+            <w:tcW w:type="dxa" w:w="3288"/>
+            <w:shd w:fill="E8EEF5"/>
+            <w:vAlign w:val="center"/>
+            <w:tcMar>
+              <w:top w:w="40" w:type="dxa"/>
+              <w:bottom w:w="40" w:type="dxa"/>
+              <w:left w:w="50" w:type="dxa"/>
+              <w:right w:w="50" w:type="dxa"/>
+            </w:tcMar>
+          </w:tcPr>
+          <w:p>
+            <w:r/>
+            <w:r>
+              <w:rPr>
+                <w:rFonts w:ascii="Times New Roman" w:hAnsi="Times New Roman"/>
+                <w:b/>
+                <w:sz w:val="21"/>
+              </w:rPr>
+              <w:t>Diễn giải ý nghĩa</w:t>
+            </w:r>
+          </w:p>
+        </w:tc>
+      </w:tr>
+      <w:tr>
+        <w:tc>
+          <w:tcPr>
+            <w:tcW w:type="dxa" w:w="1474"/>
+            <w:vAlign w:val="center"/>
+            <w:tcMar>
+              <w:top w:w="40" w:type="dxa"/>
+              <w:bottom w:w="40" w:type="dxa"/>
+              <w:left w:w="50" w:type="dxa"/>
+              <w:right w:w="50" w:type="dxa"/>
+            </w:tcMar>
+          </w:tcPr>
+          <w:p>
+            <w:pPr>
+              <w:spacing w:line="276" w:lineRule="auto" w:after="40"/>
+              <w:jc w:val="center"/>
+            </w:pPr>
+            <w:r/>
+            <w:r>
+              <w:rPr>
+                <w:rFonts w:ascii="Times New Roman" w:hAnsi="Times New Roman"/>
+                <w:b/>
+                <w:sz w:val="20"/>
+              </w:rPr>
+              <w:t>id</w:t>
+            </w:r>
+          </w:p>
+        </w:tc>
+        <w:tc>
+          <w:tcPr>
+            <w:tcW w:type="dxa" w:w="1361"/>
+            <w:vAlign w:val="center"/>
+            <w:tcMar>
+              <w:top w:w="40" w:type="dxa"/>
+              <w:bottom w:w="40" w:type="dxa"/>
+              <w:left w:w="50" w:type="dxa"/>
+              <w:right w:w="50" w:type="dxa"/>
+            </w:tcMar>
+          </w:tcPr>
+          <w:p>
+            <w:pPr>
+              <w:spacing w:line="276" w:lineRule="auto" w:after="40"/>
+              <w:jc w:val="center"/>
+            </w:pPr>
+            <w:r/>
+            <w:r>
+              <w:rPr>
+                <w:rFonts w:ascii="Times New Roman" w:hAnsi="Times New Roman"/>
+                <w:sz w:val="20"/>
+              </w:rPr>
+              <w:t>INTEGER</w:t>
+            </w:r>
+          </w:p>
+        </w:tc>
+        <w:tc>
+          <w:tcPr>
+            <w:tcW w:type="dxa" w:w="907"/>
+            <w:vAlign w:val="center"/>
+            <w:tcMar>
+              <w:top w:w="40" w:type="dxa"/>
+              <w:bottom w:w="40" w:type="dxa"/>
+              <w:left w:w="50" w:type="dxa"/>
+              <w:right w:w="50" w:type="dxa"/>
+            </w:tcMar>
+          </w:tcPr>
+          <w:p>
+            <w:pPr>
+              <w:spacing w:line="276" w:lineRule="auto" w:after="40"/>
+              <w:jc w:val="center"/>
+            </w:pPr>
+            <w:r/>
+            <w:r>
+              <w:rPr>
+                <w:rFonts w:ascii="Times New Roman" w:hAnsi="Times New Roman"/>
+                <w:b/>
+                <w:sz w:val="20"/>
+              </w:rPr>
+              <w:t>PK</w:t>
+            </w:r>
+          </w:p>
+        </w:tc>
+        <w:tc>
+          <w:tcPr>
+            <w:tcW w:type="dxa" w:w="2041"/>
+            <w:vAlign w:val="center"/>
+            <w:tcMar>
+              <w:top w:w="40" w:type="dxa"/>
+              <w:bottom w:w="40" w:type="dxa"/>
+              <w:left w:w="50" w:type="dxa"/>
+              <w:right w:w="50" w:type="dxa"/>
+            </w:tcMar>
+          </w:tcPr>
+          <w:p>
+            <w:pPr>
+              <w:spacing w:line="276" w:lineRule="auto" w:after="40"/>
+              <w:jc w:val="center"/>
+            </w:pPr>
+            <w:r/>
+            <w:r>
+              <w:rPr>
+                <w:rFonts w:ascii="Times New Roman" w:hAnsi="Times New Roman"/>
+                <w:sz w:val="20"/>
+              </w:rPr>
+              <w:t>AUTOINCREMENT</w:t>
+            </w:r>
+          </w:p>
+        </w:tc>
+        <w:tc>
+          <w:tcPr>
+            <w:tcW w:type="dxa" w:w="3288"/>
+            <w:vAlign w:val="center"/>
+            <w:tcMar>
+              <w:top w:w="40" w:type="dxa"/>
+              <w:bottom w:w="40" w:type="dxa"/>
+              <w:left w:w="50" w:type="dxa"/>
+              <w:right w:w="50" w:type="dxa"/>
+            </w:tcMar>
+          </w:tcPr>
+          <w:p>
+            <w:pPr>
+              <w:spacing w:line="276" w:lineRule="auto" w:after="40"/>
+              <w:jc w:val="left"/>
+            </w:pPr>
+            <w:r/>
+            <w:r>
+              <w:rPr>
+                <w:rFonts w:ascii="Times New Roman" w:hAnsi="Times New Roman"/>
+                <w:sz w:val="20"/>
+              </w:rPr>
+              <w:t>Mã định danh duy nhất của người dùng</w:t>
+            </w:r>
+          </w:p>
+        </w:tc>
+      </w:tr>
+      <w:tr>
+        <w:tc>
+          <w:tcPr>
+            <w:tcW w:type="dxa" w:w="1474"/>
+            <w:vAlign w:val="center"/>
+            <w:tcMar>
+              <w:top w:w="40" w:type="dxa"/>
+              <w:bottom w:w="40" w:type="dxa"/>
+              <w:left w:w="50" w:type="dxa"/>
+              <w:right w:w="50" w:type="dxa"/>
+            </w:tcMar>
+          </w:tcPr>
+          <w:p>
+            <w:pPr>
+              <w:spacing w:line="276" w:lineRule="auto" w:after="40"/>
+              <w:jc w:val="center"/>
+            </w:pPr>
+            <w:r/>
+            <w:r>
+              <w:rPr>
+                <w:rFonts w:ascii="Times New Roman" w:hAnsi="Times New Roman"/>
+                <w:b/>
+                <w:sz w:val="20"/>
+              </w:rPr>
+              <w:t>username</w:t>
+            </w:r>
+          </w:p>
+        </w:tc>
+        <w:tc>
+          <w:tcPr>
+            <w:tcW w:type="dxa" w:w="1361"/>
+            <w:vAlign w:val="center"/>
+            <w:tcMar>
+              <w:top w:w="40" w:type="dxa"/>
+              <w:bottom w:w="40" w:type="dxa"/>
+              <w:left w:w="50" w:type="dxa"/>
+              <w:right w:w="50" w:type="dxa"/>
+            </w:tcMar>
+          </w:tcPr>
+          <w:p>
+            <w:pPr>
+              <w:spacing w:line="276" w:lineRule="auto" w:after="40"/>
+              <w:jc w:val="center"/>
+            </w:pPr>
+            <w:r/>
+            <w:r>
+              <w:rPr>
+                <w:rFonts w:ascii="Times New Roman" w:hAnsi="Times New Roman"/>
+                <w:sz w:val="20"/>
+              </w:rPr>
+              <w:t>TEXT</w:t>
+            </w:r>
+          </w:p>
+        </w:tc>
+        <w:tc>
+          <w:tcPr>
+            <w:tcW w:type="dxa" w:w="907"/>
+            <w:vAlign w:val="center"/>
+            <w:tcMar>
+              <w:top w:w="40" w:type="dxa"/>
+              <w:bottom w:w="40" w:type="dxa"/>
+              <w:left w:w="50" w:type="dxa"/>
+              <w:right w:w="50" w:type="dxa"/>
+            </w:tcMar>
+          </w:tcPr>
+          <w:p>
+            <w:pPr>
+              <w:spacing w:line="276" w:lineRule="auto" w:after="40"/>
+              <w:jc w:val="center"/>
+            </w:pPr>
+            <w:r/>
+            <w:r>
+              <w:rPr>
+                <w:rFonts w:ascii="Times New Roman" w:hAnsi="Times New Roman"/>
+                <w:b/>
+                <w:sz w:val="20"/>
+              </w:rPr>
+            </w:r>
+          </w:p>
+        </w:tc>
+        <w:tc>
+          <w:tcPr>
+            <w:tcW w:type="dxa" w:w="2041"/>
+            <w:vAlign w:val="center"/>
+            <w:tcMar>
+              <w:top w:w="40" w:type="dxa"/>
+              <w:bottom w:w="40" w:type="dxa"/>
+              <w:left w:w="50" w:type="dxa"/>
+              <w:right w:w="50" w:type="dxa"/>
+            </w:tcMar>
+          </w:tcPr>
+          <w:p>
+            <w:pPr>
+              <w:spacing w:line="276" w:lineRule="auto" w:after="40"/>
+              <w:jc w:val="center"/>
+            </w:pPr>
+            <w:r/>
+            <w:r>
+              <w:rPr>
+                <w:rFonts w:ascii="Times New Roman" w:hAnsi="Times New Roman"/>
+                <w:sz w:val="20"/>
+              </w:rPr>
+              <w:t>UNIQUE, NOT NULL</w:t>
+            </w:r>
+          </w:p>
+        </w:tc>
+        <w:tc>
+          <w:tcPr>
+            <w:tcW w:type="dxa" w:w="3288"/>
+            <w:vAlign w:val="center"/>
+            <w:tcMar>
+              <w:top w:w="40" w:type="dxa"/>
+              <w:bottom w:w="40" w:type="dxa"/>
+              <w:left w:w="50" w:type="dxa"/>
+              <w:right w:w="50" w:type="dxa"/>
+            </w:tcMar>
+          </w:tcPr>
+          <w:p>
+            <w:pPr>
+              <w:spacing w:line="276" w:lineRule="auto" w:after="40"/>
+              <w:jc w:val="left"/>
+            </w:pPr>
+            <w:r/>
+            <w:r>
+              <w:rPr>
+                <w:rFonts w:ascii="Times New Roman" w:hAnsi="Times New Roman"/>
+                <w:sz w:val="20"/>
+              </w:rPr>
+              <w:t>Tên đăng nhập hệ thống (viết liền)</w:t>
+            </w:r>
+          </w:p>
+        </w:tc>
+      </w:tr>
+      <w:tr>
+        <w:tc>
+          <w:tcPr>
+            <w:tcW w:type="dxa" w:w="1474"/>
+            <w:vAlign w:val="center"/>
+            <w:tcMar>
+              <w:top w:w="40" w:type="dxa"/>
+              <w:bottom w:w="40" w:type="dxa"/>
+              <w:left w:w="50" w:type="dxa"/>
+              <w:right w:w="50" w:type="dxa"/>
+            </w:tcMar>
+          </w:tcPr>
+          <w:p>
+            <w:pPr>
+              <w:spacing w:line="276" w:lineRule="auto" w:after="40"/>
+              <w:jc w:val="center"/>
+            </w:pPr>
+            <w:r/>
+            <w:r>
+              <w:rPr>
+                <w:rFonts w:ascii="Times New Roman" w:hAnsi="Times New Roman"/>
+                <w:b/>
+                <w:sz w:val="20"/>
+              </w:rPr>
+              <w:t>password_hash</w:t>
+            </w:r>
+          </w:p>
+        </w:tc>
+        <w:tc>
+          <w:tcPr>
+            <w:tcW w:type="dxa" w:w="1361"/>
+            <w:vAlign w:val="center"/>
+            <w:tcMar>
+              <w:top w:w="40" w:type="dxa"/>
+              <w:bottom w:w="40" w:type="dxa"/>
+              <w:left w:w="50" w:type="dxa"/>
+              <w:right w:w="50" w:type="dxa"/>
+            </w:tcMar>
+          </w:tcPr>
+          <w:p>
+            <w:pPr>
+              <w:spacing w:line="276" w:lineRule="auto" w:after="40"/>
+              <w:jc w:val="center"/>
+            </w:pPr>
+            <w:r/>
+            <w:r>
+              <w:rPr>
+                <w:rFonts w:ascii="Times New Roman" w:hAnsi="Times New Roman"/>
+                <w:sz w:val="20"/>
+              </w:rPr>
+              <w:t>TEXT</w:t>
+            </w:r>
+          </w:p>
+        </w:tc>
+        <w:tc>
+          <w:tcPr>
+            <w:tcW w:type="dxa" w:w="907"/>
+            <w:vAlign w:val="center"/>
+            <w:tcMar>
+              <w:top w:w="40" w:type="dxa"/>
+              <w:bottom w:w="40" w:type="dxa"/>
+              <w:left w:w="50" w:type="dxa"/>
+              <w:right w:w="50" w:type="dxa"/>
+            </w:tcMar>
+          </w:tcPr>
+          <w:p>
+            <w:pPr>
+              <w:spacing w:line="276" w:lineRule="auto" w:after="40"/>
+              <w:jc w:val="center"/>
+            </w:pPr>
+            <w:r/>
+            <w:r>
+              <w:rPr>
+                <w:rFonts w:ascii="Times New Roman" w:hAnsi="Times New Roman"/>
+                <w:b/>
+                <w:sz w:val="20"/>
+              </w:rPr>
+            </w:r>
+          </w:p>
+        </w:tc>
+        <w:tc>
+          <w:tcPr>
+            <w:tcW w:type="dxa" w:w="2041"/>
+            <w:vAlign w:val="center"/>
+            <w:tcMar>
+              <w:top w:w="40" w:type="dxa"/>
+              <w:bottom w:w="40" w:type="dxa"/>
+              <w:left w:w="50" w:type="dxa"/>
+              <w:right w:w="50" w:type="dxa"/>
+            </w:tcMar>
+          </w:tcPr>
+          <w:p>
+            <w:pPr>
+              <w:spacing w:line="276" w:lineRule="auto" w:after="40"/>
+              <w:jc w:val="center"/>
+            </w:pPr>
+            <w:r/>
+            <w:r>
+              <w:rPr>
+                <w:rFonts w:ascii="Times New Roman" w:hAnsi="Times New Roman"/>
+                <w:sz w:val="20"/>
+              </w:rPr>
+              <w:t>NOT NULL</w:t>
+            </w:r>
+          </w:p>
+        </w:tc>
+        <w:tc>
+          <w:tcPr>
+            <w:tcW w:type="dxa" w:w="3288"/>
+            <w:vAlign w:val="center"/>
+            <w:tcMar>
+              <w:top w:w="40" w:type="dxa"/>
+              <w:bottom w:w="40" w:type="dxa"/>
+              <w:left w:w="50" w:type="dxa"/>
+              <w:right w:w="50" w:type="dxa"/>
+            </w:tcMar>
+          </w:tcPr>
+          <w:p>
+            <w:pPr>
+              <w:spacing w:line="276" w:lineRule="auto" w:after="40"/>
+              <w:jc w:val="left"/>
+            </w:pPr>
+            <w:r/>
+            <w:r>
+              <w:rPr>
+                <w:rFonts w:ascii="Times New Roman" w:hAnsi="Times New Roman"/>
+                <w:sz w:val="20"/>
+              </w:rPr>
+              <w:t>Mật khẩu đã băm bằng SHA-256 + Salt</w:t>
+            </w:r>
+          </w:p>
+        </w:tc>
+      </w:tr>
+      <w:tr>
+        <w:tc>
+          <w:tcPr>
+            <w:tcW w:type="dxa" w:w="1474"/>
+            <w:vAlign w:val="center"/>
+            <w:tcMar>
+              <w:top w:w="40" w:type="dxa"/>
+              <w:bottom w:w="40" w:type="dxa"/>
+              <w:left w:w="50" w:type="dxa"/>
+              <w:right w:w="50" w:type="dxa"/>
+            </w:tcMar>
+          </w:tcPr>
+          <w:p>
+            <w:pPr>
+              <w:spacing w:line="276" w:lineRule="auto" w:after="40"/>
+              <w:jc w:val="center"/>
+            </w:pPr>
+            <w:r/>
+            <w:r>
+              <w:rPr>
+                <w:rFonts w:ascii="Times New Roman" w:hAnsi="Times New Roman"/>
+                <w:b/>
+                <w:sz w:val="20"/>
+              </w:rPr>
+              <w:t>full_name</w:t>
+            </w:r>
+          </w:p>
+        </w:tc>
+        <w:tc>
+          <w:tcPr>
+            <w:tcW w:type="dxa" w:w="1361"/>
+            <w:vAlign w:val="center"/>
+            <w:tcMar>
+              <w:top w:w="40" w:type="dxa"/>
+              <w:bottom w:w="40" w:type="dxa"/>
+              <w:left w:w="50" w:type="dxa"/>
+              <w:right w:w="50" w:type="dxa"/>
+            </w:tcMar>
+          </w:tcPr>
+          <w:p>
+            <w:pPr>
+              <w:spacing w:line="276" w:lineRule="auto" w:after="40"/>
+              <w:jc w:val="center"/>
+            </w:pPr>
+            <w:r/>
+            <w:r>
+              <w:rPr>
+                <w:rFonts w:ascii="Times New Roman" w:hAnsi="Times New Roman"/>
+                <w:sz w:val="20"/>
+              </w:rPr>
+              <w:t>TEXT</w:t>
+            </w:r>
+          </w:p>
+        </w:tc>
+        <w:tc>
+          <w:tcPr>
+            <w:tcW w:type="dxa" w:w="907"/>
+            <w:vAlign w:val="center"/>
+            <w:tcMar>
+              <w:top w:w="40" w:type="dxa"/>
+              <w:bottom w:w="40" w:type="dxa"/>
+              <w:left w:w="50" w:type="dxa"/>
+              <w:right w:w="50" w:type="dxa"/>
+            </w:tcMar>
+          </w:tcPr>
+          <w:p>
+            <w:pPr>
+              <w:spacing w:line="276" w:lineRule="auto" w:after="40"/>
+              <w:jc w:val="center"/>
+            </w:pPr>
+            <w:r/>
+            <w:r>
+              <w:rPr>
+                <w:rFonts w:ascii="Times New Roman" w:hAnsi="Times New Roman"/>
+                <w:b/>
+                <w:sz w:val="20"/>
+              </w:rPr>
+            </w:r>
+          </w:p>
+        </w:tc>
+        <w:tc>
+          <w:tcPr>
+            <w:tcW w:type="dxa" w:w="2041"/>
+            <w:vAlign w:val="center"/>
+            <w:tcMar>
+              <w:top w:w="40" w:type="dxa"/>
+              <w:bottom w:w="40" w:type="dxa"/>
+              <w:left w:w="50" w:type="dxa"/>
+              <w:right w:w="50" w:type="dxa"/>
+            </w:tcMar>
+          </w:tcPr>
+          <w:p>
+            <w:pPr>
+              <w:spacing w:line="276" w:lineRule="auto" w:after="40"/>
+              <w:jc w:val="center"/>
+            </w:pPr>
+            <w:r/>
+            <w:r>
+              <w:rPr>
+                <w:rFonts w:ascii="Times New Roman" w:hAnsi="Times New Roman"/>
+                <w:sz w:val="20"/>
+              </w:rPr>
+              <w:t>NOT NULL</w:t>
+            </w:r>
+          </w:p>
+        </w:tc>
+        <w:tc>
+          <w:tcPr>
+            <w:tcW w:type="dxa" w:w="3288"/>
+            <w:vAlign w:val="center"/>
+            <w:tcMar>
+              <w:top w:w="40" w:type="dxa"/>
+              <w:bottom w:w="40" w:type="dxa"/>
+              <w:left w:w="50" w:type="dxa"/>
+              <w:right w:w="50" w:type="dxa"/>
+            </w:tcMar>
+          </w:tcPr>
+          <w:p>
+            <w:pPr>
+              <w:spacing w:line="276" w:lineRule="auto" w:after="40"/>
+              <w:jc w:val="left"/>
+            </w:pPr>
+            <w:r/>
+            <w:r>
+              <w:rPr>
+                <w:rFonts w:ascii="Times New Roman" w:hAnsi="Times New Roman"/>
+                <w:sz w:val="20"/>
+              </w:rPr>
+              <w:t>Họ và tên hiển thị của người dùng</w:t>
+            </w:r>
+          </w:p>
+        </w:tc>
+      </w:tr>
+      <w:tr>
+        <w:tc>
+          <w:tcPr>
+            <w:tcW w:type="dxa" w:w="1474"/>
+            <w:vAlign w:val="center"/>
+            <w:tcMar>
+              <w:top w:w="40" w:type="dxa"/>
+              <w:bottom w:w="40" w:type="dxa"/>
+              <w:left w:w="50" w:type="dxa"/>
+              <w:right w:w="50" w:type="dxa"/>
+            </w:tcMar>
+          </w:tcPr>
+          <w:p>
+            <w:pPr>
+              <w:spacing w:line="276" w:lineRule="auto" w:after="40"/>
+              <w:jc w:val="center"/>
+            </w:pPr>
+            <w:r/>
+            <w:r>
+              <w:rPr>
+                <w:rFonts w:ascii="Times New Roman" w:hAnsi="Times New Roman"/>
+                <w:b/>
+                <w:sz w:val="20"/>
+              </w:rPr>
+              <w:t>avatar_color</w:t>
+            </w:r>
+          </w:p>
+        </w:tc>
+        <w:tc>
+          <w:tcPr>
+            <w:tcW w:type="dxa" w:w="1361"/>
+            <w:vAlign w:val="center"/>
+            <w:tcMar>
+              <w:top w:w="40" w:type="dxa"/>
+              <w:bottom w:w="40" w:type="dxa"/>
+              <w:left w:w="50" w:type="dxa"/>
+              <w:right w:w="50" w:type="dxa"/>
+            </w:tcMar>
+          </w:tcPr>
+          <w:p>
+            <w:pPr>
+              <w:spacing w:line="276" w:lineRule="auto" w:after="40"/>
+              <w:jc w:val="center"/>
+            </w:pPr>
+            <w:r/>
+            <w:r>
+              <w:rPr>
+                <w:rFonts w:ascii="Times New Roman" w:hAnsi="Times New Roman"/>
+                <w:sz w:val="20"/>
+              </w:rPr>
+              <w:t>TEXT</w:t>
+            </w:r>
+          </w:p>
+        </w:tc>
+        <w:tc>
+          <w:tcPr>
+            <w:tcW w:type="dxa" w:w="907"/>
+            <w:vAlign w:val="center"/>
+            <w:tcMar>
+              <w:top w:w="40" w:type="dxa"/>
+              <w:bottom w:w="40" w:type="dxa"/>
+              <w:left w:w="50" w:type="dxa"/>
+              <w:right w:w="50" w:type="dxa"/>
+            </w:tcMar>
+          </w:tcPr>
+          <w:p>
+            <w:pPr>
+              <w:spacing w:line="276" w:lineRule="auto" w:after="40"/>
+              <w:jc w:val="center"/>
+            </w:pPr>
+            <w:r/>
+            <w:r>
+              <w:rPr>
+                <w:rFonts w:ascii="Times New Roman" w:hAnsi="Times New Roman"/>
+                <w:b/>
+                <w:sz w:val="20"/>
+              </w:rPr>
+            </w:r>
+          </w:p>
+        </w:tc>
+        <w:tc>
+          <w:tcPr>
+            <w:tcW w:type="dxa" w:w="2041"/>
+            <w:vAlign w:val="center"/>
+            <w:tcMar>
+              <w:top w:w="40" w:type="dxa"/>
+              <w:bottom w:w="40" w:type="dxa"/>
+              <w:left w:w="50" w:type="dxa"/>
+              <w:right w:w="50" w:type="dxa"/>
+            </w:tcMar>
+          </w:tcPr>
+          <w:p>
+            <w:pPr>
+              <w:spacing w:line="276" w:lineRule="auto" w:after="40"/>
+              <w:jc w:val="center"/>
+            </w:pPr>
+            <w:r/>
+            <w:r>
+              <w:rPr>
+                <w:rFonts w:ascii="Times New Roman" w:hAnsi="Times New Roman"/>
+                <w:sz w:val="20"/>
+              </w:rPr>
+              <w:t>DEFAULT '#2563EB'</w:t>
+            </w:r>
+          </w:p>
+        </w:tc>
+        <w:tc>
+          <w:tcPr>
+            <w:tcW w:type="dxa" w:w="3288"/>
+            <w:vAlign w:val="center"/>
+            <w:tcMar>
+              <w:top w:w="40" w:type="dxa"/>
+              <w:bottom w:w="40" w:type="dxa"/>
+              <w:left w:w="50" w:type="dxa"/>
+              <w:right w:w="50" w:type="dxa"/>
+            </w:tcMar>
+          </w:tcPr>
+          <w:p>
+            <w:pPr>
+              <w:spacing w:line="276" w:lineRule="auto" w:after="40"/>
+              <w:jc w:val="left"/>
+            </w:pPr>
+            <w:r/>
+            <w:r>
+              <w:rPr>
+                <w:rFonts w:ascii="Times New Roman" w:hAnsi="Times New Roman"/>
+                <w:sz w:val="20"/>
+              </w:rPr>
+              <w:t>Mã màu hex đại diện cho ảnh đại diện</w:t>
+            </w:r>
+          </w:p>
+        </w:tc>
+      </w:tr>
+      <w:tr>
+        <w:tc>
+          <w:tcPr>
+            <w:tcW w:type="dxa" w:w="1474"/>
+            <w:vAlign w:val="center"/>
+            <w:tcMar>
+              <w:top w:w="40" w:type="dxa"/>
+              <w:bottom w:w="40" w:type="dxa"/>
+              <w:left w:w="50" w:type="dxa"/>
+              <w:right w:w="50" w:type="dxa"/>
+            </w:tcMar>
+          </w:tcPr>
+          <w:p>
+            <w:pPr>
+              <w:spacing w:line="276" w:lineRule="auto" w:after="40"/>
+              <w:jc w:val="center"/>
+            </w:pPr>
+            <w:r/>
+            <w:r>
+              <w:rPr>
+                <w:rFonts w:ascii="Times New Roman" w:hAnsi="Times New Roman"/>
+                <w:b/>
+                <w:sz w:val="20"/>
+              </w:rPr>
+              <w:t>is_online</w:t>
+            </w:r>
+          </w:p>
+        </w:tc>
+        <w:tc>
+          <w:tcPr>
+            <w:tcW w:type="dxa" w:w="1361"/>
+            <w:vAlign w:val="center"/>
+            <w:tcMar>
+              <w:top w:w="40" w:type="dxa"/>
+              <w:bottom w:w="40" w:type="dxa"/>
+              <w:left w:w="50" w:type="dxa"/>
+              <w:right w:w="50" w:type="dxa"/>
+            </w:tcMar>
+          </w:tcPr>
+          <w:p>
+            <w:pPr>
+              <w:spacing w:line="276" w:lineRule="auto" w:after="40"/>
+              <w:jc w:val="center"/>
+            </w:pPr>
+            <w:r/>
+            <w:r>
+              <w:rPr>
+                <w:rFonts w:ascii="Times New Roman" w:hAnsi="Times New Roman"/>
+                <w:sz w:val="20"/>
+              </w:rPr>
+              <w:t>INTEGER</w:t>
+            </w:r>
+          </w:p>
+        </w:tc>
+        <w:tc>
+          <w:tcPr>
+            <w:tcW w:type="dxa" w:w="907"/>
+            <w:vAlign w:val="center"/>
+            <w:tcMar>
+              <w:top w:w="40" w:type="dxa"/>
+              <w:bottom w:w="40" w:type="dxa"/>
+              <w:left w:w="50" w:type="dxa"/>
+              <w:right w:w="50" w:type="dxa"/>
+            </w:tcMar>
+          </w:tcPr>
+          <w:p>
+            <w:pPr>
+              <w:spacing w:line="276" w:lineRule="auto" w:after="40"/>
+              <w:jc w:val="center"/>
+            </w:pPr>
+            <w:r/>
+            <w:r>
+              <w:rPr>
+                <w:rFonts w:ascii="Times New Roman" w:hAnsi="Times New Roman"/>
+                <w:b/>
+                <w:sz w:val="20"/>
+              </w:rPr>
+            </w:r>
+          </w:p>
+        </w:tc>
+        <w:tc>
+          <w:tcPr>
+            <w:tcW w:type="dxa" w:w="2041"/>
+            <w:vAlign w:val="center"/>
+            <w:tcMar>
+              <w:top w:w="40" w:type="dxa"/>
+              <w:bottom w:w="40" w:type="dxa"/>
+              <w:left w:w="50" w:type="dxa"/>
+              <w:right w:w="50" w:type="dxa"/>
+            </w:tcMar>
+          </w:tcPr>
+          <w:p>
+            <w:pPr>
+              <w:spacing w:line="276" w:lineRule="auto" w:after="40"/>
+              <w:jc w:val="center"/>
+            </w:pPr>
+            <w:r/>
+            <w:r>
+              <w:rPr>
+                <w:rFonts w:ascii="Times New Roman" w:hAnsi="Times New Roman"/>
+                <w:sz w:val="20"/>
+              </w:rPr>
+              <w:t>DEFAULT 0</w:t>
+            </w:r>
+          </w:p>
+        </w:tc>
+        <w:tc>
+          <w:tcPr>
+            <w:tcW w:type="dxa" w:w="3288"/>
+            <w:vAlign w:val="center"/>
+            <w:tcMar>
+              <w:top w:w="40" w:type="dxa"/>
+              <w:bottom w:w="40" w:type="dxa"/>
+              <w:left w:w="50" w:type="dxa"/>
+              <w:right w:w="50" w:type="dxa"/>
+            </w:tcMar>
+          </w:tcPr>
+          <w:p>
+            <w:pPr>
+              <w:spacing w:line="276" w:lineRule="auto" w:after="40"/>
+              <w:jc w:val="left"/>
+            </w:pPr>
+            <w:r/>
+            <w:r>
+              <w:rPr>
+                <w:rFonts w:ascii="Times New Roman" w:hAnsi="Times New Roman"/>
+                <w:sz w:val="20"/>
+              </w:rPr>
+              <w:t>Trạng thái trực tuyến (1: Online, 0: Offline)</w:t>
+            </w:r>
+          </w:p>
+        </w:tc>
+      </w:tr>
+      <w:tr>
+        <w:tc>
+          <w:tcPr>
+            <w:tcW w:type="dxa" w:w="1474"/>
+            <w:vAlign w:val="center"/>
+            <w:tcMar>
+              <w:top w:w="40" w:type="dxa"/>
+              <w:bottom w:w="40" w:type="dxa"/>
+              <w:left w:w="50" w:type="dxa"/>
+              <w:right w:w="50" w:type="dxa"/>
+            </w:tcMar>
+          </w:tcPr>
+          <w:p>
+            <w:pPr>
+              <w:spacing w:line="276" w:lineRule="auto" w:after="40"/>
+              <w:jc w:val="center"/>
+            </w:pPr>
+            <w:r/>
+            <w:r>
+              <w:rPr>
+                <w:rFonts w:ascii="Times New Roman" w:hAnsi="Times New Roman"/>
+                <w:b/>
+                <w:sz w:val="20"/>
+              </w:rPr>
+              <w:t>last_seen</w:t>
+            </w:r>
+          </w:p>
+        </w:tc>
+        <w:tc>
+          <w:tcPr>
+            <w:tcW w:type="dxa" w:w="1361"/>
+            <w:vAlign w:val="center"/>
+            <w:tcMar>
+              <w:top w:w="40" w:type="dxa"/>
+              <w:bottom w:w="40" w:type="dxa"/>
+              <w:left w:w="50" w:type="dxa"/>
+              <w:right w:w="50" w:type="dxa"/>
+            </w:tcMar>
+          </w:tcPr>
+          <w:p>
+            <w:pPr>
+              <w:spacing w:line="276" w:lineRule="auto" w:after="40"/>
+              <w:jc w:val="center"/>
+            </w:pPr>
+            <w:r/>
+            <w:r>
+              <w:rPr>
+                <w:rFonts w:ascii="Times New Roman" w:hAnsi="Times New Roman"/>
+                <w:sz w:val="20"/>
+              </w:rPr>
+              <w:t>TIMESTAMP</w:t>
+            </w:r>
+          </w:p>
+        </w:tc>
+        <w:tc>
+          <w:tcPr>
+            <w:tcW w:type="dxa" w:w="907"/>
+            <w:vAlign w:val="center"/>
+            <w:tcMar>
+              <w:top w:w="40" w:type="dxa"/>
+              <w:bottom w:w="40" w:type="dxa"/>
+              <w:left w:w="50" w:type="dxa"/>
+              <w:right w:w="50" w:type="dxa"/>
+            </w:tcMar>
+          </w:tcPr>
+          <w:p>
+            <w:pPr>
+              <w:spacing w:line="276" w:lineRule="auto" w:after="40"/>
+              <w:jc w:val="center"/>
+            </w:pPr>
+            <w:r/>
+            <w:r>
+              <w:rPr>
+                <w:rFonts w:ascii="Times New Roman" w:hAnsi="Times New Roman"/>
+                <w:b/>
+                <w:sz w:val="20"/>
+              </w:rPr>
+            </w:r>
+          </w:p>
+        </w:tc>
+        <w:tc>
+          <w:tcPr>
+            <w:tcW w:type="dxa" w:w="2041"/>
+            <w:vAlign w:val="center"/>
+            <w:tcMar>
+              <w:top w:w="40" w:type="dxa"/>
+              <w:bottom w:w="40" w:type="dxa"/>
+              <w:left w:w="50" w:type="dxa"/>
+              <w:right w:w="50" w:type="dxa"/>
+            </w:tcMar>
+          </w:tcPr>
+          <w:p>
+            <w:pPr>
+              <w:spacing w:line="276" w:lineRule="auto" w:after="40"/>
+              <w:jc w:val="center"/>
+            </w:pPr>
+            <w:r/>
+            <w:r>
+              <w:rPr>
+                <w:rFonts w:ascii="Times New Roman" w:hAnsi="Times New Roman"/>
+                <w:sz w:val="20"/>
+              </w:rPr>
+              <w:t>DEFAULT CURRENT_TIMESTAMP</w:t>
+            </w:r>
+          </w:p>
+        </w:tc>
+        <w:tc>
+          <w:tcPr>
+            <w:tcW w:type="dxa" w:w="3288"/>
+            <w:vAlign w:val="center"/>
+            <w:tcMar>
+              <w:top w:w="40" w:type="dxa"/>
+              <w:bottom w:w="40" w:type="dxa"/>
+              <w:left w:w="50" w:type="dxa"/>
+              <w:right w:w="50" w:type="dxa"/>
+            </w:tcMar>
+          </w:tcPr>
+          <w:p>
+            <w:pPr>
+              <w:spacing w:line="276" w:lineRule="auto" w:after="40"/>
+              <w:jc w:val="left"/>
+            </w:pPr>
+            <w:r/>
+            <w:r>
+              <w:rPr>
+                <w:rFonts w:ascii="Times New Roman" w:hAnsi="Times New Roman"/>
+                <w:sz w:val="20"/>
+              </w:rPr>
+              <w:t>Thời điểm hoạt động gần nhất</w:t>
+            </w:r>
+          </w:p>
+        </w:tc>
+      </w:tr>
+      <w:tr>
+        <w:tc>
+          <w:tcPr>
+            <w:tcW w:type="dxa" w:w="1474"/>
+            <w:vAlign w:val="center"/>
+            <w:tcMar>
+              <w:top w:w="40" w:type="dxa"/>
+              <w:bottom w:w="40" w:type="dxa"/>
+              <w:left w:w="50" w:type="dxa"/>
+              <w:right w:w="50" w:type="dxa"/>
+            </w:tcMar>
+          </w:tcPr>
+          <w:p>
+            <w:pPr>
+              <w:spacing w:line="276" w:lineRule="auto" w:after="40"/>
+              <w:jc w:val="center"/>
+            </w:pPr>
+            <w:r/>
+            <w:r>
+              <w:rPr>
+                <w:rFonts w:ascii="Times New Roman" w:hAnsi="Times New Roman"/>
+                <w:b/>
+                <w:sz w:val="20"/>
+              </w:rPr>
+              <w:t>created_at</w:t>
+            </w:r>
+          </w:p>
+        </w:tc>
+        <w:tc>
+          <w:tcPr>
+            <w:tcW w:type="dxa" w:w="1361"/>
+            <w:vAlign w:val="center"/>
+            <w:tcMar>
+              <w:top w:w="40" w:type="dxa"/>
+              <w:bottom w:w="40" w:type="dxa"/>
+              <w:left w:w="50" w:type="dxa"/>
+              <w:right w:w="50" w:type="dxa"/>
+            </w:tcMar>
+          </w:tcPr>
+          <w:p>
+            <w:pPr>
+              <w:spacing w:line="276" w:lineRule="auto" w:after="40"/>
+              <w:jc w:val="center"/>
+            </w:pPr>
+            <w:r/>
+            <w:r>
+              <w:rPr>
+                <w:rFonts w:ascii="Times New Roman" w:hAnsi="Times New Roman"/>
+                <w:sz w:val="20"/>
+              </w:rPr>
+              <w:t>TIMESTAMP</w:t>
+            </w:r>
+          </w:p>
+        </w:tc>
+        <w:tc>
+          <w:tcPr>
+            <w:tcW w:type="dxa" w:w="907"/>
+            <w:vAlign w:val="center"/>
+            <w:tcMar>
+              <w:top w:w="40" w:type="dxa"/>
+              <w:bottom w:w="40" w:type="dxa"/>
+              <w:left w:w="50" w:type="dxa"/>
+              <w:right w:w="50" w:type="dxa"/>
+            </w:tcMar>
+          </w:tcPr>
+          <w:p>
+            <w:pPr>
+              <w:spacing w:line="276" w:lineRule="auto" w:after="40"/>
+              <w:jc w:val="center"/>
+            </w:pPr>
+            <w:r/>
+            <w:r>
+              <w:rPr>
+                <w:rFonts w:ascii="Times New Roman" w:hAnsi="Times New Roman"/>
+                <w:b/>
+                <w:sz w:val="20"/>
+              </w:rPr>
+            </w:r>
+          </w:p>
+        </w:tc>
+        <w:tc>
+          <w:tcPr>
+            <w:tcW w:type="dxa" w:w="2041"/>
+            <w:vAlign w:val="center"/>
+            <w:tcMar>
+              <w:top w:w="40" w:type="dxa"/>
+              <w:bottom w:w="40" w:type="dxa"/>
+              <w:left w:w="50" w:type="dxa"/>
+              <w:right w:w="50" w:type="dxa"/>
+            </w:tcMar>
+          </w:tcPr>
+          <w:p>
+            <w:pPr>
+              <w:spacing w:line="276" w:lineRule="auto" w:after="40"/>
+              <w:jc w:val="center"/>
+            </w:pPr>
+            <w:r/>
+            <w:r>
+              <w:rPr>
+                <w:rFonts w:ascii="Times New Roman" w:hAnsi="Times New Roman"/>
+                <w:sz w:val="20"/>
+              </w:rPr>
+              <w:t>DEFAULT CURRENT_TIMESTAMP</w:t>
+            </w:r>
+          </w:p>
+        </w:tc>
+        <w:tc>
+          <w:tcPr>
+            <w:tcW w:type="dxa" w:w="3288"/>
+            <w:vAlign w:val="center"/>
+            <w:tcMar>
+              <w:top w:w="40" w:type="dxa"/>
+              <w:bottom w:w="40" w:type="dxa"/>
+              <w:left w:w="50" w:type="dxa"/>
+              <w:right w:w="50" w:type="dxa"/>
+            </w:tcMar>
+          </w:tcPr>
+          <w:p>
+            <w:pPr>
+              <w:spacing w:line="276" w:lineRule="auto" w:after="40"/>
+              <w:jc w:val="left"/>
+            </w:pPr>
+            <w:r/>
+            <w:r>
+              <w:rPr>
+                <w:rFonts w:ascii="Times New Roman" w:hAnsi="Times New Roman"/>
+                <w:sz w:val="20"/>
+              </w:rPr>
+              <w:t>Thời điểm tạo tài khoản</w:t>
+            </w:r>
+          </w:p>
+        </w:tc>
+      </w:tr>
+    </w:tbl>
+    <w:p>
+      <w:pPr>
+        <w:spacing w:before="160" w:after="80" w:line="288" w:lineRule="auto"/>
+        <w:jc w:val="center"/>
+      </w:pPr>
+      <w:r>
+        <w:rPr>
+          <w:rFonts w:ascii="Times New Roman" w:hAnsi="Times New Roman"/>
+          <w:b/>
+          <w:i/>
+          <w:sz w:val="23"/>
+        </w:rPr>
+        <w:t>Bảng 4.4: Cấu trúc bảng Cuộc hội thoại (conversations)</w:t>
+      </w:r>
+    </w:p>
+    <w:tbl>
+      <w:tblPr>
+        <w:tblW w:type="auto" w:w="0"/>
+        <w:jc w:val="center"/>
+        <w:tblLook w:firstColumn="1" w:firstRow="1" w:lastColumn="0" w:lastRow="0" w:noHBand="0" w:noVBand="1" w:val="04A0"/>
+        <w:tblBorders>
+          <w:top w:val="single" w:sz="4" w:space="0" w:color="000000"/>
+          <w:bottom w:val="single" w:sz="4" w:space="0" w:color="000000"/>
+          <w:left w:val="single" w:sz="4" w:space="0" w:color="000000"/>
+          <w:right w:val="single" w:sz="4" w:space="0" w:color="000000"/>
+          <w:insideH w:val="single" w:sz="4" w:space="0" w:color="000000"/>
+          <w:insideV w:val="single" w:sz="4" w:space="0" w:color="000000"/>
+        </w:tblBorders>
+      </w:tblPr>
+      <w:tblGrid>
+        <w:gridCol w:w="1814"/>
+        <w:gridCol w:w="1814"/>
+        <w:gridCol w:w="1814"/>
+        <w:gridCol w:w="1814"/>
+        <w:gridCol w:w="1814"/>
+      </w:tblGrid>
+      <w:tr>
+        <w:tc>
+          <w:tcPr>
+            <w:tcW w:type="dxa" w:w="1474"/>
+            <w:shd w:fill="E8EEF5"/>
+            <w:vAlign w:val="center"/>
+            <w:tcMar>
+              <w:top w:w="40" w:type="dxa"/>
+              <w:bottom w:w="40" w:type="dxa"/>
+              <w:left w:w="50" w:type="dxa"/>
+              <w:right w:w="50" w:type="dxa"/>
+            </w:tcMar>
+          </w:tcPr>
+          <w:p>
+            <w:r/>
+            <w:r>
+              <w:rPr>
+                <w:rFonts w:ascii="Times New Roman" w:hAnsi="Times New Roman"/>
+                <w:b/>
+                <w:sz w:val="21"/>
+              </w:rPr>
+              <w:t>Tên trường (Column)</w:t>
+            </w:r>
+          </w:p>
+        </w:tc>
+        <w:tc>
+          <w:tcPr>
+            <w:tcW w:type="dxa" w:w="1361"/>
+            <w:shd w:fill="E8EEF5"/>
+            <w:vAlign w:val="center"/>
+            <w:tcMar>
+              <w:top w:w="40" w:type="dxa"/>
+              <w:bottom w:w="40" w:type="dxa"/>
+              <w:left w:w="50" w:type="dxa"/>
+              <w:right w:w="50" w:type="dxa"/>
+            </w:tcMar>
+          </w:tcPr>
+          <w:p>
+            <w:r/>
+            <w:r>
+              <w:rPr>
+                <w:rFonts w:ascii="Times New Roman" w:hAnsi="Times New Roman"/>
+                <w:b/>
+                <w:sz w:val="21"/>
+              </w:rPr>
+              <w:t>Kiểu dữ liệu</w:t>
+            </w:r>
+          </w:p>
+        </w:tc>
+        <w:tc>
+          <w:tcPr>
+            <w:tcW w:type="dxa" w:w="907"/>
+            <w:shd w:fill="E8EEF5"/>
+            <w:vAlign w:val="center"/>
+            <w:tcMar>
+              <w:top w:w="40" w:type="dxa"/>
+              <w:bottom w:w="40" w:type="dxa"/>
+              <w:left w:w="50" w:type="dxa"/>
+              <w:right w:w="50" w:type="dxa"/>
+            </w:tcMar>
+          </w:tcPr>
+          <w:p>
+            <w:r/>
+            <w:r>
+              <w:rPr>
+                <w:rFonts w:ascii="Times New Roman" w:hAnsi="Times New Roman"/>
+                <w:b/>
+                <w:sz w:val="21"/>
+              </w:rPr>
+              <w:t>Khóa (Key)</w:t>
+            </w:r>
+          </w:p>
+        </w:tc>
+        <w:tc>
+          <w:tcPr>
+            <w:tcW w:type="dxa" w:w="2041"/>
+            <w:shd w:fill="E8EEF5"/>
+            <w:vAlign w:val="center"/>
+            <w:tcMar>
+              <w:top w:w="40" w:type="dxa"/>
+              <w:bottom w:w="40" w:type="dxa"/>
+              <w:left w:w="50" w:type="dxa"/>
+              <w:right w:w="50" w:type="dxa"/>
+            </w:tcMar>
+          </w:tcPr>
+          <w:p>
+            <w:r/>
+            <w:r>
+              <w:rPr>
+                <w:rFonts w:ascii="Times New Roman" w:hAnsi="Times New Roman"/>
+                <w:b/>
+                <w:sz w:val="21"/>
+              </w:rPr>
+              <w:t>Ràng buộc (Constraint)</w:t>
+            </w:r>
+          </w:p>
+        </w:tc>
+        <w:tc>
+          <w:tcPr>
+            <w:tcW w:type="dxa" w:w="3288"/>
+            <w:shd w:fill="E8EEF5"/>
+            <w:vAlign w:val="center"/>
+            <w:tcMar>
+              <w:top w:w="40" w:type="dxa"/>
+              <w:bottom w:w="40" w:type="dxa"/>
+              <w:left w:w="50" w:type="dxa"/>
+              <w:right w:w="50" w:type="dxa"/>
+            </w:tcMar>
+          </w:tcPr>
+          <w:p>
+            <w:r/>
+            <w:r>
+              <w:rPr>
+                <w:rFonts w:ascii="Times New Roman" w:hAnsi="Times New Roman"/>
+                <w:b/>
+                <w:sz w:val="21"/>
+              </w:rPr>
+              <w:t>Diễn giải ý nghĩa</w:t>
+            </w:r>
+          </w:p>
+        </w:tc>
+      </w:tr>
+      <w:tr>
+        <w:tc>
+          <w:tcPr>
+            <w:tcW w:type="dxa" w:w="1474"/>
+            <w:vAlign w:val="center"/>
+            <w:tcMar>
+              <w:top w:w="40" w:type="dxa"/>
+              <w:bottom w:w="40" w:type="dxa"/>
+              <w:left w:w="50" w:type="dxa"/>
+              <w:right w:w="50" w:type="dxa"/>
+            </w:tcMar>
+          </w:tcPr>
+          <w:p>
+            <w:pPr>
+              <w:spacing w:line="276" w:lineRule="auto" w:after="40"/>
+              <w:jc w:val="center"/>
+            </w:pPr>
+            <w:r/>
+            <w:r>
+              <w:rPr>
+                <w:rFonts w:ascii="Times New Roman" w:hAnsi="Times New Roman"/>
+                <w:b/>
+                <w:sz w:val="20"/>
+              </w:rPr>
+              <w:t>id</w:t>
+            </w:r>
+          </w:p>
+        </w:tc>
+        <w:tc>
+          <w:tcPr>
+            <w:tcW w:type="dxa" w:w="1361"/>
+            <w:vAlign w:val="center"/>
+            <w:tcMar>
+              <w:top w:w="40" w:type="dxa"/>
+              <w:bottom w:w="40" w:type="dxa"/>
+              <w:left w:w="50" w:type="dxa"/>
+              <w:right w:w="50" w:type="dxa"/>
+            </w:tcMar>
+          </w:tcPr>
+          <w:p>
+            <w:pPr>
+              <w:spacing w:line="276" w:lineRule="auto" w:after="40"/>
+              <w:jc w:val="center"/>
+            </w:pPr>
+            <w:r/>
+            <w:r>
+              <w:rPr>
+                <w:rFonts w:ascii="Times New Roman" w:hAnsi="Times New Roman"/>
+                <w:sz w:val="20"/>
+              </w:rPr>
+              <w:t>INTEGER</w:t>
+            </w:r>
+          </w:p>
+        </w:tc>
+        <w:tc>
+          <w:tcPr>
+            <w:tcW w:type="dxa" w:w="907"/>
+            <w:vAlign w:val="center"/>
+            <w:tcMar>
+              <w:top w:w="40" w:type="dxa"/>
+              <w:bottom w:w="40" w:type="dxa"/>
+              <w:left w:w="50" w:type="dxa"/>
+              <w:right w:w="50" w:type="dxa"/>
+            </w:tcMar>
+          </w:tcPr>
+          <w:p>
+            <w:pPr>
+              <w:spacing w:line="276" w:lineRule="auto" w:after="40"/>
+              <w:jc w:val="center"/>
+            </w:pPr>
+            <w:r/>
+            <w:r>
+              <w:rPr>
+                <w:rFonts w:ascii="Times New Roman" w:hAnsi="Times New Roman"/>
+                <w:b/>
+                <w:sz w:val="20"/>
+              </w:rPr>
+              <w:t>PK</w:t>
+            </w:r>
+          </w:p>
+        </w:tc>
+        <w:tc>
+          <w:tcPr>
+            <w:tcW w:type="dxa" w:w="2041"/>
+            <w:vAlign w:val="center"/>
+            <w:tcMar>
+              <w:top w:w="40" w:type="dxa"/>
+              <w:bottom w:w="40" w:type="dxa"/>
+              <w:left w:w="50" w:type="dxa"/>
+              <w:right w:w="50" w:type="dxa"/>
+            </w:tcMar>
+          </w:tcPr>
+          <w:p>
+            <w:pPr>
+              <w:spacing w:line="276" w:lineRule="auto" w:after="40"/>
+              <w:jc w:val="center"/>
+            </w:pPr>
+            <w:r/>
+            <w:r>
+              <w:rPr>
+                <w:rFonts w:ascii="Times New Roman" w:hAnsi="Times New Roman"/>
+                <w:sz w:val="20"/>
+              </w:rPr>
+              <w:t>AUTOINCREMENT</w:t>
+            </w:r>
+          </w:p>
+        </w:tc>
+        <w:tc>
+          <w:tcPr>
+            <w:tcW w:type="dxa" w:w="3288"/>
+            <w:vAlign w:val="center"/>
+            <w:tcMar>
+              <w:top w:w="40" w:type="dxa"/>
+              <w:bottom w:w="40" w:type="dxa"/>
+              <w:left w:w="50" w:type="dxa"/>
+              <w:right w:w="50" w:type="dxa"/>
+            </w:tcMar>
+          </w:tcPr>
+          <w:p>
+            <w:pPr>
+              <w:spacing w:line="276" w:lineRule="auto" w:after="40"/>
+              <w:jc w:val="left"/>
+            </w:pPr>
+            <w:r/>
+            <w:r>
+              <w:rPr>
+                <w:rFonts w:ascii="Times New Roman" w:hAnsi="Times New Roman"/>
+                <w:sz w:val="20"/>
+              </w:rPr>
+              <w:t>Mã định danh duy nhất của cuộc hội thoại</w:t>
+            </w:r>
+          </w:p>
+        </w:tc>
+      </w:tr>
+      <w:tr>
+        <w:tc>
+          <w:tcPr>
+            <w:tcW w:type="dxa" w:w="1474"/>
+            <w:vAlign w:val="center"/>
+            <w:tcMar>
+              <w:top w:w="40" w:type="dxa"/>
+              <w:bottom w:w="40" w:type="dxa"/>
+              <w:left w:w="50" w:type="dxa"/>
+              <w:right w:w="50" w:type="dxa"/>
+            </w:tcMar>
+          </w:tcPr>
+          <w:p>
+            <w:pPr>
+              <w:spacing w:line="276" w:lineRule="auto" w:after="40"/>
+              <w:jc w:val="center"/>
+            </w:pPr>
+            <w:r/>
+            <w:r>
+              <w:rPr>
+                <w:rFonts w:ascii="Times New Roman" w:hAnsi="Times New Roman"/>
+                <w:b/>
+                <w:sz w:val="20"/>
+              </w:rPr>
+              <w:t>type</w:t>
+            </w:r>
+          </w:p>
+        </w:tc>
+        <w:tc>
+          <w:tcPr>
+            <w:tcW w:type="dxa" w:w="1361"/>
+            <w:vAlign w:val="center"/>
+            <w:tcMar>
+              <w:top w:w="40" w:type="dxa"/>
+              <w:bottom w:w="40" w:type="dxa"/>
+              <w:left w:w="50" w:type="dxa"/>
+              <w:right w:w="50" w:type="dxa"/>
+            </w:tcMar>
+          </w:tcPr>
+          <w:p>
+            <w:pPr>
+              <w:spacing w:line="276" w:lineRule="auto" w:after="40"/>
+              <w:jc w:val="center"/>
+            </w:pPr>
+            <w:r/>
+            <w:r>
+              <w:rPr>
+                <w:rFonts w:ascii="Times New Roman" w:hAnsi="Times New Roman"/>
+                <w:sz w:val="20"/>
+              </w:rPr>
+              <w:t>TEXT</w:t>
+            </w:r>
+          </w:p>
+        </w:tc>
+        <w:tc>
+          <w:tcPr>
+            <w:tcW w:type="dxa" w:w="907"/>
+            <w:vAlign w:val="center"/>
+            <w:tcMar>
+              <w:top w:w="40" w:type="dxa"/>
+              <w:bottom w:w="40" w:type="dxa"/>
+              <w:left w:w="50" w:type="dxa"/>
+              <w:right w:w="50" w:type="dxa"/>
+            </w:tcMar>
+          </w:tcPr>
+          <w:p>
+            <w:pPr>
+              <w:spacing w:line="276" w:lineRule="auto" w:after="40"/>
+              <w:jc w:val="center"/>
+            </w:pPr>
+            <w:r/>
+            <w:r>
+              <w:rPr>
+                <w:rFonts w:ascii="Times New Roman" w:hAnsi="Times New Roman"/>
+                <w:b/>
+                <w:sz w:val="20"/>
+              </w:rPr>
+            </w:r>
+          </w:p>
+        </w:tc>
+        <w:tc>
+          <w:tcPr>
+            <w:tcW w:type="dxa" w:w="2041"/>
+            <w:vAlign w:val="center"/>
+            <w:tcMar>
+              <w:top w:w="40" w:type="dxa"/>
+              <w:bottom w:w="40" w:type="dxa"/>
+              <w:left w:w="50" w:type="dxa"/>
+              <w:right w:w="50" w:type="dxa"/>
+            </w:tcMar>
+          </w:tcPr>
+          <w:p>
+            <w:pPr>
+              <w:spacing w:line="276" w:lineRule="auto" w:after="40"/>
+              <w:jc w:val="center"/>
+            </w:pPr>
+            <w:r/>
+            <w:r>
+              <w:rPr>
+                <w:rFonts w:ascii="Times New Roman" w:hAnsi="Times New Roman"/>
+                <w:sz w:val="20"/>
+              </w:rPr>
+              <w:t>NOT NULL</w:t>
+            </w:r>
+          </w:p>
+        </w:tc>
+        <w:tc>
+          <w:tcPr>
+            <w:tcW w:type="dxa" w:w="3288"/>
+            <w:vAlign w:val="center"/>
+            <w:tcMar>
+              <w:top w:w="40" w:type="dxa"/>
+              <w:bottom w:w="40" w:type="dxa"/>
+              <w:left w:w="50" w:type="dxa"/>
+              <w:right w:w="50" w:type="dxa"/>
+            </w:tcMar>
+          </w:tcPr>
+          <w:p>
+            <w:pPr>
+              <w:spacing w:line="276" w:lineRule="auto" w:after="40"/>
+              <w:jc w:val="left"/>
+            </w:pPr>
+            <w:r/>
+            <w:r>
+              <w:rPr>
+                <w:rFonts w:ascii="Times New Roman" w:hAnsi="Times New Roman"/>
+                <w:sz w:val="20"/>
+              </w:rPr>
+              <w:t>Phân loại cuộc trò chuyện ('direct' hoặc 'group')</w:t>
+            </w:r>
+          </w:p>
+        </w:tc>
+      </w:tr>
+      <w:tr>
+        <w:tc>
+          <w:tcPr>
+            <w:tcW w:type="dxa" w:w="1474"/>
+            <w:vAlign w:val="center"/>
+            <w:tcMar>
+              <w:top w:w="40" w:type="dxa"/>
+              <w:bottom w:w="40" w:type="dxa"/>
+              <w:left w:w="50" w:type="dxa"/>
+              <w:right w:w="50" w:type="dxa"/>
+            </w:tcMar>
+          </w:tcPr>
+          <w:p>
+            <w:pPr>
+              <w:spacing w:line="276" w:lineRule="auto" w:after="40"/>
+              <w:jc w:val="center"/>
+            </w:pPr>
+            <w:r/>
+            <w:r>
+              <w:rPr>
+                <w:rFonts w:ascii="Times New Roman" w:hAnsi="Times New Roman"/>
+                <w:b/>
+                <w:sz w:val="20"/>
+              </w:rPr>
+              <w:t>name</w:t>
+            </w:r>
+          </w:p>
+        </w:tc>
+        <w:tc>
+          <w:tcPr>
+            <w:tcW w:type="dxa" w:w="1361"/>
+            <w:vAlign w:val="center"/>
+            <w:tcMar>
+              <w:top w:w="40" w:type="dxa"/>
+              <w:bottom w:w="40" w:type="dxa"/>
+              <w:left w:w="50" w:type="dxa"/>
+              <w:right w:w="50" w:type="dxa"/>
+            </w:tcMar>
+          </w:tcPr>
+          <w:p>
+            <w:pPr>
+              <w:spacing w:line="276" w:lineRule="auto" w:after="40"/>
+              <w:jc w:val="center"/>
+            </w:pPr>
+            <w:r/>
+            <w:r>
+              <w:rPr>
+                <w:rFonts w:ascii="Times New Roman" w:hAnsi="Times New Roman"/>
+                <w:sz w:val="20"/>
+              </w:rPr>
+              <w:t>TEXT</w:t>
+            </w:r>
+          </w:p>
+        </w:tc>
+        <w:tc>
+          <w:tcPr>
+            <w:tcW w:type="dxa" w:w="907"/>
+            <w:vAlign w:val="center"/>
+            <w:tcMar>
+              <w:top w:w="40" w:type="dxa"/>
+              <w:bottom w:w="40" w:type="dxa"/>
+              <w:left w:w="50" w:type="dxa"/>
+              <w:right w:w="50" w:type="dxa"/>
+            </w:tcMar>
+          </w:tcPr>
+          <w:p>
+            <w:pPr>
+              <w:spacing w:line="276" w:lineRule="auto" w:after="40"/>
+              <w:jc w:val="center"/>
+            </w:pPr>
+            <w:r/>
+            <w:r>
+              <w:rPr>
+                <w:rFonts w:ascii="Times New Roman" w:hAnsi="Times New Roman"/>
+                <w:b/>
+                <w:sz w:val="20"/>
+              </w:rPr>
+            </w:r>
+          </w:p>
+        </w:tc>
+        <w:tc>
+          <w:tcPr>
+            <w:tcW w:type="dxa" w:w="2041"/>
+            <w:vAlign w:val="center"/>
+            <w:tcMar>
+              <w:top w:w="40" w:type="dxa"/>
+              <w:bottom w:w="40" w:type="dxa"/>
+              <w:left w:w="50" w:type="dxa"/>
+              <w:right w:w="50" w:type="dxa"/>
+            </w:tcMar>
+          </w:tcPr>
+          <w:p>
+            <w:pPr>
+              <w:spacing w:line="276" w:lineRule="auto" w:after="40"/>
+              <w:jc w:val="center"/>
+            </w:pPr>
+            <w:r/>
+            <w:r>
+              <w:rPr>
+                <w:rFonts w:ascii="Times New Roman" w:hAnsi="Times New Roman"/>
+                <w:sz w:val="20"/>
+              </w:rPr>
+              <w:t>NULL</w:t>
+            </w:r>
+          </w:p>
+        </w:tc>
+        <w:tc>
+          <w:tcPr>
+            <w:tcW w:type="dxa" w:w="3288"/>
+            <w:vAlign w:val="center"/>
+            <w:tcMar>
+              <w:top w:w="40" w:type="dxa"/>
+              <w:bottom w:w="40" w:type="dxa"/>
+              <w:left w:w="50" w:type="dxa"/>
+              <w:right w:w="50" w:type="dxa"/>
+            </w:tcMar>
+          </w:tcPr>
+          <w:p>
+            <w:pPr>
+              <w:spacing w:line="276" w:lineRule="auto" w:after="40"/>
+              <w:jc w:val="left"/>
+            </w:pPr>
+            <w:r/>
+            <w:r>
+              <w:rPr>
+                <w:rFonts w:ascii="Times New Roman" w:hAnsi="Times New Roman"/>
+                <w:sz w:val="20"/>
+              </w:rPr>
+              <w:t>Tên nhóm trò chuyện (nếu type = 'group')</w:t>
+            </w:r>
+          </w:p>
+        </w:tc>
+      </w:tr>
+      <w:tr>
+        <w:tc>
+          <w:tcPr>
+            <w:tcW w:type="dxa" w:w="1474"/>
+            <w:vAlign w:val="center"/>
+            <w:tcMar>
+              <w:top w:w="40" w:type="dxa"/>
+              <w:bottom w:w="40" w:type="dxa"/>
+              <w:left w:w="50" w:type="dxa"/>
+              <w:right w:w="50" w:type="dxa"/>
+            </w:tcMar>
+          </w:tcPr>
+          <w:p>
+            <w:pPr>
+              <w:spacing w:line="276" w:lineRule="auto" w:after="40"/>
+              <w:jc w:val="center"/>
+            </w:pPr>
+            <w:r/>
+            <w:r>
+              <w:rPr>
+                <w:rFonts w:ascii="Times New Roman" w:hAnsi="Times New Roman"/>
+                <w:b/>
+                <w:sz w:val="20"/>
+              </w:rPr>
+              <w:t>created_by</w:t>
+            </w:r>
+          </w:p>
+        </w:tc>
+        <w:tc>
+          <w:tcPr>
+            <w:tcW w:type="dxa" w:w="1361"/>
+            <w:vAlign w:val="center"/>
+            <w:tcMar>
+              <w:top w:w="40" w:type="dxa"/>
+              <w:bottom w:w="40" w:type="dxa"/>
+              <w:left w:w="50" w:type="dxa"/>
+              <w:right w:w="50" w:type="dxa"/>
+            </w:tcMar>
+          </w:tcPr>
+          <w:p>
+            <w:pPr>
+              <w:spacing w:line="276" w:lineRule="auto" w:after="40"/>
+              <w:jc w:val="center"/>
+            </w:pPr>
+            <w:r/>
+            <w:r>
+              <w:rPr>
+                <w:rFonts w:ascii="Times New Roman" w:hAnsi="Times New Roman"/>
+                <w:sz w:val="20"/>
+              </w:rPr>
+              <w:t>INTEGER</w:t>
+            </w:r>
+          </w:p>
+        </w:tc>
+        <w:tc>
+          <w:tcPr>
+            <w:tcW w:type="dxa" w:w="907"/>
+            <w:vAlign w:val="center"/>
+            <w:tcMar>
+              <w:top w:w="40" w:type="dxa"/>
+              <w:bottom w:w="40" w:type="dxa"/>
+              <w:left w:w="50" w:type="dxa"/>
+              <w:right w:w="50" w:type="dxa"/>
+            </w:tcMar>
+          </w:tcPr>
+          <w:p>
+            <w:pPr>
+              <w:spacing w:line="276" w:lineRule="auto" w:after="40"/>
+              <w:jc w:val="center"/>
+            </w:pPr>
+            <w:r/>
+            <w:r>
+              <w:rPr>
+                <w:rFonts w:ascii="Times New Roman" w:hAnsi="Times New Roman"/>
+                <w:b/>
+                <w:sz w:val="20"/>
+              </w:rPr>
+              <w:t>FK</w:t>
+            </w:r>
+          </w:p>
+        </w:tc>
+        <w:tc>
+          <w:tcPr>
+            <w:tcW w:type="dxa" w:w="2041"/>
+            <w:vAlign w:val="center"/>
+            <w:tcMar>
+              <w:top w:w="40" w:type="dxa"/>
+              <w:bottom w:w="40" w:type="dxa"/>
+              <w:left w:w="50" w:type="dxa"/>
+              <w:right w:w="50" w:type="dxa"/>
+            </w:tcMar>
+          </w:tcPr>
+          <w:p>
+            <w:pPr>
+              <w:spacing w:line="276" w:lineRule="auto" w:after="40"/>
+              <w:jc w:val="center"/>
+            </w:pPr>
+            <w:r/>
+            <w:r>
+              <w:rPr>
+                <w:rFonts w:ascii="Times New Roman" w:hAnsi="Times New Roman"/>
+                <w:sz w:val="20"/>
+              </w:rPr>
+              <w:t>REFERENCES users(id)</w:t>
+            </w:r>
+          </w:p>
+        </w:tc>
+        <w:tc>
+          <w:tcPr>
+            <w:tcW w:type="dxa" w:w="3288"/>
+            <w:vAlign w:val="center"/>
+            <w:tcMar>
+              <w:top w:w="40" w:type="dxa"/>
+              <w:bottom w:w="40" w:type="dxa"/>
+              <w:left w:w="50" w:type="dxa"/>
+              <w:right w:w="50" w:type="dxa"/>
+            </w:tcMar>
+          </w:tcPr>
+          <w:p>
+            <w:pPr>
+              <w:spacing w:line="276" w:lineRule="auto" w:after="40"/>
+              <w:jc w:val="left"/>
+            </w:pPr>
+            <w:r/>
+            <w:r>
+              <w:rPr>
+                <w:rFonts w:ascii="Times New Roman" w:hAnsi="Times New Roman"/>
+                <w:sz w:val="20"/>
+              </w:rPr>
+              <w:t>Người tạo nhóm trò chuyện</w:t>
+            </w:r>
+          </w:p>
+        </w:tc>
+      </w:tr>
+      <w:tr>
+        <w:tc>
+          <w:tcPr>
+            <w:tcW w:type="dxa" w:w="1474"/>
+            <w:vAlign w:val="center"/>
+            <w:tcMar>
+              <w:top w:w="40" w:type="dxa"/>
+              <w:bottom w:w="40" w:type="dxa"/>
+              <w:left w:w="50" w:type="dxa"/>
+              <w:right w:w="50" w:type="dxa"/>
+            </w:tcMar>
+          </w:tcPr>
+          <w:p>
+            <w:pPr>
+              <w:spacing w:line="276" w:lineRule="auto" w:after="40"/>
+              <w:jc w:val="center"/>
+            </w:pPr>
+            <w:r/>
+            <w:r>
+              <w:rPr>
+                <w:rFonts w:ascii="Times New Roman" w:hAnsi="Times New Roman"/>
+                <w:b/>
+                <w:sz w:val="20"/>
+              </w:rPr>
+              <w:t>created_at</w:t>
+            </w:r>
+          </w:p>
+        </w:tc>
+        <w:tc>
+          <w:tcPr>
+            <w:tcW w:type="dxa" w:w="1361"/>
+            <w:vAlign w:val="center"/>
+            <w:tcMar>
+              <w:top w:w="40" w:type="dxa"/>
+              <w:bottom w:w="40" w:type="dxa"/>
+              <w:left w:w="50" w:type="dxa"/>
+              <w:right w:w="50" w:type="dxa"/>
+            </w:tcMar>
+          </w:tcPr>
+          <w:p>
+            <w:pPr>
+              <w:spacing w:line="276" w:lineRule="auto" w:after="40"/>
+              <w:jc w:val="center"/>
+            </w:pPr>
+            <w:r/>
+            <w:r>
+              <w:rPr>
+                <w:rFonts w:ascii="Times New Roman" w:hAnsi="Times New Roman"/>
+                <w:sz w:val="20"/>
+              </w:rPr>
+              <w:t>TIMESTAMP</w:t>
+            </w:r>
+          </w:p>
+        </w:tc>
+        <w:tc>
+          <w:tcPr>
+            <w:tcW w:type="dxa" w:w="907"/>
+            <w:vAlign w:val="center"/>
+            <w:tcMar>
+              <w:top w:w="40" w:type="dxa"/>
+              <w:bottom w:w="40" w:type="dxa"/>
+              <w:left w:w="50" w:type="dxa"/>
+              <w:right w:w="50" w:type="dxa"/>
+            </w:tcMar>
+          </w:tcPr>
+          <w:p>
+            <w:pPr>
+              <w:spacing w:line="276" w:lineRule="auto" w:after="40"/>
+              <w:jc w:val="center"/>
+            </w:pPr>
+            <w:r/>
+            <w:r>
+              <w:rPr>
+                <w:rFonts w:ascii="Times New Roman" w:hAnsi="Times New Roman"/>
+                <w:b/>
+                <w:sz w:val="20"/>
+              </w:rPr>
+            </w:r>
+          </w:p>
+        </w:tc>
+        <w:tc>
+          <w:tcPr>
+            <w:tcW w:type="dxa" w:w="2041"/>
+            <w:vAlign w:val="center"/>
+            <w:tcMar>
+              <w:top w:w="40" w:type="dxa"/>
+              <w:bottom w:w="40" w:type="dxa"/>
+              <w:left w:w="50" w:type="dxa"/>
+              <w:right w:w="50" w:type="dxa"/>
+            </w:tcMar>
+          </w:tcPr>
+          <w:p>
+            <w:pPr>
+              <w:spacing w:line="276" w:lineRule="auto" w:after="40"/>
+              <w:jc w:val="center"/>
+            </w:pPr>
+            <w:r/>
+            <w:r>
+              <w:rPr>
+                <w:rFonts w:ascii="Times New Roman" w:hAnsi="Times New Roman"/>
+                <w:sz w:val="20"/>
+              </w:rPr>
+              <w:t>DEFAULT CURRENT_TIMESTAMP</w:t>
+            </w:r>
+          </w:p>
+        </w:tc>
+        <w:tc>
+          <w:tcPr>
+            <w:tcW w:type="dxa" w:w="3288"/>
+            <w:vAlign w:val="center"/>
+            <w:tcMar>
+              <w:top w:w="40" w:type="dxa"/>
+              <w:bottom w:w="40" w:type="dxa"/>
+              <w:left w:w="50" w:type="dxa"/>
+              <w:right w:w="50" w:type="dxa"/>
+            </w:tcMar>
+          </w:tcPr>
+          <w:p>
+            <w:pPr>
+              <w:spacing w:line="276" w:lineRule="auto" w:after="40"/>
+              <w:jc w:val="left"/>
+            </w:pPr>
+            <w:r/>
+            <w:r>
+              <w:rPr>
+                <w:rFonts w:ascii="Times New Roman" w:hAnsi="Times New Roman"/>
+                <w:sz w:val="20"/>
+              </w:rPr>
+              <w:t>Thời điểm khởi tạo cuộc trò chuyện</w:t>
+            </w:r>
+          </w:p>
+        </w:tc>
+      </w:tr>
+    </w:tbl>
+    <w:p>
+      <w:pPr>
+        <w:spacing w:before="160" w:after="80" w:line="288" w:lineRule="auto"/>
+        <w:jc w:val="center"/>
+      </w:pPr>
+      <w:r>
+        <w:rPr>
+          <w:rFonts w:ascii="Times New Roman" w:hAnsi="Times New Roman"/>
+          <w:b/>
+          <w:i/>
+          <w:sz w:val="23"/>
+        </w:rPr>
+        <w:t>Bảng 4.5: Cấu trúc bảng Tin nhắn (messages)</w:t>
+      </w:r>
+    </w:p>
+    <w:tbl>
+      <w:tblPr>
+        <w:tblW w:type="auto" w:w="0"/>
+        <w:jc w:val="center"/>
+        <w:tblLook w:firstColumn="1" w:firstRow="1" w:lastColumn="0" w:lastRow="0" w:noHBand="0" w:noVBand="1" w:val="04A0"/>
+        <w:tblBorders>
+          <w:top w:val="single" w:sz="4" w:space="0" w:color="000000"/>
+          <w:bottom w:val="single" w:sz="4" w:space="0" w:color="000000"/>
+          <w:left w:val="single" w:sz="4" w:space="0" w:color="000000"/>
+          <w:right w:val="single" w:sz="4" w:space="0" w:color="000000"/>
+          <w:insideH w:val="single" w:sz="4" w:space="0" w:color="000000"/>
+          <w:insideV w:val="single" w:sz="4" w:space="0" w:color="000000"/>
+        </w:tblBorders>
+      </w:tblPr>
+      <w:tblGrid>
+        <w:gridCol w:w="1814"/>
+        <w:gridCol w:w="1814"/>
+        <w:gridCol w:w="1814"/>
+        <w:gridCol w:w="1814"/>
+        <w:gridCol w:w="1814"/>
+      </w:tblGrid>
+      <w:tr>
+        <w:tc>
+          <w:tcPr>
+            <w:tcW w:type="dxa" w:w="1474"/>
+            <w:shd w:fill="E8EEF5"/>
+            <w:vAlign w:val="center"/>
+            <w:tcMar>
+              <w:top w:w="40" w:type="dxa"/>
+              <w:bottom w:w="40" w:type="dxa"/>
+              <w:left w:w="50" w:type="dxa"/>
+              <w:right w:w="50" w:type="dxa"/>
+            </w:tcMar>
+          </w:tcPr>
+          <w:p>
+            <w:r/>
+            <w:r>
+              <w:rPr>
+                <w:rFonts w:ascii="Times New Roman" w:hAnsi="Times New Roman"/>
+                <w:b/>
+                <w:sz w:val="21"/>
+              </w:rPr>
+              <w:t>Tên trường (Column)</w:t>
+            </w:r>
+          </w:p>
+        </w:tc>
+        <w:tc>
+          <w:tcPr>
+            <w:tcW w:type="dxa" w:w="1361"/>
+            <w:shd w:fill="E8EEF5"/>
+            <w:vAlign w:val="center"/>
+            <w:tcMar>
+              <w:top w:w="40" w:type="dxa"/>
+              <w:bottom w:w="40" w:type="dxa"/>
+              <w:left w:w="50" w:type="dxa"/>
+              <w:right w:w="50" w:type="dxa"/>
+            </w:tcMar>
+          </w:tcPr>
+          <w:p>
+            <w:r/>
+            <w:r>
+              <w:rPr>
+                <w:rFonts w:ascii="Times New Roman" w:hAnsi="Times New Roman"/>
+                <w:b/>
+                <w:sz w:val="21"/>
+              </w:rPr>
+              <w:t>Kiểu dữ liệu</w:t>
+            </w:r>
+          </w:p>
+        </w:tc>
+        <w:tc>
+          <w:tcPr>
+            <w:tcW w:type="dxa" w:w="907"/>
+            <w:shd w:fill="E8EEF5"/>
+            <w:vAlign w:val="center"/>
+            <w:tcMar>
+              <w:top w:w="40" w:type="dxa"/>
+              <w:bottom w:w="40" w:type="dxa"/>
+              <w:left w:w="50" w:type="dxa"/>
+              <w:right w:w="50" w:type="dxa"/>
+            </w:tcMar>
+          </w:tcPr>
+          <w:p>
+            <w:r/>
+            <w:r>
+              <w:rPr>
+                <w:rFonts w:ascii="Times New Roman" w:hAnsi="Times New Roman"/>
+                <w:b/>
+                <w:sz w:val="21"/>
+              </w:rPr>
+              <w:t>Khóa (Key)</w:t>
+            </w:r>
+          </w:p>
+        </w:tc>
+        <w:tc>
+          <w:tcPr>
+            <w:tcW w:type="dxa" w:w="2041"/>
+            <w:shd w:fill="E8EEF5"/>
+            <w:vAlign w:val="center"/>
+            <w:tcMar>
+              <w:top w:w="40" w:type="dxa"/>
+              <w:bottom w:w="40" w:type="dxa"/>
+              <w:left w:w="50" w:type="dxa"/>
+              <w:right w:w="50" w:type="dxa"/>
+            </w:tcMar>
+          </w:tcPr>
+          <w:p>
+            <w:r/>
+            <w:r>
+              <w:rPr>
+                <w:rFonts w:ascii="Times New Roman" w:hAnsi="Times New Roman"/>
+                <w:b/>
+                <w:sz w:val="21"/>
+              </w:rPr>
+              <w:t>Ràng buộc (Constraint)</w:t>
+            </w:r>
+          </w:p>
+        </w:tc>
+        <w:tc>
+          <w:tcPr>
+            <w:tcW w:type="dxa" w:w="3288"/>
+            <w:shd w:fill="E8EEF5"/>
+            <w:vAlign w:val="center"/>
+            <w:tcMar>
+              <w:top w:w="40" w:type="dxa"/>
+              <w:bottom w:w="40" w:type="dxa"/>
+              <w:left w:w="50" w:type="dxa"/>
+              <w:right w:w="50" w:type="dxa"/>
+            </w:tcMar>
+          </w:tcPr>
+          <w:p>
+            <w:r/>
+            <w:r>
+              <w:rPr>
+                <w:rFonts w:ascii="Times New Roman" w:hAnsi="Times New Roman"/>
+                <w:b/>
+                <w:sz w:val="21"/>
+              </w:rPr>
+              <w:t>Diễn giải ý nghĩa</w:t>
+            </w:r>
+          </w:p>
+        </w:tc>
+      </w:tr>
+      <w:tr>
+        <w:tc>
+          <w:tcPr>
+            <w:tcW w:type="dxa" w:w="1474"/>
+            <w:vAlign w:val="center"/>
+            <w:tcMar>
+              <w:top w:w="40" w:type="dxa"/>
+              <w:bottom w:w="40" w:type="dxa"/>
+              <w:left w:w="50" w:type="dxa"/>
+              <w:right w:w="50" w:type="dxa"/>
+            </w:tcMar>
+          </w:tcPr>
+          <w:p>
+            <w:pPr>
+              <w:spacing w:line="276" w:lineRule="auto" w:after="40"/>
+              <w:jc w:val="center"/>
+            </w:pPr>
+            <w:r/>
+            <w:r>
+              <w:rPr>
+                <w:rFonts w:ascii="Times New Roman" w:hAnsi="Times New Roman"/>
+                <w:b/>
+                <w:sz w:val="20"/>
+              </w:rPr>
+              <w:t>id</w:t>
+            </w:r>
+          </w:p>
+        </w:tc>
+        <w:tc>
+          <w:tcPr>
+            <w:tcW w:type="dxa" w:w="1361"/>
+            <w:vAlign w:val="center"/>
+            <w:tcMar>
+              <w:top w:w="40" w:type="dxa"/>
+              <w:bottom w:w="40" w:type="dxa"/>
+              <w:left w:w="50" w:type="dxa"/>
+              <w:right w:w="50" w:type="dxa"/>
+            </w:tcMar>
+          </w:tcPr>
+          <w:p>
+            <w:pPr>
+              <w:spacing w:line="276" w:lineRule="auto" w:after="40"/>
+              <w:jc w:val="center"/>
+            </w:pPr>
+            <w:r/>
+            <w:r>
+              <w:rPr>
+                <w:rFonts w:ascii="Times New Roman" w:hAnsi="Times New Roman"/>
+                <w:sz w:val="20"/>
+              </w:rPr>
+              <w:t>INTEGER</w:t>
+            </w:r>
+          </w:p>
+        </w:tc>
+        <w:tc>
+          <w:tcPr>
+            <w:tcW w:type="dxa" w:w="907"/>
+            <w:vAlign w:val="center"/>
+            <w:tcMar>
+              <w:top w:w="40" w:type="dxa"/>
+              <w:bottom w:w="40" w:type="dxa"/>
+              <w:left w:w="50" w:type="dxa"/>
+              <w:right w:w="50" w:type="dxa"/>
+            </w:tcMar>
+          </w:tcPr>
+          <w:p>
+            <w:pPr>
+              <w:spacing w:line="276" w:lineRule="auto" w:after="40"/>
+              <w:jc w:val="center"/>
+            </w:pPr>
+            <w:r/>
+            <w:r>
+              <w:rPr>
+                <w:rFonts w:ascii="Times New Roman" w:hAnsi="Times New Roman"/>
+                <w:b/>
+                <w:sz w:val="20"/>
+              </w:rPr>
+              <w:t>PK</w:t>
+            </w:r>
+          </w:p>
+        </w:tc>
+        <w:tc>
+          <w:tcPr>
+            <w:tcW w:type="dxa" w:w="2041"/>
+            <w:vAlign w:val="center"/>
+            <w:tcMar>
+              <w:top w:w="40" w:type="dxa"/>
+              <w:bottom w:w="40" w:type="dxa"/>
+              <w:left w:w="50" w:type="dxa"/>
+              <w:right w:w="50" w:type="dxa"/>
+            </w:tcMar>
+          </w:tcPr>
+          <w:p>
+            <w:pPr>
+              <w:spacing w:line="276" w:lineRule="auto" w:after="40"/>
+              <w:jc w:val="center"/>
+            </w:pPr>
+            <w:r/>
+            <w:r>
+              <w:rPr>
+                <w:rFonts w:ascii="Times New Roman" w:hAnsi="Times New Roman"/>
+                <w:sz w:val="20"/>
+              </w:rPr>
+              <w:t>AUTOINCREMENT</w:t>
+            </w:r>
+          </w:p>
+        </w:tc>
+        <w:tc>
+          <w:tcPr>
+            <w:tcW w:type="dxa" w:w="3288"/>
+            <w:vAlign w:val="center"/>
+            <w:tcMar>
+              <w:top w:w="40" w:type="dxa"/>
+              <w:bottom w:w="40" w:type="dxa"/>
+              <w:left w:w="50" w:type="dxa"/>
+              <w:right w:w="50" w:type="dxa"/>
+            </w:tcMar>
+          </w:tcPr>
+          <w:p>
+            <w:pPr>
+              <w:spacing w:line="276" w:lineRule="auto" w:after="40"/>
+              <w:jc w:val="left"/>
+            </w:pPr>
+            <w:r/>
+            <w:r>
+              <w:rPr>
+                <w:rFonts w:ascii="Times New Roman" w:hAnsi="Times New Roman"/>
+                <w:sz w:val="20"/>
+              </w:rPr>
+              <w:t>Mã định danh duy nhất của tin nhắn</w:t>
+            </w:r>
+          </w:p>
+        </w:tc>
+      </w:tr>
+      <w:tr>
+        <w:tc>
+          <w:tcPr>
+            <w:tcW w:type="dxa" w:w="1474"/>
+            <w:vAlign w:val="center"/>
+            <w:tcMar>
+              <w:top w:w="40" w:type="dxa"/>
+              <w:bottom w:w="40" w:type="dxa"/>
+              <w:left w:w="50" w:type="dxa"/>
+              <w:right w:w="50" w:type="dxa"/>
+            </w:tcMar>
+          </w:tcPr>
+          <w:p>
+            <w:pPr>
+              <w:spacing w:line="276" w:lineRule="auto" w:after="40"/>
+              <w:jc w:val="center"/>
+            </w:pPr>
+            <w:r/>
+            <w:r>
+              <w:rPr>
+                <w:rFonts w:ascii="Times New Roman" w:hAnsi="Times New Roman"/>
+                <w:b/>
+                <w:sz w:val="20"/>
+              </w:rPr>
+              <w:t>conversation_id</w:t>
+            </w:r>
+          </w:p>
+        </w:tc>
+        <w:tc>
+          <w:tcPr>
+            <w:tcW w:type="dxa" w:w="1361"/>
+            <w:vAlign w:val="center"/>
+            <w:tcMar>
+              <w:top w:w="40" w:type="dxa"/>
+              <w:bottom w:w="40" w:type="dxa"/>
+              <w:left w:w="50" w:type="dxa"/>
+              <w:right w:w="50" w:type="dxa"/>
+            </w:tcMar>
+          </w:tcPr>
+          <w:p>
+            <w:pPr>
+              <w:spacing w:line="276" w:lineRule="auto" w:after="40"/>
+              <w:jc w:val="center"/>
+            </w:pPr>
+            <w:r/>
+            <w:r>
+              <w:rPr>
+                <w:rFonts w:ascii="Times New Roman" w:hAnsi="Times New Roman"/>
+                <w:sz w:val="20"/>
+              </w:rPr>
+              <w:t>INTEGER</w:t>
+            </w:r>
+          </w:p>
+        </w:tc>
+        <w:tc>
+          <w:tcPr>
+            <w:tcW w:type="dxa" w:w="907"/>
+            <w:vAlign w:val="center"/>
+            <w:tcMar>
+              <w:top w:w="40" w:type="dxa"/>
+              <w:bottom w:w="40" w:type="dxa"/>
+              <w:left w:w="50" w:type="dxa"/>
+              <w:right w:w="50" w:type="dxa"/>
+            </w:tcMar>
+          </w:tcPr>
+          <w:p>
+            <w:pPr>
+              <w:spacing w:line="276" w:lineRule="auto" w:after="40"/>
+              <w:jc w:val="center"/>
+            </w:pPr>
+            <w:r/>
+            <w:r>
+              <w:rPr>
+                <w:rFonts w:ascii="Times New Roman" w:hAnsi="Times New Roman"/>
+                <w:b/>
+                <w:sz w:val="20"/>
+              </w:rPr>
+              <w:t>FK</w:t>
+            </w:r>
+          </w:p>
+        </w:tc>
+        <w:tc>
+          <w:tcPr>
+            <w:tcW w:type="dxa" w:w="2041"/>
+            <w:vAlign w:val="center"/>
+            <w:tcMar>
+              <w:top w:w="40" w:type="dxa"/>
+              <w:bottom w:w="40" w:type="dxa"/>
+              <w:left w:w="50" w:type="dxa"/>
+              <w:right w:w="50" w:type="dxa"/>
+            </w:tcMar>
+          </w:tcPr>
+          <w:p>
+            <w:pPr>
+              <w:spacing w:line="276" w:lineRule="auto" w:after="40"/>
+              <w:jc w:val="center"/>
+            </w:pPr>
+            <w:r/>
+            <w:r>
+              <w:rPr>
+                <w:rFonts w:ascii="Times New Roman" w:hAnsi="Times New Roman"/>
+                <w:sz w:val="20"/>
+              </w:rPr>
+              <w:t>REFERENCES conversations(id)</w:t>
+            </w:r>
+          </w:p>
+        </w:tc>
+        <w:tc>
+          <w:tcPr>
+            <w:tcW w:type="dxa" w:w="3288"/>
+            <w:vAlign w:val="center"/>
+            <w:tcMar>
+              <w:top w:w="40" w:type="dxa"/>
+              <w:bottom w:w="40" w:type="dxa"/>
+              <w:left w:w="50" w:type="dxa"/>
+              <w:right w:w="50" w:type="dxa"/>
+            </w:tcMar>
+          </w:tcPr>
+          <w:p>
+            <w:pPr>
+              <w:spacing w:line="276" w:lineRule="auto" w:after="40"/>
+              <w:jc w:val="left"/>
+            </w:pPr>
+            <w:r/>
+            <w:r>
+              <w:rPr>
+                <w:rFonts w:ascii="Times New Roman" w:hAnsi="Times New Roman"/>
+                <w:sz w:val="20"/>
+              </w:rPr>
+              <w:t>Thuộc về cuộc hội thoại nào</w:t>
+            </w:r>
+          </w:p>
+        </w:tc>
+      </w:tr>
+      <w:tr>
+        <w:tc>
+          <w:tcPr>
+            <w:tcW w:type="dxa" w:w="1474"/>
+            <w:vAlign w:val="center"/>
+            <w:tcMar>
+              <w:top w:w="40" w:type="dxa"/>
+              <w:bottom w:w="40" w:type="dxa"/>
+              <w:left w:w="50" w:type="dxa"/>
+              <w:right w:w="50" w:type="dxa"/>
+            </w:tcMar>
+          </w:tcPr>
+          <w:p>
+            <w:pPr>
+              <w:spacing w:line="276" w:lineRule="auto" w:after="40"/>
+              <w:jc w:val="center"/>
+            </w:pPr>
+            <w:r/>
+            <w:r>
+              <w:rPr>
+                <w:rFonts w:ascii="Times New Roman" w:hAnsi="Times New Roman"/>
+                <w:b/>
+                <w:sz w:val="20"/>
+              </w:rPr>
+              <w:t>sender_id</w:t>
+            </w:r>
+          </w:p>
+        </w:tc>
+        <w:tc>
+          <w:tcPr>
+            <w:tcW w:type="dxa" w:w="1361"/>
+            <w:vAlign w:val="center"/>
+            <w:tcMar>
+              <w:top w:w="40" w:type="dxa"/>
+              <w:bottom w:w="40" w:type="dxa"/>
+              <w:left w:w="50" w:type="dxa"/>
+              <w:right w:w="50" w:type="dxa"/>
+            </w:tcMar>
+          </w:tcPr>
+          <w:p>
+            <w:pPr>
+              <w:spacing w:line="276" w:lineRule="auto" w:after="40"/>
+              <w:jc w:val="center"/>
+            </w:pPr>
+            <w:r/>
+            <w:r>
+              <w:rPr>
+                <w:rFonts w:ascii="Times New Roman" w:hAnsi="Times New Roman"/>
+                <w:sz w:val="20"/>
+              </w:rPr>
+              <w:t>INTEGER</w:t>
+            </w:r>
+          </w:p>
+        </w:tc>
+        <w:tc>
+          <w:tcPr>
+            <w:tcW w:type="dxa" w:w="907"/>
+            <w:vAlign w:val="center"/>
+            <w:tcMar>
+              <w:top w:w="40" w:type="dxa"/>
+              <w:bottom w:w="40" w:type="dxa"/>
+              <w:left w:w="50" w:type="dxa"/>
+              <w:right w:w="50" w:type="dxa"/>
+            </w:tcMar>
+          </w:tcPr>
+          <w:p>
+            <w:pPr>
+              <w:spacing w:line="276" w:lineRule="auto" w:after="40"/>
+              <w:jc w:val="center"/>
+            </w:pPr>
+            <w:r/>
+            <w:r>
+              <w:rPr>
+                <w:rFonts w:ascii="Times New Roman" w:hAnsi="Times New Roman"/>
+                <w:b/>
+                <w:sz w:val="20"/>
+              </w:rPr>
+              <w:t>FK</w:t>
+            </w:r>
+          </w:p>
+        </w:tc>
+        <w:tc>
+          <w:tcPr>
+            <w:tcW w:type="dxa" w:w="2041"/>
+            <w:vAlign w:val="center"/>
+            <w:tcMar>
+              <w:top w:w="40" w:type="dxa"/>
+              <w:bottom w:w="40" w:type="dxa"/>
+              <w:left w:w="50" w:type="dxa"/>
+              <w:right w:w="50" w:type="dxa"/>
+            </w:tcMar>
+          </w:tcPr>
+          <w:p>
+            <w:pPr>
+              <w:spacing w:line="276" w:lineRule="auto" w:after="40"/>
+              <w:jc w:val="center"/>
+            </w:pPr>
+            <w:r/>
+            <w:r>
+              <w:rPr>
+                <w:rFonts w:ascii="Times New Roman" w:hAnsi="Times New Roman"/>
+                <w:sz w:val="20"/>
+              </w:rPr>
+              <w:t>REFERENCES users(id)</w:t>
+            </w:r>
+          </w:p>
+        </w:tc>
+        <w:tc>
+          <w:tcPr>
+            <w:tcW w:type="dxa" w:w="3288"/>
+            <w:vAlign w:val="center"/>
+            <w:tcMar>
+              <w:top w:w="40" w:type="dxa"/>
+              <w:bottom w:w="40" w:type="dxa"/>
+              <w:left w:w="50" w:type="dxa"/>
+              <w:right w:w="50" w:type="dxa"/>
+            </w:tcMar>
+          </w:tcPr>
+          <w:p>
+            <w:pPr>
+              <w:spacing w:line="276" w:lineRule="auto" w:after="40"/>
+              <w:jc w:val="left"/>
+            </w:pPr>
+            <w:r/>
+            <w:r>
+              <w:rPr>
+                <w:rFonts w:ascii="Times New Roman" w:hAnsi="Times New Roman"/>
+                <w:sz w:val="20"/>
+              </w:rPr>
+              <w:t>Người gửi tin nhắn</w:t>
+            </w:r>
+          </w:p>
+        </w:tc>
+      </w:tr>
+      <w:tr>
+        <w:tc>
+          <w:tcPr>
+            <w:tcW w:type="dxa" w:w="1474"/>
+            <w:vAlign w:val="center"/>
+            <w:tcMar>
+              <w:top w:w="40" w:type="dxa"/>
+              <w:bottom w:w="40" w:type="dxa"/>
+              <w:left w:w="50" w:type="dxa"/>
+              <w:right w:w="50" w:type="dxa"/>
+            </w:tcMar>
+          </w:tcPr>
+          <w:p>
+            <w:pPr>
+              <w:spacing w:line="276" w:lineRule="auto" w:after="40"/>
+              <w:jc w:val="center"/>
+            </w:pPr>
+            <w:r/>
+            <w:r>
+              <w:rPr>
+                <w:rFonts w:ascii="Times New Roman" w:hAnsi="Times New Roman"/>
+                <w:b/>
+                <w:sz w:val="20"/>
+              </w:rPr>
+              <w:t>message_type</w:t>
+            </w:r>
+          </w:p>
+        </w:tc>
+        <w:tc>
+          <w:tcPr>
+            <w:tcW w:type="dxa" w:w="1361"/>
+            <w:vAlign w:val="center"/>
+            <w:tcMar>
+              <w:top w:w="40" w:type="dxa"/>
+              <w:bottom w:w="40" w:type="dxa"/>
+              <w:left w:w="50" w:type="dxa"/>
+              <w:right w:w="50" w:type="dxa"/>
+            </w:tcMar>
+          </w:tcPr>
+          <w:p>
+            <w:pPr>
+              <w:spacing w:line="276" w:lineRule="auto" w:after="40"/>
+              <w:jc w:val="center"/>
+            </w:pPr>
+            <w:r/>
+            <w:r>
+              <w:rPr>
+                <w:rFonts w:ascii="Times New Roman" w:hAnsi="Times New Roman"/>
+                <w:sz w:val="20"/>
+              </w:rPr>
+              <w:t>TEXT</w:t>
+            </w:r>
+          </w:p>
+        </w:tc>
+        <w:tc>
+          <w:tcPr>
+            <w:tcW w:type="dxa" w:w="907"/>
+            <w:vAlign w:val="center"/>
+            <w:tcMar>
+              <w:top w:w="40" w:type="dxa"/>
+              <w:bottom w:w="40" w:type="dxa"/>
+              <w:left w:w="50" w:type="dxa"/>
+              <w:right w:w="50" w:type="dxa"/>
+            </w:tcMar>
+          </w:tcPr>
+          <w:p>
+            <w:pPr>
+              <w:spacing w:line="276" w:lineRule="auto" w:after="40"/>
+              <w:jc w:val="center"/>
+            </w:pPr>
+            <w:r/>
+            <w:r>
+              <w:rPr>
+                <w:rFonts w:ascii="Times New Roman" w:hAnsi="Times New Roman"/>
+                <w:b/>
+                <w:sz w:val="20"/>
+              </w:rPr>
+            </w:r>
+          </w:p>
+        </w:tc>
+        <w:tc>
+          <w:tcPr>
+            <w:tcW w:type="dxa" w:w="2041"/>
+            <w:vAlign w:val="center"/>
+            <w:tcMar>
+              <w:top w:w="40" w:type="dxa"/>
+              <w:bottom w:w="40" w:type="dxa"/>
+              <w:left w:w="50" w:type="dxa"/>
+              <w:right w:w="50" w:type="dxa"/>
+            </w:tcMar>
+          </w:tcPr>
+          <w:p>
+            <w:pPr>
+              <w:spacing w:line="276" w:lineRule="auto" w:after="40"/>
+              <w:jc w:val="center"/>
+            </w:pPr>
+            <w:r/>
+            <w:r>
+              <w:rPr>
+                <w:rFonts w:ascii="Times New Roman" w:hAnsi="Times New Roman"/>
+                <w:sz w:val="20"/>
+              </w:rPr>
+              <w:t>DEFAULT 'text'</w:t>
+            </w:r>
+          </w:p>
+        </w:tc>
+        <w:tc>
+          <w:tcPr>
+            <w:tcW w:type="dxa" w:w="3288"/>
+            <w:vAlign w:val="center"/>
+            <w:tcMar>
+              <w:top w:w="40" w:type="dxa"/>
+              <w:bottom w:w="40" w:type="dxa"/>
+              <w:left w:w="50" w:type="dxa"/>
+              <w:right w:w="50" w:type="dxa"/>
+            </w:tcMar>
+          </w:tcPr>
+          <w:p>
+            <w:pPr>
+              <w:spacing w:line="276" w:lineRule="auto" w:after="40"/>
+              <w:jc w:val="left"/>
+            </w:pPr>
+            <w:r/>
+            <w:r>
+              <w:rPr>
+                <w:rFonts w:ascii="Times New Roman" w:hAnsi="Times New Roman"/>
+                <w:sz w:val="20"/>
+              </w:rPr>
+              <w:t>Loại tin nhắn ('text', 'image', 'file')</w:t>
+            </w:r>
+          </w:p>
+        </w:tc>
+      </w:tr>
+      <w:tr>
+        <w:tc>
+          <w:tcPr>
+            <w:tcW w:type="dxa" w:w="1474"/>
+            <w:vAlign w:val="center"/>
+            <w:tcMar>
+              <w:top w:w="40" w:type="dxa"/>
+              <w:bottom w:w="40" w:type="dxa"/>
+              <w:left w:w="50" w:type="dxa"/>
+              <w:right w:w="50" w:type="dxa"/>
+            </w:tcMar>
+          </w:tcPr>
+          <w:p>
+            <w:pPr>
+              <w:spacing w:line="276" w:lineRule="auto" w:after="40"/>
+              <w:jc w:val="center"/>
+            </w:pPr>
+            <w:r/>
+            <w:r>
+              <w:rPr>
+                <w:rFonts w:ascii="Times New Roman" w:hAnsi="Times New Roman"/>
+                <w:b/>
+                <w:sz w:val="20"/>
+              </w:rPr>
+              <w:t>content</w:t>
+            </w:r>
+          </w:p>
+        </w:tc>
+        <w:tc>
+          <w:tcPr>
+            <w:tcW w:type="dxa" w:w="1361"/>
+            <w:vAlign w:val="center"/>
+            <w:tcMar>
+              <w:top w:w="40" w:type="dxa"/>
+              <w:bottom w:w="40" w:type="dxa"/>
+              <w:left w:w="50" w:type="dxa"/>
+              <w:right w:w="50" w:type="dxa"/>
+            </w:tcMar>
+          </w:tcPr>
+          <w:p>
+            <w:pPr>
+              <w:spacing w:line="276" w:lineRule="auto" w:after="40"/>
+              <w:jc w:val="center"/>
+            </w:pPr>
+            <w:r/>
+            <w:r>
+              <w:rPr>
+                <w:rFonts w:ascii="Times New Roman" w:hAnsi="Times New Roman"/>
+                <w:sz w:val="20"/>
+              </w:rPr>
+              <w:t>TEXT</w:t>
+            </w:r>
+          </w:p>
+        </w:tc>
+        <w:tc>
+          <w:tcPr>
+            <w:tcW w:type="dxa" w:w="907"/>
+            <w:vAlign w:val="center"/>
+            <w:tcMar>
+              <w:top w:w="40" w:type="dxa"/>
+              <w:bottom w:w="40" w:type="dxa"/>
+              <w:left w:w="50" w:type="dxa"/>
+              <w:right w:w="50" w:type="dxa"/>
+            </w:tcMar>
+          </w:tcPr>
+          <w:p>
+            <w:pPr>
+              <w:spacing w:line="276" w:lineRule="auto" w:after="40"/>
+              <w:jc w:val="center"/>
+            </w:pPr>
+            <w:r/>
+            <w:r>
+              <w:rPr>
+                <w:rFonts w:ascii="Times New Roman" w:hAnsi="Times New Roman"/>
+                <w:b/>
+                <w:sz w:val="20"/>
+              </w:rPr>
+            </w:r>
+          </w:p>
+        </w:tc>
+        <w:tc>
+          <w:tcPr>
+            <w:tcW w:type="dxa" w:w="2041"/>
+            <w:vAlign w:val="center"/>
+            <w:tcMar>
+              <w:top w:w="40" w:type="dxa"/>
+              <w:bottom w:w="40" w:type="dxa"/>
+              <w:left w:w="50" w:type="dxa"/>
+              <w:right w:w="50" w:type="dxa"/>
+            </w:tcMar>
+          </w:tcPr>
+          <w:p>
+            <w:pPr>
+              <w:spacing w:line="276" w:lineRule="auto" w:after="40"/>
+              <w:jc w:val="center"/>
+            </w:pPr>
+            <w:r/>
+            <w:r>
+              <w:rPr>
+                <w:rFonts w:ascii="Times New Roman" w:hAnsi="Times New Roman"/>
+                <w:sz w:val="20"/>
+              </w:rPr>
+              <w:t>NULL</w:t>
+            </w:r>
+          </w:p>
+        </w:tc>
+        <w:tc>
+          <w:tcPr>
+            <w:tcW w:type="dxa" w:w="3288"/>
+            <w:vAlign w:val="center"/>
+            <w:tcMar>
+              <w:top w:w="40" w:type="dxa"/>
+              <w:bottom w:w="40" w:type="dxa"/>
+              <w:left w:w="50" w:type="dxa"/>
+              <w:right w:w="50" w:type="dxa"/>
+            </w:tcMar>
+          </w:tcPr>
+          <w:p>
+            <w:pPr>
+              <w:spacing w:line="276" w:lineRule="auto" w:after="40"/>
+              <w:jc w:val="left"/>
+            </w:pPr>
+            <w:r/>
+            <w:r>
+              <w:rPr>
+                <w:rFonts w:ascii="Times New Roman" w:hAnsi="Times New Roman"/>
+                <w:sz w:val="20"/>
+              </w:rPr>
+              <w:t>Nội dung văn bản hoặc chú thích tệp tin</w:t>
+            </w:r>
+          </w:p>
+        </w:tc>
+      </w:tr>
+      <w:tr>
+        <w:tc>
+          <w:tcPr>
+            <w:tcW w:type="dxa" w:w="1474"/>
+            <w:vAlign w:val="center"/>
+            <w:tcMar>
+              <w:top w:w="40" w:type="dxa"/>
+              <w:bottom w:w="40" w:type="dxa"/>
+              <w:left w:w="50" w:type="dxa"/>
+              <w:right w:w="50" w:type="dxa"/>
+            </w:tcMar>
+          </w:tcPr>
+          <w:p>
+            <w:pPr>
+              <w:spacing w:line="276" w:lineRule="auto" w:after="40"/>
+              <w:jc w:val="center"/>
+            </w:pPr>
+            <w:r/>
+            <w:r>
+              <w:rPr>
+                <w:rFonts w:ascii="Times New Roman" w:hAnsi="Times New Roman"/>
+                <w:b/>
+                <w:sz w:val="20"/>
+              </w:rPr>
+              <w:t>file_id</w:t>
+            </w:r>
+          </w:p>
+        </w:tc>
+        <w:tc>
+          <w:tcPr>
+            <w:tcW w:type="dxa" w:w="1361"/>
+            <w:vAlign w:val="center"/>
+            <w:tcMar>
+              <w:top w:w="40" w:type="dxa"/>
+              <w:bottom w:w="40" w:type="dxa"/>
+              <w:left w:w="50" w:type="dxa"/>
+              <w:right w:w="50" w:type="dxa"/>
+            </w:tcMar>
+          </w:tcPr>
+          <w:p>
+            <w:pPr>
+              <w:spacing w:line="276" w:lineRule="auto" w:after="40"/>
+              <w:jc w:val="center"/>
+            </w:pPr>
+            <w:r/>
+            <w:r>
+              <w:rPr>
+                <w:rFonts w:ascii="Times New Roman" w:hAnsi="Times New Roman"/>
+                <w:sz w:val="20"/>
+              </w:rPr>
+              <w:t>INTEGER</w:t>
+            </w:r>
+          </w:p>
+        </w:tc>
+        <w:tc>
+          <w:tcPr>
+            <w:tcW w:type="dxa" w:w="907"/>
+            <w:vAlign w:val="center"/>
+            <w:tcMar>
+              <w:top w:w="40" w:type="dxa"/>
+              <w:bottom w:w="40" w:type="dxa"/>
+              <w:left w:w="50" w:type="dxa"/>
+              <w:right w:w="50" w:type="dxa"/>
+            </w:tcMar>
+          </w:tcPr>
+          <w:p>
+            <w:pPr>
+              <w:spacing w:line="276" w:lineRule="auto" w:after="40"/>
+              <w:jc w:val="center"/>
+            </w:pPr>
+            <w:r/>
+            <w:r>
+              <w:rPr>
+                <w:rFonts w:ascii="Times New Roman" w:hAnsi="Times New Roman"/>
+                <w:b/>
+                <w:sz w:val="20"/>
+              </w:rPr>
+              <w:t>FK</w:t>
+            </w:r>
+          </w:p>
+        </w:tc>
+        <w:tc>
+          <w:tcPr>
+            <w:tcW w:type="dxa" w:w="2041"/>
+            <w:vAlign w:val="center"/>
+            <w:tcMar>
+              <w:top w:w="40" w:type="dxa"/>
+              <w:bottom w:w="40" w:type="dxa"/>
+              <w:left w:w="50" w:type="dxa"/>
+              <w:right w:w="50" w:type="dxa"/>
+            </w:tcMar>
+          </w:tcPr>
+          <w:p>
+            <w:pPr>
+              <w:spacing w:line="276" w:lineRule="auto" w:after="40"/>
+              <w:jc w:val="center"/>
+            </w:pPr>
+            <w:r/>
+            <w:r>
+              <w:rPr>
+                <w:rFonts w:ascii="Times New Roman" w:hAnsi="Times New Roman"/>
+                <w:sz w:val="20"/>
+              </w:rPr>
+              <w:t>REFERENCES files(id)</w:t>
+            </w:r>
+          </w:p>
+        </w:tc>
+        <w:tc>
+          <w:tcPr>
+            <w:tcW w:type="dxa" w:w="3288"/>
+            <w:vAlign w:val="center"/>
+            <w:tcMar>
+              <w:top w:w="40" w:type="dxa"/>
+              <w:bottom w:w="40" w:type="dxa"/>
+              <w:left w:w="50" w:type="dxa"/>
+              <w:right w:w="50" w:type="dxa"/>
+            </w:tcMar>
+          </w:tcPr>
+          <w:p>
+            <w:pPr>
+              <w:spacing w:line="276" w:lineRule="auto" w:after="40"/>
+              <w:jc w:val="left"/>
+            </w:pPr>
+            <w:r/>
+            <w:r>
+              <w:rPr>
+                <w:rFonts w:ascii="Times New Roman" w:hAnsi="Times New Roman"/>
+                <w:sz w:val="20"/>
+              </w:rPr>
+              <w:t>Mã tệp tin đính kèm (nếu có)</w:t>
+            </w:r>
+          </w:p>
+        </w:tc>
+      </w:tr>
+      <w:tr>
+        <w:tc>
+          <w:tcPr>
+            <w:tcW w:type="dxa" w:w="1474"/>
+            <w:vAlign w:val="center"/>
+            <w:tcMar>
+              <w:top w:w="40" w:type="dxa"/>
+              <w:bottom w:w="40" w:type="dxa"/>
+              <w:left w:w="50" w:type="dxa"/>
+              <w:right w:w="50" w:type="dxa"/>
+            </w:tcMar>
+          </w:tcPr>
+          <w:p>
+            <w:pPr>
+              <w:spacing w:line="276" w:lineRule="auto" w:after="40"/>
+              <w:jc w:val="center"/>
+            </w:pPr>
+            <w:r/>
+            <w:r>
+              <w:rPr>
+                <w:rFonts w:ascii="Times New Roman" w:hAnsi="Times New Roman"/>
+                <w:b/>
+                <w:sz w:val="20"/>
+              </w:rPr>
+              <w:t>created_at</w:t>
+            </w:r>
+          </w:p>
+        </w:tc>
+        <w:tc>
+          <w:tcPr>
+            <w:tcW w:type="dxa" w:w="1361"/>
+            <w:vAlign w:val="center"/>
+            <w:tcMar>
+              <w:top w:w="40" w:type="dxa"/>
+              <w:bottom w:w="40" w:type="dxa"/>
+              <w:left w:w="50" w:type="dxa"/>
+              <w:right w:w="50" w:type="dxa"/>
+            </w:tcMar>
+          </w:tcPr>
+          <w:p>
+            <w:pPr>
+              <w:spacing w:line="276" w:lineRule="auto" w:after="40"/>
+              <w:jc w:val="center"/>
+            </w:pPr>
+            <w:r/>
+            <w:r>
+              <w:rPr>
+                <w:rFonts w:ascii="Times New Roman" w:hAnsi="Times New Roman"/>
+                <w:sz w:val="20"/>
+              </w:rPr>
+              <w:t>TIMESTAMP</w:t>
+            </w:r>
+          </w:p>
+        </w:tc>
+        <w:tc>
+          <w:tcPr>
+            <w:tcW w:type="dxa" w:w="907"/>
+            <w:vAlign w:val="center"/>
+            <w:tcMar>
+              <w:top w:w="40" w:type="dxa"/>
+              <w:bottom w:w="40" w:type="dxa"/>
+              <w:left w:w="50" w:type="dxa"/>
+              <w:right w:w="50" w:type="dxa"/>
+            </w:tcMar>
+          </w:tcPr>
+          <w:p>
+            <w:pPr>
+              <w:spacing w:line="276" w:lineRule="auto" w:after="40"/>
+              <w:jc w:val="center"/>
+            </w:pPr>
+            <w:r/>
+            <w:r>
+              <w:rPr>
+                <w:rFonts w:ascii="Times New Roman" w:hAnsi="Times New Roman"/>
+                <w:b/>
+                <w:sz w:val="20"/>
+              </w:rPr>
+            </w:r>
+          </w:p>
+        </w:tc>
+        <w:tc>
+          <w:tcPr>
+            <w:tcW w:type="dxa" w:w="2041"/>
+            <w:vAlign w:val="center"/>
+            <w:tcMar>
+              <w:top w:w="40" w:type="dxa"/>
+              <w:bottom w:w="40" w:type="dxa"/>
+              <w:left w:w="50" w:type="dxa"/>
+              <w:right w:w="50" w:type="dxa"/>
+            </w:tcMar>
+          </w:tcPr>
+          <w:p>
+            <w:pPr>
+              <w:spacing w:line="276" w:lineRule="auto" w:after="40"/>
+              <w:jc w:val="center"/>
+            </w:pPr>
+            <w:r/>
+            <w:r>
+              <w:rPr>
+                <w:rFonts w:ascii="Times New Roman" w:hAnsi="Times New Roman"/>
+                <w:sz w:val="20"/>
+              </w:rPr>
+              <w:t>DEFAULT CURRENT_TIMESTAMP</w:t>
+            </w:r>
+          </w:p>
+        </w:tc>
+        <w:tc>
+          <w:tcPr>
+            <w:tcW w:type="dxa" w:w="3288"/>
+            <w:vAlign w:val="center"/>
+            <w:tcMar>
+              <w:top w:w="40" w:type="dxa"/>
+              <w:bottom w:w="40" w:type="dxa"/>
+              <w:left w:w="50" w:type="dxa"/>
+              <w:right w:w="50" w:type="dxa"/>
+            </w:tcMar>
+          </w:tcPr>
+          <w:p>
+            <w:pPr>
+              <w:spacing w:line="276" w:lineRule="auto" w:after="40"/>
+              <w:jc w:val="left"/>
+            </w:pPr>
+            <w:r/>
+            <w:r>
+              <w:rPr>
+                <w:rFonts w:ascii="Times New Roman" w:hAnsi="Times New Roman"/>
+                <w:sz w:val="20"/>
+              </w:rPr>
+              <w:t>Thời gian gửi tin nhắn</w:t>
+            </w:r>
+          </w:p>
+        </w:tc>
+      </w:tr>
+    </w:tbl>
+    <w:p>
+      <w:pPr>
+        <w:spacing w:before="160" w:after="80" w:line="288" w:lineRule="auto"/>
+        <w:jc w:val="center"/>
+      </w:pPr>
+      <w:r>
+        <w:rPr>
+          <w:rFonts w:ascii="Times New Roman" w:hAnsi="Times New Roman"/>
+          <w:b/>
+          <w:i/>
+          <w:sz w:val="23"/>
+        </w:rPr>
+        <w:t>Bảng 4.6: Cấu trúc bảng Tệp tin đính kèm (files)</w:t>
+      </w:r>
+    </w:p>
+    <w:tbl>
+      <w:tblPr>
+        <w:tblW w:type="auto" w:w="0"/>
+        <w:jc w:val="center"/>
+        <w:tblLook w:firstColumn="1" w:firstRow="1" w:lastColumn="0" w:lastRow="0" w:noHBand="0" w:noVBand="1" w:val="04A0"/>
+        <w:tblBorders>
+          <w:top w:val="single" w:sz="4" w:space="0" w:color="000000"/>
+          <w:bottom w:val="single" w:sz="4" w:space="0" w:color="000000"/>
+          <w:left w:val="single" w:sz="4" w:space="0" w:color="000000"/>
+          <w:right w:val="single" w:sz="4" w:space="0" w:color="000000"/>
+          <w:insideH w:val="single" w:sz="4" w:space="0" w:color="000000"/>
+          <w:insideV w:val="single" w:sz="4" w:space="0" w:color="000000"/>
+        </w:tblBorders>
+      </w:tblPr>
+      <w:tblGrid>
+        <w:gridCol w:w="1814"/>
+        <w:gridCol w:w="1814"/>
+        <w:gridCol w:w="1814"/>
+        <w:gridCol w:w="1814"/>
+        <w:gridCol w:w="1814"/>
+      </w:tblGrid>
+      <w:tr>
+        <w:tc>
+          <w:tcPr>
+            <w:tcW w:type="dxa" w:w="1474"/>
+            <w:shd w:fill="E8EEF5"/>
+            <w:vAlign w:val="center"/>
+            <w:tcMar>
+              <w:top w:w="40" w:type="dxa"/>
+              <w:bottom w:w="40" w:type="dxa"/>
+              <w:left w:w="50" w:type="dxa"/>
+              <w:right w:w="50" w:type="dxa"/>
+            </w:tcMar>
+          </w:tcPr>
+          <w:p>
+            <w:r/>
+            <w:r>
+              <w:rPr>
+                <w:rFonts w:ascii="Times New Roman" w:hAnsi="Times New Roman"/>
+                <w:b/>
+                <w:sz w:val="21"/>
+              </w:rPr>
+              <w:t>Tên trường (Column)</w:t>
+            </w:r>
+          </w:p>
+        </w:tc>
+        <w:tc>
+          <w:tcPr>
+            <w:tcW w:type="dxa" w:w="1361"/>
+            <w:shd w:fill="E8EEF5"/>
+            <w:vAlign w:val="center"/>
+            <w:tcMar>
+              <w:top w:w="40" w:type="dxa"/>
+              <w:bottom w:w="40" w:type="dxa"/>
+              <w:left w:w="50" w:type="dxa"/>
+              <w:right w:w="50" w:type="dxa"/>
+            </w:tcMar>
+          </w:tcPr>
+          <w:p>
+            <w:r/>
+            <w:r>
+              <w:rPr>
+                <w:rFonts w:ascii="Times New Roman" w:hAnsi="Times New Roman"/>
+                <w:b/>
+                <w:sz w:val="21"/>
+              </w:rPr>
+              <w:t>Kiểu dữ liệu</w:t>
+            </w:r>
+          </w:p>
+        </w:tc>
+        <w:tc>
+          <w:tcPr>
+            <w:tcW w:type="dxa" w:w="907"/>
+            <w:shd w:fill="E8EEF5"/>
+            <w:vAlign w:val="center"/>
+            <w:tcMar>
+              <w:top w:w="40" w:type="dxa"/>
+              <w:bottom w:w="40" w:type="dxa"/>
+              <w:left w:w="50" w:type="dxa"/>
+              <w:right w:w="50" w:type="dxa"/>
+            </w:tcMar>
+          </w:tcPr>
+          <w:p>
+            <w:r/>
+            <w:r>
+              <w:rPr>
+                <w:rFonts w:ascii="Times New Roman" w:hAnsi="Times New Roman"/>
+                <w:b/>
+                <w:sz w:val="21"/>
+              </w:rPr>
+              <w:t>Khóa (Key)</w:t>
+            </w:r>
+          </w:p>
+        </w:tc>
+        <w:tc>
+          <w:tcPr>
+            <w:tcW w:type="dxa" w:w="2041"/>
+            <w:shd w:fill="E8EEF5"/>
+            <w:vAlign w:val="center"/>
+            <w:tcMar>
+              <w:top w:w="40" w:type="dxa"/>
+              <w:bottom w:w="40" w:type="dxa"/>
+              <w:left w:w="50" w:type="dxa"/>
+              <w:right w:w="50" w:type="dxa"/>
+            </w:tcMar>
+          </w:tcPr>
+          <w:p>
+            <w:r/>
+            <w:r>
+              <w:rPr>
+                <w:rFonts w:ascii="Times New Roman" w:hAnsi="Times New Roman"/>
+                <w:b/>
+                <w:sz w:val="21"/>
+              </w:rPr>
+              <w:t>Ràng buộc (Constraint)</w:t>
+            </w:r>
+          </w:p>
+        </w:tc>
+        <w:tc>
+          <w:tcPr>
+            <w:tcW w:type="dxa" w:w="3288"/>
+            <w:shd w:fill="E8EEF5"/>
+            <w:vAlign w:val="center"/>
+            <w:tcMar>
+              <w:top w:w="40" w:type="dxa"/>
+              <w:bottom w:w="40" w:type="dxa"/>
+              <w:left w:w="50" w:type="dxa"/>
+              <w:right w:w="50" w:type="dxa"/>
+            </w:tcMar>
+          </w:tcPr>
+          <w:p>
+            <w:r/>
+            <w:r>
+              <w:rPr>
+                <w:rFonts w:ascii="Times New Roman" w:hAnsi="Times New Roman"/>
+                <w:b/>
+                <w:sz w:val="21"/>
+              </w:rPr>
+              <w:t>Diễn giải ý nghĩa</w:t>
+            </w:r>
+          </w:p>
+        </w:tc>
+      </w:tr>
+      <w:tr>
+        <w:tc>
+          <w:tcPr>
+            <w:tcW w:type="dxa" w:w="1474"/>
+            <w:vAlign w:val="center"/>
+            <w:tcMar>
+              <w:top w:w="40" w:type="dxa"/>
+              <w:bottom w:w="40" w:type="dxa"/>
+              <w:left w:w="50" w:type="dxa"/>
+              <w:right w:w="50" w:type="dxa"/>
+            </w:tcMar>
+          </w:tcPr>
+          <w:p>
+            <w:pPr>
+              <w:spacing w:line="276" w:lineRule="auto" w:after="40"/>
+              <w:jc w:val="center"/>
+            </w:pPr>
+            <w:r/>
+            <w:r>
+              <w:rPr>
+                <w:rFonts w:ascii="Times New Roman" w:hAnsi="Times New Roman"/>
+                <w:b/>
+                <w:sz w:val="20"/>
+              </w:rPr>
+              <w:t>id</w:t>
+            </w:r>
+          </w:p>
+        </w:tc>
+        <w:tc>
+          <w:tcPr>
+            <w:tcW w:type="dxa" w:w="1361"/>
+            <w:vAlign w:val="center"/>
+            <w:tcMar>
+              <w:top w:w="40" w:type="dxa"/>
+              <w:bottom w:w="40" w:type="dxa"/>
+              <w:left w:w="50" w:type="dxa"/>
+              <w:right w:w="50" w:type="dxa"/>
+            </w:tcMar>
+          </w:tcPr>
+          <w:p>
+            <w:pPr>
+              <w:spacing w:line="276" w:lineRule="auto" w:after="40"/>
+              <w:jc w:val="center"/>
+            </w:pPr>
+            <w:r/>
+            <w:r>
+              <w:rPr>
+                <w:rFonts w:ascii="Times New Roman" w:hAnsi="Times New Roman"/>
+                <w:sz w:val="20"/>
+              </w:rPr>
+              <w:t>INTEGER</w:t>
+            </w:r>
+          </w:p>
+        </w:tc>
+        <w:tc>
+          <w:tcPr>
+            <w:tcW w:type="dxa" w:w="907"/>
+            <w:vAlign w:val="center"/>
+            <w:tcMar>
+              <w:top w:w="40" w:type="dxa"/>
+              <w:bottom w:w="40" w:type="dxa"/>
+              <w:left w:w="50" w:type="dxa"/>
+              <w:right w:w="50" w:type="dxa"/>
+            </w:tcMar>
+          </w:tcPr>
+          <w:p>
+            <w:pPr>
+              <w:spacing w:line="276" w:lineRule="auto" w:after="40"/>
+              <w:jc w:val="center"/>
+            </w:pPr>
+            <w:r/>
+            <w:r>
+              <w:rPr>
+                <w:rFonts w:ascii="Times New Roman" w:hAnsi="Times New Roman"/>
+                <w:b/>
+                <w:sz w:val="20"/>
+              </w:rPr>
+              <w:t>PK</w:t>
+            </w:r>
+          </w:p>
+        </w:tc>
+        <w:tc>
+          <w:tcPr>
+            <w:tcW w:type="dxa" w:w="2041"/>
+            <w:vAlign w:val="center"/>
+            <w:tcMar>
+              <w:top w:w="40" w:type="dxa"/>
+              <w:bottom w:w="40" w:type="dxa"/>
+              <w:left w:w="50" w:type="dxa"/>
+              <w:right w:w="50" w:type="dxa"/>
+            </w:tcMar>
+          </w:tcPr>
+          <w:p>
+            <w:pPr>
+              <w:spacing w:line="276" w:lineRule="auto" w:after="40"/>
+              <w:jc w:val="center"/>
+            </w:pPr>
+            <w:r/>
+            <w:r>
+              <w:rPr>
+                <w:rFonts w:ascii="Times New Roman" w:hAnsi="Times New Roman"/>
+                <w:sz w:val="20"/>
+              </w:rPr>
+              <w:t>AUTOINCREMENT</w:t>
+            </w:r>
+          </w:p>
+        </w:tc>
+        <w:tc>
+          <w:tcPr>
+            <w:tcW w:type="dxa" w:w="3288"/>
+            <w:vAlign w:val="center"/>
+            <w:tcMar>
+              <w:top w:w="40" w:type="dxa"/>
+              <w:bottom w:w="40" w:type="dxa"/>
+              <w:left w:w="50" w:type="dxa"/>
+              <w:right w:w="50" w:type="dxa"/>
+            </w:tcMar>
+          </w:tcPr>
+          <w:p>
+            <w:pPr>
+              <w:spacing w:line="276" w:lineRule="auto" w:after="40"/>
+              <w:jc w:val="left"/>
+            </w:pPr>
+            <w:r/>
+            <w:r>
+              <w:rPr>
+                <w:rFonts w:ascii="Times New Roman" w:hAnsi="Times New Roman"/>
+                <w:sz w:val="20"/>
+              </w:rPr>
+              <w:t>Mã định danh duy nhất của tệp tin</w:t>
+            </w:r>
+          </w:p>
+        </w:tc>
+      </w:tr>
+      <w:tr>
+        <w:tc>
+          <w:tcPr>
+            <w:tcW w:type="dxa" w:w="1474"/>
+            <w:vAlign w:val="center"/>
+            <w:tcMar>
+              <w:top w:w="40" w:type="dxa"/>
+              <w:bottom w:w="40" w:type="dxa"/>
+              <w:left w:w="50" w:type="dxa"/>
+              <w:right w:w="50" w:type="dxa"/>
+            </w:tcMar>
+          </w:tcPr>
+          <w:p>
+            <w:pPr>
+              <w:spacing w:line="276" w:lineRule="auto" w:after="40"/>
+              <w:jc w:val="center"/>
+            </w:pPr>
+            <w:r/>
+            <w:r>
+              <w:rPr>
+                <w:rFonts w:ascii="Times New Roman" w:hAnsi="Times New Roman"/>
+                <w:b/>
+                <w:sz w:val="20"/>
+              </w:rPr>
+              <w:t>original_name</w:t>
+            </w:r>
+          </w:p>
+        </w:tc>
+        <w:tc>
+          <w:tcPr>
+            <w:tcW w:type="dxa" w:w="1361"/>
+            <w:vAlign w:val="center"/>
+            <w:tcMar>
+              <w:top w:w="40" w:type="dxa"/>
+              <w:bottom w:w="40" w:type="dxa"/>
+              <w:left w:w="50" w:type="dxa"/>
+              <w:right w:w="50" w:type="dxa"/>
+            </w:tcMar>
+          </w:tcPr>
+          <w:p>
+            <w:pPr>
+              <w:spacing w:line="276" w:lineRule="auto" w:after="40"/>
+              <w:jc w:val="center"/>
+            </w:pPr>
+            <w:r/>
+            <w:r>
+              <w:rPr>
+                <w:rFonts w:ascii="Times New Roman" w:hAnsi="Times New Roman"/>
+                <w:sz w:val="20"/>
+              </w:rPr>
+              <w:t>TEXT</w:t>
+            </w:r>
+          </w:p>
+        </w:tc>
+        <w:tc>
+          <w:tcPr>
+            <w:tcW w:type="dxa" w:w="907"/>
+            <w:vAlign w:val="center"/>
+            <w:tcMar>
+              <w:top w:w="40" w:type="dxa"/>
+              <w:bottom w:w="40" w:type="dxa"/>
+              <w:left w:w="50" w:type="dxa"/>
+              <w:right w:w="50" w:type="dxa"/>
+            </w:tcMar>
+          </w:tcPr>
+          <w:p>
+            <w:pPr>
+              <w:spacing w:line="276" w:lineRule="auto" w:after="40"/>
+              <w:jc w:val="center"/>
+            </w:pPr>
+            <w:r/>
+            <w:r>
+              <w:rPr>
+                <w:rFonts w:ascii="Times New Roman" w:hAnsi="Times New Roman"/>
+                <w:b/>
+                <w:sz w:val="20"/>
+              </w:rPr>
+            </w:r>
+          </w:p>
+        </w:tc>
+        <w:tc>
+          <w:tcPr>
+            <w:tcW w:type="dxa" w:w="2041"/>
+            <w:vAlign w:val="center"/>
+            <w:tcMar>
+              <w:top w:w="40" w:type="dxa"/>
+              <w:bottom w:w="40" w:type="dxa"/>
+              <w:left w:w="50" w:type="dxa"/>
+              <w:right w:w="50" w:type="dxa"/>
+            </w:tcMar>
+          </w:tcPr>
+          <w:p>
+            <w:pPr>
+              <w:spacing w:line="276" w:lineRule="auto" w:after="40"/>
+              <w:jc w:val="center"/>
+            </w:pPr>
+            <w:r/>
+            <w:r>
+              <w:rPr>
+                <w:rFonts w:ascii="Times New Roman" w:hAnsi="Times New Roman"/>
+                <w:sz w:val="20"/>
+              </w:rPr>
+              <w:t>NOT NULL</w:t>
+            </w:r>
+          </w:p>
+        </w:tc>
+        <w:tc>
+          <w:tcPr>
+            <w:tcW w:type="dxa" w:w="3288"/>
+            <w:vAlign w:val="center"/>
+            <w:tcMar>
+              <w:top w:w="40" w:type="dxa"/>
+              <w:bottom w:w="40" w:type="dxa"/>
+              <w:left w:w="50" w:type="dxa"/>
+              <w:right w:w="50" w:type="dxa"/>
+            </w:tcMar>
+          </w:tcPr>
+          <w:p>
+            <w:pPr>
+              <w:spacing w:line="276" w:lineRule="auto" w:after="40"/>
+              <w:jc w:val="left"/>
+            </w:pPr>
+            <w:r/>
+            <w:r>
+              <w:rPr>
+                <w:rFonts w:ascii="Times New Roman" w:hAnsi="Times New Roman"/>
+                <w:sz w:val="20"/>
+              </w:rPr>
+              <w:t>Tên gốc của file người dùng tải lên</w:t>
+            </w:r>
+          </w:p>
+        </w:tc>
+      </w:tr>
+      <w:tr>
+        <w:tc>
+          <w:tcPr>
+            <w:tcW w:type="dxa" w:w="1474"/>
+            <w:vAlign w:val="center"/>
+            <w:tcMar>
+              <w:top w:w="40" w:type="dxa"/>
+              <w:bottom w:w="40" w:type="dxa"/>
+              <w:left w:w="50" w:type="dxa"/>
+              <w:right w:w="50" w:type="dxa"/>
+            </w:tcMar>
+          </w:tcPr>
+          <w:p>
+            <w:pPr>
+              <w:spacing w:line="276" w:lineRule="auto" w:after="40"/>
+              <w:jc w:val="center"/>
+            </w:pPr>
+            <w:r/>
+            <w:r>
+              <w:rPr>
+                <w:rFonts w:ascii="Times New Roman" w:hAnsi="Times New Roman"/>
+                <w:b/>
+                <w:sz w:val="20"/>
+              </w:rPr>
+              <w:t>stored_path</w:t>
+            </w:r>
+          </w:p>
+        </w:tc>
+        <w:tc>
+          <w:tcPr>
+            <w:tcW w:type="dxa" w:w="1361"/>
+            <w:vAlign w:val="center"/>
+            <w:tcMar>
+              <w:top w:w="40" w:type="dxa"/>
+              <w:bottom w:w="40" w:type="dxa"/>
+              <w:left w:w="50" w:type="dxa"/>
+              <w:right w:w="50" w:type="dxa"/>
+            </w:tcMar>
+          </w:tcPr>
+          <w:p>
+            <w:pPr>
+              <w:spacing w:line="276" w:lineRule="auto" w:after="40"/>
+              <w:jc w:val="center"/>
+            </w:pPr>
+            <w:r/>
+            <w:r>
+              <w:rPr>
+                <w:rFonts w:ascii="Times New Roman" w:hAnsi="Times New Roman"/>
+                <w:sz w:val="20"/>
+              </w:rPr>
+              <w:t>TEXT</w:t>
+            </w:r>
+          </w:p>
+        </w:tc>
+        <w:tc>
+          <w:tcPr>
+            <w:tcW w:type="dxa" w:w="907"/>
+            <w:vAlign w:val="center"/>
+            <w:tcMar>
+              <w:top w:w="40" w:type="dxa"/>
+              <w:bottom w:w="40" w:type="dxa"/>
+              <w:left w:w="50" w:type="dxa"/>
+              <w:right w:w="50" w:type="dxa"/>
+            </w:tcMar>
+          </w:tcPr>
+          <w:p>
+            <w:pPr>
+              <w:spacing w:line="276" w:lineRule="auto" w:after="40"/>
+              <w:jc w:val="center"/>
+            </w:pPr>
+            <w:r/>
+            <w:r>
+              <w:rPr>
+                <w:rFonts w:ascii="Times New Roman" w:hAnsi="Times New Roman"/>
+                <w:b/>
+                <w:sz w:val="20"/>
+              </w:rPr>
+            </w:r>
+          </w:p>
+        </w:tc>
+        <w:tc>
+          <w:tcPr>
+            <w:tcW w:type="dxa" w:w="2041"/>
+            <w:vAlign w:val="center"/>
+            <w:tcMar>
+              <w:top w:w="40" w:type="dxa"/>
+              <w:bottom w:w="40" w:type="dxa"/>
+              <w:left w:w="50" w:type="dxa"/>
+              <w:right w:w="50" w:type="dxa"/>
+            </w:tcMar>
+          </w:tcPr>
+          <w:p>
+            <w:pPr>
+              <w:spacing w:line="276" w:lineRule="auto" w:after="40"/>
+              <w:jc w:val="center"/>
+            </w:pPr>
+            <w:r/>
+            <w:r>
+              <w:rPr>
+                <w:rFonts w:ascii="Times New Roman" w:hAnsi="Times New Roman"/>
+                <w:sz w:val="20"/>
+              </w:rPr>
+              <w:t>NOT NULL</w:t>
+            </w:r>
+          </w:p>
+        </w:tc>
+        <w:tc>
+          <w:tcPr>
+            <w:tcW w:type="dxa" w:w="3288"/>
+            <w:vAlign w:val="center"/>
+            <w:tcMar>
+              <w:top w:w="40" w:type="dxa"/>
+              <w:bottom w:w="40" w:type="dxa"/>
+              <w:left w:w="50" w:type="dxa"/>
+              <w:right w:w="50" w:type="dxa"/>
+            </w:tcMar>
+          </w:tcPr>
+          <w:p>
+            <w:pPr>
+              <w:spacing w:line="276" w:lineRule="auto" w:after="40"/>
+              <w:jc w:val="left"/>
+            </w:pPr>
+            <w:r/>
+            <w:r>
+              <w:rPr>
+                <w:rFonts w:ascii="Times New Roman" w:hAnsi="Times New Roman"/>
+                <w:sz w:val="20"/>
+              </w:rPr>
+              <w:t>Tên file duy nhất lưu trong thư mục uploads/</w:t>
+            </w:r>
+          </w:p>
+        </w:tc>
+      </w:tr>
+      <w:tr>
+        <w:tc>
+          <w:tcPr>
+            <w:tcW w:type="dxa" w:w="1474"/>
+            <w:vAlign w:val="center"/>
+            <w:tcMar>
+              <w:top w:w="40" w:type="dxa"/>
+              <w:bottom w:w="40" w:type="dxa"/>
+              <w:left w:w="50" w:type="dxa"/>
+              <w:right w:w="50" w:type="dxa"/>
+            </w:tcMar>
+          </w:tcPr>
+          <w:p>
+            <w:pPr>
+              <w:spacing w:line="276" w:lineRule="auto" w:after="40"/>
+              <w:jc w:val="center"/>
+            </w:pPr>
+            <w:r/>
+            <w:r>
+              <w:rPr>
+                <w:rFonts w:ascii="Times New Roman" w:hAnsi="Times New Roman"/>
+                <w:b/>
+                <w:sz w:val="20"/>
+              </w:rPr>
+              <w:t>file_size</w:t>
+            </w:r>
+          </w:p>
+        </w:tc>
+        <w:tc>
+          <w:tcPr>
+            <w:tcW w:type="dxa" w:w="1361"/>
+            <w:vAlign w:val="center"/>
+            <w:tcMar>
+              <w:top w:w="40" w:type="dxa"/>
+              <w:bottom w:w="40" w:type="dxa"/>
+              <w:left w:w="50" w:type="dxa"/>
+              <w:right w:w="50" w:type="dxa"/>
+            </w:tcMar>
+          </w:tcPr>
+          <w:p>
+            <w:pPr>
+              <w:spacing w:line="276" w:lineRule="auto" w:after="40"/>
+              <w:jc w:val="center"/>
+            </w:pPr>
+            <w:r/>
+            <w:r>
+              <w:rPr>
+                <w:rFonts w:ascii="Times New Roman" w:hAnsi="Times New Roman"/>
+                <w:sz w:val="20"/>
+              </w:rPr>
+              <w:t>INTEGER</w:t>
+            </w:r>
+          </w:p>
+        </w:tc>
+        <w:tc>
+          <w:tcPr>
+            <w:tcW w:type="dxa" w:w="907"/>
+            <w:vAlign w:val="center"/>
+            <w:tcMar>
+              <w:top w:w="40" w:type="dxa"/>
+              <w:bottom w:w="40" w:type="dxa"/>
+              <w:left w:w="50" w:type="dxa"/>
+              <w:right w:w="50" w:type="dxa"/>
+            </w:tcMar>
+          </w:tcPr>
+          <w:p>
+            <w:pPr>
+              <w:spacing w:line="276" w:lineRule="auto" w:after="40"/>
+              <w:jc w:val="center"/>
+            </w:pPr>
+            <w:r/>
+            <w:r>
+              <w:rPr>
+                <w:rFonts w:ascii="Times New Roman" w:hAnsi="Times New Roman"/>
+                <w:b/>
+                <w:sz w:val="20"/>
+              </w:rPr>
+            </w:r>
+          </w:p>
+        </w:tc>
+        <w:tc>
+          <w:tcPr>
+            <w:tcW w:type="dxa" w:w="2041"/>
+            <w:vAlign w:val="center"/>
+            <w:tcMar>
+              <w:top w:w="40" w:type="dxa"/>
+              <w:bottom w:w="40" w:type="dxa"/>
+              <w:left w:w="50" w:type="dxa"/>
+              <w:right w:w="50" w:type="dxa"/>
+            </w:tcMar>
+          </w:tcPr>
+          <w:p>
+            <w:pPr>
+              <w:spacing w:line="276" w:lineRule="auto" w:after="40"/>
+              <w:jc w:val="center"/>
+            </w:pPr>
+            <w:r/>
+            <w:r>
+              <w:rPr>
+                <w:rFonts w:ascii="Times New Roman" w:hAnsi="Times New Roman"/>
+                <w:sz w:val="20"/>
+              </w:rPr>
+              <w:t>NOT NULL</w:t>
+            </w:r>
+          </w:p>
+        </w:tc>
+        <w:tc>
+          <w:tcPr>
+            <w:tcW w:type="dxa" w:w="3288"/>
+            <w:vAlign w:val="center"/>
+            <w:tcMar>
+              <w:top w:w="40" w:type="dxa"/>
+              <w:bottom w:w="40" w:type="dxa"/>
+              <w:left w:w="50" w:type="dxa"/>
+              <w:right w:w="50" w:type="dxa"/>
+            </w:tcMar>
+          </w:tcPr>
+          <w:p>
+            <w:pPr>
+              <w:spacing w:line="276" w:lineRule="auto" w:after="40"/>
+              <w:jc w:val="left"/>
+            </w:pPr>
+            <w:r/>
+            <w:r>
+              <w:rPr>
+                <w:rFonts w:ascii="Times New Roman" w:hAnsi="Times New Roman"/>
+                <w:sz w:val="20"/>
+              </w:rPr>
+              <w:t>Kích thước tệp tin tính bằng Bytes</w:t>
+            </w:r>
+          </w:p>
+        </w:tc>
+      </w:tr>
+      <w:tr>
+        <w:tc>
+          <w:tcPr>
+            <w:tcW w:type="dxa" w:w="1474"/>
+            <w:vAlign w:val="center"/>
+            <w:tcMar>
+              <w:top w:w="40" w:type="dxa"/>
+              <w:bottom w:w="40" w:type="dxa"/>
+              <w:left w:w="50" w:type="dxa"/>
+              <w:right w:w="50" w:type="dxa"/>
+            </w:tcMar>
+          </w:tcPr>
+          <w:p>
+            <w:pPr>
+              <w:spacing w:line="276" w:lineRule="auto" w:after="40"/>
+              <w:jc w:val="center"/>
+            </w:pPr>
+            <w:r/>
+            <w:r>
+              <w:rPr>
+                <w:rFonts w:ascii="Times New Roman" w:hAnsi="Times New Roman"/>
+                <w:b/>
+                <w:sz w:val="20"/>
+              </w:rPr>
+              <w:t>file_type</w:t>
+            </w:r>
+          </w:p>
+        </w:tc>
+        <w:tc>
+          <w:tcPr>
+            <w:tcW w:type="dxa" w:w="1361"/>
+            <w:vAlign w:val="center"/>
+            <w:tcMar>
+              <w:top w:w="40" w:type="dxa"/>
+              <w:bottom w:w="40" w:type="dxa"/>
+              <w:left w:w="50" w:type="dxa"/>
+              <w:right w:w="50" w:type="dxa"/>
+            </w:tcMar>
+          </w:tcPr>
+          <w:p>
+            <w:pPr>
+              <w:spacing w:line="276" w:lineRule="auto" w:after="40"/>
+              <w:jc w:val="center"/>
+            </w:pPr>
+            <w:r/>
+            <w:r>
+              <w:rPr>
+                <w:rFonts w:ascii="Times New Roman" w:hAnsi="Times New Roman"/>
+                <w:sz w:val="20"/>
+              </w:rPr>
+              <w:t>TEXT</w:t>
+            </w:r>
+          </w:p>
+        </w:tc>
+        <w:tc>
+          <w:tcPr>
+            <w:tcW w:type="dxa" w:w="907"/>
+            <w:vAlign w:val="center"/>
+            <w:tcMar>
+              <w:top w:w="40" w:type="dxa"/>
+              <w:bottom w:w="40" w:type="dxa"/>
+              <w:left w:w="50" w:type="dxa"/>
+              <w:right w:w="50" w:type="dxa"/>
+            </w:tcMar>
+          </w:tcPr>
+          <w:p>
+            <w:pPr>
+              <w:spacing w:line="276" w:lineRule="auto" w:after="40"/>
+              <w:jc w:val="center"/>
+            </w:pPr>
+            <w:r/>
+            <w:r>
+              <w:rPr>
+                <w:rFonts w:ascii="Times New Roman" w:hAnsi="Times New Roman"/>
+                <w:b/>
+                <w:sz w:val="20"/>
+              </w:rPr>
+            </w:r>
+          </w:p>
+        </w:tc>
+        <w:tc>
+          <w:tcPr>
+            <w:tcW w:type="dxa" w:w="2041"/>
+            <w:vAlign w:val="center"/>
+            <w:tcMar>
+              <w:top w:w="40" w:type="dxa"/>
+              <w:bottom w:w="40" w:type="dxa"/>
+              <w:left w:w="50" w:type="dxa"/>
+              <w:right w:w="50" w:type="dxa"/>
+            </w:tcMar>
+          </w:tcPr>
+          <w:p>
+            <w:pPr>
+              <w:spacing w:line="276" w:lineRule="auto" w:after="40"/>
+              <w:jc w:val="center"/>
+            </w:pPr>
+            <w:r/>
+            <w:r>
+              <w:rPr>
+                <w:rFonts w:ascii="Times New Roman" w:hAnsi="Times New Roman"/>
+                <w:sz w:val="20"/>
+              </w:rPr>
+              <w:t>NULL</w:t>
+            </w:r>
+          </w:p>
+        </w:tc>
+        <w:tc>
+          <w:tcPr>
+            <w:tcW w:type="dxa" w:w="3288"/>
+            <w:vAlign w:val="center"/>
+            <w:tcMar>
+              <w:top w:w="40" w:type="dxa"/>
+              <w:bottom w:w="40" w:type="dxa"/>
+              <w:left w:w="50" w:type="dxa"/>
+              <w:right w:w="50" w:type="dxa"/>
+            </w:tcMar>
+          </w:tcPr>
+          <w:p>
+            <w:pPr>
+              <w:spacing w:line="276" w:lineRule="auto" w:after="40"/>
+              <w:jc w:val="left"/>
+            </w:pPr>
+            <w:r/>
+            <w:r>
+              <w:rPr>
+                <w:rFonts w:ascii="Times New Roman" w:hAnsi="Times New Roman"/>
+                <w:sz w:val="20"/>
+              </w:rPr>
+              <w:t>Loại file ('image' hoặc 'file')</w:t>
+            </w:r>
+          </w:p>
+        </w:tc>
+      </w:tr>
+      <w:tr>
+        <w:tc>
+          <w:tcPr>
+            <w:tcW w:type="dxa" w:w="1474"/>
+            <w:vAlign w:val="center"/>
+            <w:tcMar>
+              <w:top w:w="40" w:type="dxa"/>
+              <w:bottom w:w="40" w:type="dxa"/>
+              <w:left w:w="50" w:type="dxa"/>
+              <w:right w:w="50" w:type="dxa"/>
+            </w:tcMar>
+          </w:tcPr>
+          <w:p>
+            <w:pPr>
+              <w:spacing w:line="276" w:lineRule="auto" w:after="40"/>
+              <w:jc w:val="center"/>
+            </w:pPr>
+            <w:r/>
+            <w:r>
+              <w:rPr>
+                <w:rFonts w:ascii="Times New Roman" w:hAnsi="Times New Roman"/>
+                <w:b/>
+                <w:sz w:val="20"/>
+              </w:rPr>
+              <w:t>uploader_id</w:t>
+            </w:r>
+          </w:p>
+        </w:tc>
+        <w:tc>
+          <w:tcPr>
+            <w:tcW w:type="dxa" w:w="1361"/>
+            <w:vAlign w:val="center"/>
+            <w:tcMar>
+              <w:top w:w="40" w:type="dxa"/>
+              <w:bottom w:w="40" w:type="dxa"/>
+              <w:left w:w="50" w:type="dxa"/>
+              <w:right w:w="50" w:type="dxa"/>
+            </w:tcMar>
+          </w:tcPr>
+          <w:p>
+            <w:pPr>
+              <w:spacing w:line="276" w:lineRule="auto" w:after="40"/>
+              <w:jc w:val="center"/>
+            </w:pPr>
+            <w:r/>
+            <w:r>
+              <w:rPr>
+                <w:rFonts w:ascii="Times New Roman" w:hAnsi="Times New Roman"/>
+                <w:sz w:val="20"/>
+              </w:rPr>
+              <w:t>INTEGER</w:t>
+            </w:r>
+          </w:p>
+        </w:tc>
+        <w:tc>
+          <w:tcPr>
+            <w:tcW w:type="dxa" w:w="907"/>
+            <w:vAlign w:val="center"/>
+            <w:tcMar>
+              <w:top w:w="40" w:type="dxa"/>
+              <w:bottom w:w="40" w:type="dxa"/>
+              <w:left w:w="50" w:type="dxa"/>
+              <w:right w:w="50" w:type="dxa"/>
+            </w:tcMar>
+          </w:tcPr>
+          <w:p>
+            <w:pPr>
+              <w:spacing w:line="276" w:lineRule="auto" w:after="40"/>
+              <w:jc w:val="center"/>
+            </w:pPr>
+            <w:r/>
+            <w:r>
+              <w:rPr>
+                <w:rFonts w:ascii="Times New Roman" w:hAnsi="Times New Roman"/>
+                <w:b/>
+                <w:sz w:val="20"/>
+              </w:rPr>
+              <w:t>FK</w:t>
+            </w:r>
+          </w:p>
+        </w:tc>
+        <w:tc>
+          <w:tcPr>
+            <w:tcW w:type="dxa" w:w="2041"/>
+            <w:vAlign w:val="center"/>
+            <w:tcMar>
+              <w:top w:w="40" w:type="dxa"/>
+              <w:bottom w:w="40" w:type="dxa"/>
+              <w:left w:w="50" w:type="dxa"/>
+              <w:right w:w="50" w:type="dxa"/>
+            </w:tcMar>
+          </w:tcPr>
+          <w:p>
+            <w:pPr>
+              <w:spacing w:line="276" w:lineRule="auto" w:after="40"/>
+              <w:jc w:val="center"/>
+            </w:pPr>
+            <w:r/>
+            <w:r>
+              <w:rPr>
+                <w:rFonts w:ascii="Times New Roman" w:hAnsi="Times New Roman"/>
+                <w:sz w:val="20"/>
+              </w:rPr>
+              <w:t>REFERENCES users(id)</w:t>
+            </w:r>
+          </w:p>
+        </w:tc>
+        <w:tc>
+          <w:tcPr>
+            <w:tcW w:type="dxa" w:w="3288"/>
+            <w:vAlign w:val="center"/>
+            <w:tcMar>
+              <w:top w:w="40" w:type="dxa"/>
+              <w:bottom w:w="40" w:type="dxa"/>
+              <w:left w:w="50" w:type="dxa"/>
+              <w:right w:w="50" w:type="dxa"/>
+            </w:tcMar>
+          </w:tcPr>
+          <w:p>
+            <w:pPr>
+              <w:spacing w:line="276" w:lineRule="auto" w:after="40"/>
+              <w:jc w:val="left"/>
+            </w:pPr>
+            <w:r/>
+            <w:r>
+              <w:rPr>
+                <w:rFonts w:ascii="Times New Roman" w:hAnsi="Times New Roman"/>
+                <w:sz w:val="20"/>
+              </w:rPr>
+              <w:t>Người tải lên tệp tin</w:t>
+            </w:r>
+          </w:p>
+        </w:tc>
+      </w:tr>
+      <w:tr>
+        <w:tc>
+          <w:tcPr>
+            <w:tcW w:type="dxa" w:w="1474"/>
+            <w:vAlign w:val="center"/>
+            <w:tcMar>
+              <w:top w:w="40" w:type="dxa"/>
+              <w:bottom w:w="40" w:type="dxa"/>
+              <w:left w:w="50" w:type="dxa"/>
+              <w:right w:w="50" w:type="dxa"/>
+            </w:tcMar>
+          </w:tcPr>
+          <w:p>
+            <w:pPr>
+              <w:spacing w:line="276" w:lineRule="auto" w:after="40"/>
+              <w:jc w:val="center"/>
+            </w:pPr>
+            <w:r/>
+            <w:r>
+              <w:rPr>
+                <w:rFonts w:ascii="Times New Roman" w:hAnsi="Times New Roman"/>
+                <w:b/>
+                <w:sz w:val="20"/>
+              </w:rPr>
+              <w:t>created_at</w:t>
+            </w:r>
+          </w:p>
+        </w:tc>
+        <w:tc>
+          <w:tcPr>
+            <w:tcW w:type="dxa" w:w="1361"/>
+            <w:vAlign w:val="center"/>
+            <w:tcMar>
+              <w:top w:w="40" w:type="dxa"/>
+              <w:bottom w:w="40" w:type="dxa"/>
+              <w:left w:w="50" w:type="dxa"/>
+              <w:right w:w="50" w:type="dxa"/>
+            </w:tcMar>
+          </w:tcPr>
+          <w:p>
+            <w:pPr>
+              <w:spacing w:line="276" w:lineRule="auto" w:after="40"/>
+              <w:jc w:val="center"/>
+            </w:pPr>
+            <w:r/>
+            <w:r>
+              <w:rPr>
+                <w:rFonts w:ascii="Times New Roman" w:hAnsi="Times New Roman"/>
+                <w:sz w:val="20"/>
+              </w:rPr>
+              <w:t>TIMESTAMP</w:t>
+            </w:r>
+          </w:p>
+        </w:tc>
+        <w:tc>
+          <w:tcPr>
+            <w:tcW w:type="dxa" w:w="907"/>
+            <w:vAlign w:val="center"/>
+            <w:tcMar>
+              <w:top w:w="40" w:type="dxa"/>
+              <w:bottom w:w="40" w:type="dxa"/>
+              <w:left w:w="50" w:type="dxa"/>
+              <w:right w:w="50" w:type="dxa"/>
+            </w:tcMar>
+          </w:tcPr>
+          <w:p>
+            <w:pPr>
+              <w:spacing w:line="276" w:lineRule="auto" w:after="40"/>
+              <w:jc w:val="center"/>
+            </w:pPr>
+            <w:r/>
+            <w:r>
+              <w:rPr>
+                <w:rFonts w:ascii="Times New Roman" w:hAnsi="Times New Roman"/>
+                <w:b/>
+                <w:sz w:val="20"/>
+              </w:rPr>
+            </w:r>
+          </w:p>
+        </w:tc>
+        <w:tc>
+          <w:tcPr>
+            <w:tcW w:type="dxa" w:w="2041"/>
+            <w:vAlign w:val="center"/>
+            <w:tcMar>
+              <w:top w:w="40" w:type="dxa"/>
+              <w:bottom w:w="40" w:type="dxa"/>
+              <w:left w:w="50" w:type="dxa"/>
+              <w:right w:w="50" w:type="dxa"/>
+            </w:tcMar>
+          </w:tcPr>
+          <w:p>
+            <w:pPr>
+              <w:spacing w:line="276" w:lineRule="auto" w:after="40"/>
+              <w:jc w:val="center"/>
+            </w:pPr>
+            <w:r/>
+            <w:r>
+              <w:rPr>
+                <w:rFonts w:ascii="Times New Roman" w:hAnsi="Times New Roman"/>
+                <w:sz w:val="20"/>
+              </w:rPr>
+              <w:t>DEFAULT CURRENT_TIMESTAMP</w:t>
+            </w:r>
+          </w:p>
+        </w:tc>
+        <w:tc>
+          <w:tcPr>
+            <w:tcW w:type="dxa" w:w="3288"/>
+            <w:vAlign w:val="center"/>
+            <w:tcMar>
+              <w:top w:w="40" w:type="dxa"/>
+              <w:bottom w:w="40" w:type="dxa"/>
+              <w:left w:w="50" w:type="dxa"/>
+              <w:right w:w="50" w:type="dxa"/>
+            </w:tcMar>
+          </w:tcPr>
+          <w:p>
+            <w:pPr>
+              <w:spacing w:line="276" w:lineRule="auto" w:after="40"/>
+              <w:jc w:val="left"/>
+            </w:pPr>
+            <w:r/>
+            <w:r>
+              <w:rPr>
+                <w:rFonts w:ascii="Times New Roman" w:hAnsi="Times New Roman"/>
+                <w:sz w:val="20"/>
+              </w:rPr>
+              <w:t>Thời điểm tải tệp tin lên hệ thống</w:t>
+            </w:r>
+          </w:p>
+        </w:tc>
+      </w:tr>
+    </w:tbl>
+    <w:p>
+      <w:r>
+        <w:rPr>
+          <w:b/>
+        </w:rPr>
+        <w:t>Bảng 4.7: Cấu trúc bảng Danh bạ bạn bè kiểu Telegram (friends)</w:t>
+      </w:r>
+    </w:p>
+    <w:tbl>
+      <w:tblPr>
+        <w:tblW w:type="auto" w:w="0"/>
+        <w:tblLook w:firstColumn="1" w:firstRow="1" w:lastColumn="0" w:lastRow="0" w:noHBand="0" w:noVBand="1" w:val="04A0"/>
+      </w:tblPr>
+      <w:tblGrid>
+        <w:gridCol w:w="1814"/>
+        <w:gridCol w:w="1814"/>
+        <w:gridCol w:w="1814"/>
+        <w:gridCol w:w="1814"/>
+        <w:gridCol w:w="1814"/>
+      </w:tblGrid>
+      <w:tr>
+        <w:tc>
+          <w:tcPr>
+            <w:tcW w:type="dxa" w:w="1814"/>
+          </w:tcPr>
+          <w:p>
+            <w:r>
+              <w:rPr>
+                <w:b/>
+              </w:rPr>
+              <w:t>Tên trường (Column)</w:t>
+            </w:r>
+          </w:p>
+        </w:tc>
+        <w:tc>
+          <w:tcPr>
+            <w:tcW w:type="dxa" w:w="1814"/>
+          </w:tcPr>
+          <w:p>
+            <w:r>
+              <w:rPr>
+                <w:b/>
+              </w:rPr>
+              <w:t>Kiểu dữ liệu</w:t>
+            </w:r>
+          </w:p>
+        </w:tc>
+        <w:tc>
+          <w:tcPr>
+            <w:tcW w:type="dxa" w:w="1814"/>
+          </w:tcPr>
+          <w:p>
+            <w:r>
+              <w:rPr>
+                <w:b/>
+              </w:rPr>
+              <w:t>Khóa (Key)</w:t>
+            </w:r>
+          </w:p>
+        </w:tc>
+        <w:tc>
+          <w:tcPr>
+            <w:tcW w:type="dxa" w:w="1814"/>
+          </w:tcPr>
+          <w:p>
+            <w:r>
+              <w:rPr>
+                <w:b/>
+              </w:rPr>
+              <w:t>Ràng buộc (Constraint)</w:t>
+            </w:r>
+          </w:p>
+        </w:tc>
+        <w:tc>
+          <w:tcPr>
+            <w:tcW w:type="dxa" w:w="1814"/>
+          </w:tcPr>
+          <w:p>
+            <w:r>
+              <w:rPr>
+                <w:b/>
+              </w:rPr>
+              <w:t>Diễn giải ý nghĩa</w:t>
+            </w:r>
+          </w:p>
+        </w:tc>
+      </w:tr>
+      <w:tr>
+        <w:tc>
+          <w:tcPr>
+            <w:tcW w:type="dxa" w:w="1814"/>
+          </w:tcPr>
+          <w:p>
+            <w:r>
+              <w:t>id</w:t>
+            </w:r>
+          </w:p>
+        </w:tc>
+        <w:tc>
+          <w:tcPr>
+            <w:tcW w:type="dxa" w:w="1814"/>
+          </w:tcPr>
+          <w:p>
+            <w:r>
+              <w:t>INTEGER</w:t>
+            </w:r>
+          </w:p>
+        </w:tc>
+        <w:tc>
+          <w:tcPr>
+            <w:tcW w:type="dxa" w:w="1814"/>
+          </w:tcPr>
+          <w:p>
+            <w:r>
+              <w:t>PK</w:t>
+            </w:r>
+          </w:p>
+        </w:tc>
+        <w:tc>
+          <w:tcPr>
+            <w:tcW w:type="dxa" w:w="1814"/>
+          </w:tcPr>
+          <w:p>
+            <w:r>
+              <w:t>AUTOINCREMENT</w:t>
+            </w:r>
+          </w:p>
+        </w:tc>
+        <w:tc>
+          <w:tcPr>
+            <w:tcW w:type="dxa" w:w="1814"/>
+          </w:tcPr>
+          <w:p>
+            <w:r>
+              <w:t>Định danh bản ghi quan hệ bạn bè</w:t>
+            </w:r>
+          </w:p>
+        </w:tc>
+      </w:tr>
+      <w:tr>
+        <w:tc>
+          <w:tcPr>
+            <w:tcW w:type="dxa" w:w="1814"/>
+          </w:tcPr>
+          <w:p>
+            <w:r>
+              <w:t>user_id</w:t>
+            </w:r>
+          </w:p>
+        </w:tc>
+        <w:tc>
+          <w:tcPr>
+            <w:tcW w:type="dxa" w:w="1814"/>
+          </w:tcPr>
+          <w:p>
+            <w:r>
+              <w:t>INTEGER</w:t>
+            </w:r>
+          </w:p>
+        </w:tc>
+        <w:tc>
+          <w:tcPr>
+            <w:tcW w:type="dxa" w:w="1814"/>
+          </w:tcPr>
+          <w:p>
+            <w:r>
+              <w:t>FK</w:t>
+            </w:r>
+          </w:p>
+        </w:tc>
+        <w:tc>
+          <w:tcPr>
+            <w:tcW w:type="dxa" w:w="1814"/>
+          </w:tcPr>
+          <w:p>
+            <w:r>
+              <w:t>NOT NULL</w:t>
+            </w:r>
+          </w:p>
+        </w:tc>
+        <w:tc>
+          <w:tcPr>
+            <w:tcW w:type="dxa" w:w="1814"/>
+          </w:tcPr>
+          <w:p>
+            <w:r>
+              <w:t>Mã người dùng sở hữu danh bạ</w:t>
+            </w:r>
+          </w:p>
+        </w:tc>
+      </w:tr>
+      <w:tr>
+        <w:tc>
+          <w:tcPr>
+            <w:tcW w:type="dxa" w:w="1814"/>
+          </w:tcPr>
+          <w:p>
+            <w:r>
+              <w:t>friend_id</w:t>
+            </w:r>
+          </w:p>
+        </w:tc>
+        <w:tc>
+          <w:tcPr>
+            <w:tcW w:type="dxa" w:w="1814"/>
+          </w:tcPr>
+          <w:p>
+            <w:r>
+              <w:t>INTEGER</w:t>
+            </w:r>
+          </w:p>
+        </w:tc>
+        <w:tc>
+          <w:tcPr>
+            <w:tcW w:type="dxa" w:w="1814"/>
+          </w:tcPr>
+          <w:p>
+            <w:r>
+              <w:t>FK</w:t>
+            </w:r>
+          </w:p>
+        </w:tc>
+        <w:tc>
+          <w:tcPr>
+            <w:tcW w:type="dxa" w:w="1814"/>
+          </w:tcPr>
+          <w:p>
+            <w:r>
+              <w:t>NOT NULL</w:t>
+            </w:r>
+          </w:p>
+        </w:tc>
+        <w:tc>
+          <w:tcPr>
+            <w:tcW w:type="dxa" w:w="1814"/>
+          </w:tcPr>
+          <w:p>
+            <w:r>
+              <w:t>Mã người bạn được lưu trong danh bạ</w:t>
+            </w:r>
+          </w:p>
+        </w:tc>
+      </w:tr>
+      <w:tr>
+        <w:tc>
+          <w:tcPr>
+            <w:tcW w:type="dxa" w:w="1814"/>
+          </w:tcPr>
+          <w:p>
+            <w:r>
+              <w:t>status</w:t>
+            </w:r>
+          </w:p>
+        </w:tc>
+        <w:tc>
+          <w:tcPr>
+            <w:tcW w:type="dxa" w:w="1814"/>
+          </w:tcPr>
+          <w:p>
+            <w:r>
+              <w:t>TEXT</w:t>
+            </w:r>
+          </w:p>
+        </w:tc>
+        <w:tc>
+          <w:tcPr>
+            <w:tcW w:type="dxa" w:w="1814"/>
+          </w:tcPr>
+          <w:p>
+            <w:r/>
+          </w:p>
+        </w:tc>
+        <w:tc>
+          <w:tcPr>
+            <w:tcW w:type="dxa" w:w="1814"/>
+          </w:tcPr>
+          <w:p>
+            <w:r>
+              <w:t>DEFAULT 'accepted'</w:t>
+            </w:r>
+          </w:p>
+        </w:tc>
+        <w:tc>
+          <w:tcPr>
+            <w:tcW w:type="dxa" w:w="1814"/>
+          </w:tcPr>
+          <w:p>
+            <w:r>
+              <w:t>Trạng thái kết bạn (accepted/pending)</w:t>
+            </w:r>
+          </w:p>
+        </w:tc>
+      </w:tr>
+      <w:tr>
+        <w:tc>
+          <w:tcPr>
+            <w:tcW w:type="dxa" w:w="1814"/>
+          </w:tcPr>
+          <w:p>
+            <w:r>
+              <w:t>created_at</w:t>
+            </w:r>
+          </w:p>
+        </w:tc>
+        <w:tc>
+          <w:tcPr>
+            <w:tcW w:type="dxa" w:w="1814"/>
+          </w:tcPr>
+          <w:p>
+            <w:r>
+              <w:t>DATETIME</w:t>
+            </w:r>
+          </w:p>
+        </w:tc>
+        <w:tc>
+          <w:tcPr>
+            <w:tcW w:type="dxa" w:w="1814"/>
+          </w:tcPr>
+          <w:p>
+            <w:r/>
+          </w:p>
+        </w:tc>
+        <w:tc>
+          <w:tcPr>
+            <w:tcW w:type="dxa" w:w="1814"/>
+          </w:tcPr>
+          <w:p>
+            <w:r>
+              <w:t>DEFAULT CURRENT_TIMESTAMP</w:t>
+            </w:r>
+          </w:p>
+        </w:tc>
+        <w:tc>
+          <w:tcPr>
+            <w:tcW w:type="dxa" w:w="1814"/>
+          </w:tcPr>
+          <w:p>
+            <w:r>
+              <w:t>Thời điểm thêm vào danh bạ</w:t>
+            </w:r>
+          </w:p>
+        </w:tc>
+      </w:tr>
+    </w:tbl>
+    <w:p>
+      <w:pPr>
+        <w:spacing w:before="280" w:after="120" w:line="288" w:lineRule="auto"/>
+        <w:jc w:val="left"/>
+      </w:pPr>
+      <w:r>
+        <w:rPr>
+          <w:rFonts w:ascii="Times New Roman" w:hAnsi="Times New Roman"/>
+          <w:b/>
+          <w:i w:val="0"/>
+          <w:sz w:val="30"/>
+        </w:rPr>
+        <w:t>Tiểu kết Chương IV</w:t>
+      </w:r>
+    </w:p>
+    <w:p>
+      <w:pPr>
+        <w:spacing w:line="312" w:lineRule="auto" w:before="0" w:after="80"/>
+        <w:ind w:firstLine="567"/>
         <w:jc w:val="both"/>
       </w:pPr>
       <w:r>
@@ -204,31 +6491,15 @@
           <w:rFonts w:ascii="Times New Roman" w:hAnsi="Times New Roman"/>
           <w:b w:val="0"/>
           <w:i w:val="0"/>
-          <w:color w:val="000000"/>
           <w:sz w:val="26"/>
         </w:rPr>
-        <w:t>3. Tác nhân Quản trị &amp; Hệ thống (System Admin): Tạo nhóm chat phân quyền (UC21), Tự động hóa All-in-One và Đồng bộ mã nguồn Git 2 giây (UC22).</w:t>
+        <w:t>Chương IV đóng vai trò là xương sống kiến trúc của toàn bộ đồ án. Bằng việc phân tích Use Case chi tiết, xây dựng biểu đồ phân rã chức năng (BFD), thiết kế kiến trúc lớp hướng đối tượng và chuẩn hóa cấu trúc cơ sở dữ liệu quan hệ, nhóm đã hoàn thành toàn diện bản thiết kế kỹ thuật của hệ thống.</w:t>
       </w:r>
     </w:p>
     <w:p>
       <w:pPr>
-        <w:spacing w:before="0" w:after="120" w:line="312" w:lineRule="auto"/>
-        <w:jc w:val="both"/>
-      </w:pPr>
-      <w:r>
-        <w:rPr>
-          <w:rFonts w:ascii="Times New Roman" w:hAnsi="Times New Roman"/>
-          <w:b/>
-          <w:i w:val="0"/>
-          <w:color w:val="000000"/>
-          <w:sz w:val="27"/>
-        </w:rPr>
-        <w:t>4.2. Thiết kế Cơ sở Dữ liệu (Database Design)</w:t>
-      </w:r>
-    </w:p>
-    <w:p>
-      <w:pPr>
-        <w:spacing w:before="0" w:after="120" w:line="312" w:lineRule="auto"/>
+        <w:spacing w:line="312" w:lineRule="auto" w:before="0" w:after="80"/>
+        <w:ind w:firstLine="567"/>
         <w:jc w:val="both"/>
       </w:pPr>
       <w:r>
@@ -236,254 +6507,13 @@
           <w:rFonts w:ascii="Times New Roman" w:hAnsi="Times New Roman"/>
           <w:b w:val="0"/>
           <w:i w:val="0"/>
-          <w:color w:val="000000"/>
           <w:sz w:val="26"/>
         </w:rPr>
-        <w:t>Cơ sở dữ liệu SQLite (chat_database.db) được thiết kế tối ưu với các bảng quan hệ khóa ngoại (Foreign Keys) chặt chẽ:</w:t>
-      </w:r>
-    </w:p>
-    <w:p>
-      <w:pPr>
-        <w:spacing w:before="0" w:after="120" w:line="312" w:lineRule="auto"/>
-        <w:jc w:val="both"/>
-      </w:pPr>
-      <w:r>
-        <w:rPr>
-          <w:rFonts w:ascii="Times New Roman" w:hAnsi="Times New Roman"/>
-          <w:b w:val="0"/>
-          <w:i w:val="0"/>
-          <w:color w:val="000000"/>
-          <w:sz w:val="26"/>
-        </w:rPr>
-        <w:t>• Bảng users: id (PK), username (UNIQUE), password_hash, salt, display_name, avatar, status, is_online, last_seen, created_at.</w:t>
-      </w:r>
-    </w:p>
-    <w:p>
-      <w:pPr>
-        <w:spacing w:before="0" w:after="120" w:line="312" w:lineRule="auto"/>
-        <w:jc w:val="both"/>
-      </w:pPr>
-      <w:r>
-        <w:rPr>
-          <w:rFonts w:ascii="Times New Roman" w:hAnsi="Times New Roman"/>
-          <w:b w:val="0"/>
-          <w:i w:val="0"/>
-          <w:color w:val="000000"/>
-          <w:sz w:val="26"/>
-        </w:rPr>
-        <w:t>• Bảng conversations: id (PK), name, type ('direct', 'group', 'saved'), avatar, created_by, created_at.</w:t>
-      </w:r>
-    </w:p>
-    <w:p>
-      <w:pPr>
-        <w:spacing w:before="0" w:after="120" w:line="312" w:lineRule="auto"/>
-        <w:jc w:val="both"/>
-      </w:pPr>
-      <w:r>
-        <w:rPr>
-          <w:rFonts w:ascii="Times New Roman" w:hAnsi="Times New Roman"/>
-          <w:b w:val="0"/>
-          <w:i w:val="0"/>
-          <w:color w:val="000000"/>
-          <w:sz w:val="26"/>
-        </w:rPr>
-        <w:t>• Bảng conversation_members: id (PK), conversation_id (FK), user_id (FK), role ('admin', 'member'), joined_at.</w:t>
-      </w:r>
-    </w:p>
-    <w:p>
-      <w:pPr>
-        <w:spacing w:before="0" w:after="120" w:line="312" w:lineRule="auto"/>
-        <w:jc w:val="both"/>
-      </w:pPr>
-      <w:r>
-        <w:rPr>
-          <w:rFonts w:ascii="Times New Roman" w:hAnsi="Times New Roman"/>
-          <w:b w:val="0"/>
-          <w:i w:val="0"/>
-          <w:color w:val="000000"/>
-          <w:sz w:val="26"/>
-        </w:rPr>
-        <w:t>• Bảng messages: id (PK), conversation_id (FK), sender_id (FK), content, message_type ('text', 'image', 'file', 'call'), file_path, file_size, reply_to_id (FK), is_pinned, is_recalled, created_at.</w:t>
-      </w:r>
-    </w:p>
-    <w:p>
-      <w:pPr>
-        <w:spacing w:before="0" w:after="120" w:line="312" w:lineRule="auto"/>
-        <w:jc w:val="both"/>
-      </w:pPr>
-      <w:r>
-        <w:rPr>
-          <w:rFonts w:ascii="Times New Roman" w:hAnsi="Times New Roman"/>
-          <w:b w:val="0"/>
-          <w:i w:val="0"/>
-          <w:color w:val="000000"/>
-          <w:sz w:val="26"/>
-        </w:rPr>
-        <w:t>• Bảng message_reactions: id (PK), message_id (FK), user_id (FK), reaction_emoji, created_at.</w:t>
-      </w:r>
-    </w:p>
-    <w:p>
-      <w:pPr>
-        <w:spacing w:before="0" w:after="120" w:line="312" w:lineRule="auto"/>
-        <w:jc w:val="both"/>
-      </w:pPr>
-      <w:r>
-        <w:rPr>
-          <w:rFonts w:ascii="Times New Roman" w:hAnsi="Times New Roman"/>
-          <w:b w:val="0"/>
-          <w:i w:val="0"/>
-          <w:color w:val="000000"/>
-          <w:sz w:val="26"/>
-        </w:rPr>
-        <w:t>• Bảng friendships: id (PK), user_id (FK), friend_id (FK), status ('pending', 'accepted', 'blocked'), created_at.</w:t>
-      </w:r>
-    </w:p>
-    <w:p>
-      <w:pPr>
-        <w:spacing w:before="0" w:after="120" w:line="312" w:lineRule="auto"/>
-        <w:jc w:val="both"/>
-      </w:pPr>
-      <w:r>
-        <w:rPr>
-          <w:rFonts w:ascii="Times New Roman" w:hAnsi="Times New Roman"/>
-          <w:b/>
-          <w:i w:val="0"/>
-          <w:color w:val="000000"/>
-          <w:sz w:val="27"/>
-        </w:rPr>
-        <w:t>4.3. Thiết kế Giao thức Truyền tin (Wire Protocol Design)</w:t>
-      </w:r>
-    </w:p>
-    <w:p>
-      <w:pPr>
-        <w:spacing w:before="0" w:after="120" w:line="312" w:lineRule="auto"/>
-        <w:jc w:val="both"/>
-      </w:pPr>
-      <w:r>
-        <w:rPr>
-          <w:rFonts w:ascii="Times New Roman" w:hAnsi="Times New Roman"/>
-          <w:b w:val="0"/>
-          <w:i w:val="0"/>
-          <w:color w:val="000000"/>
-          <w:sz w:val="26"/>
-        </w:rPr>
-        <w:t>Nhóm xây dựng giao thức truyền tin chuẩn công nghiệp trên nền Socket TCP:</w:t>
-      </w:r>
-    </w:p>
-    <w:p>
-      <w:pPr>
-        <w:spacing w:before="0" w:after="120" w:line="312" w:lineRule="auto"/>
-        <w:jc w:val="both"/>
-      </w:pPr>
-      <w:r>
-        <w:rPr>
-          <w:rFonts w:ascii="Times New Roman" w:hAnsi="Times New Roman"/>
-          <w:b w:val="0"/>
-          <w:i w:val="0"/>
-          <w:color w:val="000000"/>
-          <w:sz w:val="26"/>
-        </w:rPr>
-        <w:t>• Header cố định 4 bytes: Chứa số nguyên 32-bit (Big-Endian format) biểu thị chính xác độ dài (Length) của phần thân Payload dữ liệu.</w:t>
-      </w:r>
-    </w:p>
-    <w:p>
-      <w:pPr>
-        <w:spacing w:before="0" w:after="120" w:line="312" w:lineRule="auto"/>
-        <w:jc w:val="both"/>
-      </w:pPr>
-      <w:r>
-        <w:rPr>
-          <w:rFonts w:ascii="Times New Roman" w:hAnsi="Times New Roman"/>
-          <w:b w:val="0"/>
-          <w:i w:val="0"/>
-          <w:color w:val="000000"/>
-          <w:sz w:val="26"/>
-        </w:rPr>
-        <w:t>• Body (Payload): Chuỗi JSON chuẩn mã hóa UTF-8 chứa các trường: action (lệnh nghiệp vụ), packet_id (định danh gói tin), timestamp, data (dữ liệu payload chi tiết).</w:t>
-      </w:r>
-    </w:p>
-    <w:p>
-      <w:pPr>
-        <w:spacing w:before="0" w:after="120" w:line="312" w:lineRule="auto"/>
-        <w:jc w:val="both"/>
-      </w:pPr>
-      <w:r>
-        <w:rPr>
-          <w:rFonts w:ascii="Times New Roman" w:hAnsi="Times New Roman"/>
-          <w:b w:val="0"/>
-          <w:i w:val="0"/>
-          <w:color w:val="000000"/>
-          <w:sz w:val="26"/>
-        </w:rPr>
-        <w:t>Nhờ cơ chế này, quá trình truyền nhận dữ liệu giữa Electron Main Process (Node.js) và Python Server diễn ra chuẩn xác 100%, không bao giờ xảy ra lỗi tràn bộ đệm hay mất gói.</w:t>
-      </w:r>
-    </w:p>
-    <w:p>
-      <w:pPr>
-        <w:spacing w:before="0" w:after="120" w:line="312" w:lineRule="auto"/>
-        <w:jc w:val="both"/>
-      </w:pPr>
-      <w:r>
-        <w:rPr>
-          <w:rFonts w:ascii="Times New Roman" w:hAnsi="Times New Roman"/>
-          <w:b/>
-          <w:i w:val="0"/>
-          <w:color w:val="000000"/>
-          <w:sz w:val="27"/>
-        </w:rPr>
-        <w:t>4.4. Thiết kế Thương hiệu và Giao diện 'Vibe Người Tốt'</w:t>
-      </w:r>
-    </w:p>
-    <w:p>
-      <w:pPr>
-        <w:spacing w:before="0" w:after="120" w:line="312" w:lineRule="auto"/>
-        <w:jc w:val="both"/>
-      </w:pPr>
-      <w:r>
-        <w:rPr>
-          <w:rFonts w:ascii="Times New Roman" w:hAnsi="Times New Roman"/>
-          <w:b w:val="0"/>
-          <w:i w:val="0"/>
-          <w:color w:val="000000"/>
-          <w:sz w:val="26"/>
-        </w:rPr>
-        <w:t>Ứng dụng được định danh thương hiệu chính thức là 'Vibe Người Tốt' với biểu tượng logo Cậu bé bút chì Shin-chan được thiết kế độc quyền:</w:t>
-      </w:r>
-    </w:p>
-    <w:p>
-      <w:pPr>
-        <w:spacing w:before="0" w:after="120" w:line="312" w:lineRule="auto"/>
-        <w:jc w:val="both"/>
-      </w:pPr>
-      <w:r>
-        <w:rPr>
-          <w:rFonts w:ascii="Times New Roman" w:hAnsi="Times New Roman"/>
-          <w:b w:val="0"/>
-          <w:i w:val="0"/>
-          <w:color w:val="000000"/>
-          <w:sz w:val="26"/>
-        </w:rPr>
-        <w:t>• Bộ nhận diện biểu tượng: app.ico (đa phân giải 16x16 đến 256x256 tích hợp trong Windows Desktop Shortcut) và logo.png (độ phân giải cao hiển thị tại TitleBar, màn hình chào mừng và khung đăng nhập).</w:t>
-      </w:r>
-    </w:p>
-    <w:p>
-      <w:pPr>
-        <w:spacing w:before="0" w:after="120" w:line="312" w:lineRule="auto"/>
-        <w:jc w:val="both"/>
-      </w:pPr>
-      <w:r>
-        <w:rPr>
-          <w:rFonts w:ascii="Times New Roman" w:hAnsi="Times New Roman"/>
-          <w:b w:val="0"/>
-          <w:i w:val="0"/>
-          <w:color w:val="000000"/>
-          <w:sz w:val="26"/>
-        </w:rPr>
-        <w:t>• Thiết kế bố cục giao diện 3 cột chuẩn mực: Cột bên trái là Danh sách hội thoại và bộ lọc chuyên biệt; Cột ở giữa là Khung hiển thị tin nhắn thời gian thực với bong bóng tin nhắn bo tròn, avatar, timestamp, trạng thái đã đọc; Cột bên phải hoặc Modals là Bảng điều khiển bạn bè, Cloud cá nhân và cài đặt.</w:t>
+        <w:t>Bản thiết kế này là kim chỉ nam chính xác để nhóm bước vào Chương V: tiến hành cài đặt mã nguồn, triển khai ứng dụng thực tế trên môi trường Desktop và tổ chức các kịch bản kiểm thử chất lượng phần mềm.</w:t>
       </w:r>
     </w:p>
     <w:sectPr>
-      <w:pgSz w:w="12240" w:h="15840"/>
+      <w:pgSz w:w="11906" w:h="16838"/>
       <w:pgMar w:top="1134" w:right="1134" w:bottom="1134" w:left="1701" w:header="720" w:footer="720" w:gutter="0"/>
       <w:cols w:space="720"/>
       <w:docGrid w:linePitch="360"/>
@@ -855,6 +6885,13 @@
     <w:name w:val="Normal"/>
     <w:qFormat/>
     <w:rsid w:val="00FC693F"/>
+    <w:pPr>
+      <w:spacing w:line="312" w:lineRule="auto" w:after="80"/>
+    </w:pPr>
+    <w:rPr>
+      <w:rFonts w:ascii="Times New Roman" w:hAnsi="Times New Roman"/>
+      <w:sz w:val="26"/>
+    </w:rPr>
   </w:style>
   <w:style w:type="paragraph" w:styleId="Header">
     <w:name w:val="header"/>
